--- a/fuentes/11210049_CF01_DI.docx
+++ b/fuentes/11210049_CF01_DI.docx
@@ -1,6 +1,6 @@
 
 <file path=word/document.xml><?xml version="1.0" encoding="utf-8"?>
-<w:document xmlns:wpc="http://schemas.microsoft.com/office/word/2010/wordprocessingCanvas" xmlns:cx="http://schemas.microsoft.com/office/drawing/2014/chartex" xmlns:cx1="http://schemas.microsoft.com/office/drawing/2015/9/8/chartex" xmlns:cx2="http://schemas.microsoft.com/office/drawing/2015/10/21/chartex" xmlns:cx3="http://schemas.microsoft.com/office/drawing/2016/5/9/chartex" xmlns:cx4="http://schemas.microsoft.com/office/drawing/2016/5/10/chartex" xmlns:cx5="http://schemas.microsoft.com/office/drawing/2016/5/11/chartex" xmlns:cx6="http://schemas.microsoft.com/office/drawing/2016/5/12/chartex" xmlns:cx7="http://schemas.microsoft.com/office/drawing/2016/5/13/chartex" xmlns:cx8="http://schemas.microsoft.com/office/drawing/2016/5/14/chartex" xmlns:mc="http://schemas.openxmlformats.org/markup-compatibility/2006" xmlns:aink="http://schemas.microsoft.com/office/drawing/2016/ink" xmlns:am3d="http://schemas.microsoft.com/office/drawing/2017/model3d" xmlns:o="urn:schemas-microsoft-com:office:office" xmlns:oel="http://schemas.microsoft.com/office/2019/extlst" xmlns:r="http://schemas.openxmlformats.org/officeDocument/2006/relationships" xmlns:m="http://schemas.openxmlformats.org/officeDocument/2006/math" xmlns:v="urn:schemas-microsoft-com:vml" xmlns:wp14="http://schemas.microsoft.com/office/word/2010/wordprocessingDrawing" xmlns:wp="http://schemas.openxmlformats.org/drawingml/2006/wordprocessingDrawing" xmlns:w10="urn:schemas-microsoft-com:office:word" xmlns:w="http://schemas.openxmlformats.org/wordprocessingml/2006/main" xmlns:w14="http://schemas.microsoft.com/office/word/2010/wordml" xmlns:w15="http://schemas.microsoft.com/office/word/2012/wordml" xmlns:w16cei="http://schemas.microsoft.com/office/word/2026/wordml/cei" xmlns:w16cex="http://schemas.microsoft.com/office/word/2018/wordml/cex" xmlns:w16cid="http://schemas.microsoft.com/office/word/2016/wordml/cid" xmlns:w16="http://schemas.microsoft.com/office/word/2018/wordml" xmlns:w16du="http://schemas.microsoft.com/office/word/2023/wordml/word16du" xmlns:w16sdtdh="http://schemas.microsoft.com/office/word/2020/wordml/sdtdatahash" xmlns:w16sdtfl="http://schemas.microsoft.com/office/word/2024/wordml/sdtformatlock" xmlns:w16se="http://schemas.microsoft.com/office/word/2015/wordml/symex" xmlns:wpg="http://schemas.microsoft.com/office/word/2010/wordprocessingGroup" xmlns:wpi="http://schemas.microsoft.com/office/word/2010/wordprocessingInk" xmlns:wne="http://schemas.microsoft.com/office/word/2006/wordml" xmlns:wps="http://schemas.microsoft.com/office/word/2010/wordprocessingShape" xmlns:a="http://schemas.openxmlformats.org/drawingml/2006/main" xmlns:pic="http://schemas.openxmlformats.org/drawingml/2006/picture" xmlns:a14="http://schemas.microsoft.com/office/drawing/2010/main" mc:Ignorable="w14 w15 w16se w16cid w16 w16cex w16sdtdh w16sdtfl w16du wp14">
+<w:document xmlns:wpc="http://schemas.microsoft.com/office/word/2010/wordprocessingCanvas" xmlns:cx="http://schemas.microsoft.com/office/drawing/2014/chartex" xmlns:cx1="http://schemas.microsoft.com/office/drawing/2015/9/8/chartex" xmlns:cx2="http://schemas.microsoft.com/office/drawing/2015/10/21/chartex" xmlns:cx3="http://schemas.microsoft.com/office/drawing/2016/5/9/chartex" xmlns:cx4="http://schemas.microsoft.com/office/drawing/2016/5/10/chartex" xmlns:cx5="http://schemas.microsoft.com/office/drawing/2016/5/11/chartex" xmlns:cx6="http://schemas.microsoft.com/office/drawing/2016/5/12/chartex" xmlns:cx7="http://schemas.microsoft.com/office/drawing/2016/5/13/chartex" xmlns:cx8="http://schemas.microsoft.com/office/drawing/2016/5/14/chartex" xmlns:mc="http://schemas.openxmlformats.org/markup-compatibility/2006" xmlns:aink="http://schemas.microsoft.com/office/drawing/2016/ink" xmlns:am3d="http://schemas.microsoft.com/office/drawing/2017/model3d" xmlns:o="urn:schemas-microsoft-com:office:office" xmlns:oel="http://schemas.microsoft.com/office/2019/extlst" xmlns:r="http://schemas.openxmlformats.org/officeDocument/2006/relationships" xmlns:m="http://schemas.openxmlformats.org/officeDocument/2006/math" xmlns:v="urn:schemas-microsoft-com:vml" xmlns:wp14="http://schemas.microsoft.com/office/word/2010/wordprocessingDrawing" xmlns:wp="http://schemas.openxmlformats.org/drawingml/2006/wordprocessingDrawing" xmlns:w10="urn:schemas-microsoft-com:office:word" xmlns:w="http://schemas.openxmlformats.org/wordprocessingml/2006/main" xmlns:w14="http://schemas.microsoft.com/office/word/2010/wordml" xmlns:w15="http://schemas.microsoft.com/office/word/2012/wordml" xmlns:w16cex="http://schemas.microsoft.com/office/word/2018/wordml/cex" xmlns:w16cid="http://schemas.microsoft.com/office/word/2016/wordml/cid" xmlns:w16="http://schemas.microsoft.com/office/word/2018/wordml" xmlns:w16du="http://schemas.microsoft.com/office/word/2023/wordml/word16du" xmlns:w16sdtdh="http://schemas.microsoft.com/office/word/2020/wordml/sdtdatahash" xmlns:w16sdtfl="http://schemas.microsoft.com/office/word/2024/wordml/sdtformatlock" xmlns:w16se="http://schemas.microsoft.com/office/word/2015/wordml/symex" xmlns:wpg="http://schemas.microsoft.com/office/word/2010/wordprocessingGroup" xmlns:wpi="http://schemas.microsoft.com/office/word/2010/wordprocessingInk" xmlns:wne="http://schemas.microsoft.com/office/word/2006/wordml" xmlns:wps="http://schemas.microsoft.com/office/word/2010/wordprocessingShape" mc:Ignorable="w14 w15 w16se w16cid w16 w16cex w16sdtdh w16sdtfl w16du wp14">
   <w:body>
     <w:p>
       <w:pPr>
@@ -43,12 +43,12 @@
         <w:tblW w:w="9962" w:type="dxa"/>
         <w:tblInd w:w="0" w:type="dxa"/>
         <w:tblBorders>
-          <w:top w:val="single" w:color="000000" w:sz="4" w:space="0"/>
-          <w:left w:val="single" w:color="000000" w:sz="4" w:space="0"/>
-          <w:bottom w:val="single" w:color="000000" w:sz="4" w:space="0"/>
-          <w:right w:val="single" w:color="000000" w:sz="4" w:space="0"/>
-          <w:insideH w:val="single" w:color="000000" w:sz="4" w:space="0"/>
-          <w:insideV w:val="single" w:color="000000" w:sz="4" w:space="0"/>
+          <w:top w:val="single" w:sz="4" w:space="0" w:color="000000"/>
+          <w:left w:val="single" w:sz="4" w:space="0" w:color="000000"/>
+          <w:bottom w:val="single" w:sz="4" w:space="0" w:color="000000"/>
+          <w:right w:val="single" w:sz="4" w:space="0" w:color="000000"/>
+          <w:insideH w:val="single" w:sz="4" w:space="0" w:color="000000"/>
+          <w:insideV w:val="single" w:sz="4" w:space="0" w:color="000000"/>
         </w:tblBorders>
         <w:tblLayout w:type="fixed"/>
         <w:tblLook w:val="04A0" w:firstRow="1" w:lastRow="0" w:firstColumn="1" w:lastColumn="0" w:noHBand="0" w:noVBand="1"/>
@@ -65,7 +65,6 @@
           <w:tcPr>
             <w:tcW w:w="3397" w:type="dxa"/>
             <w:shd w:val="clear" w:color="auto" w:fill="auto"/>
-            <w:tcMar/>
             <w:vAlign w:val="center"/>
           </w:tcPr>
           <w:p>
@@ -89,26 +88,23 @@
           <w:tcPr>
             <w:tcW w:w="6565" w:type="dxa"/>
             <w:shd w:val="clear" w:color="auto" w:fill="auto"/>
-            <w:tcMar/>
             <w:vAlign w:val="center"/>
           </w:tcPr>
           <w:p>
             <w:pPr>
               <w:pStyle w:val="Normal0"/>
               <w:rPr>
-                <w:noProof w:val="0"/>
-                <w:lang w:val="es-CO"/>
+                <w:b w:val="0"/>
+                <w:color w:val="E36C09"/>
+                <w:sz w:val="20"/>
+                <w:szCs w:val="20"/>
               </w:rPr>
             </w:pPr>
             <w:r>
               <w:rPr>
-                <w:rFonts w:ascii="Arial" w:hAnsi="Arial" w:eastAsia="Arial" w:cs="Arial"/>
                 <w:b w:val="0"/>
-                <w:bCs w:val="0"/>
-                <w:noProof w:val="0"/>
                 <w:sz w:val="20"/>
                 <w:szCs w:val="20"/>
-                <w:lang w:val="es-CO"/>
               </w:rPr>
               <w:t>Gestión del talento humano: un encuentro con la ética en el contexto laboral e individual</w:t>
             </w:r>
@@ -131,12 +127,12 @@
         <w:tblW w:w="10104" w:type="dxa"/>
         <w:tblInd w:w="0" w:type="dxa"/>
         <w:tblBorders>
-          <w:top w:val="single" w:color="000000" w:sz="4" w:space="0"/>
-          <w:left w:val="single" w:color="000000" w:sz="4" w:space="0"/>
-          <w:bottom w:val="single" w:color="000000" w:sz="4" w:space="0"/>
-          <w:right w:val="single" w:color="000000" w:sz="4" w:space="0"/>
-          <w:insideH w:val="single" w:color="000000" w:sz="4" w:space="0"/>
-          <w:insideV w:val="single" w:color="000000" w:sz="4" w:space="0"/>
+          <w:top w:val="single" w:sz="4" w:space="0" w:color="000000"/>
+          <w:left w:val="single" w:sz="4" w:space="0" w:color="000000"/>
+          <w:bottom w:val="single" w:sz="4" w:space="0" w:color="000000"/>
+          <w:right w:val="single" w:sz="4" w:space="0" w:color="000000"/>
+          <w:insideH w:val="single" w:sz="4" w:space="0" w:color="000000"/>
+          <w:insideV w:val="single" w:sz="4" w:space="0" w:color="000000"/>
         </w:tblBorders>
         <w:tblLayout w:type="fixed"/>
         <w:tblLook w:val="04A0" w:firstRow="1" w:lastRow="0" w:firstColumn="1" w:lastColumn="0" w:noHBand="0" w:noVBand="1"/>
@@ -331,12 +327,12 @@
         <w:tblW w:w="9962" w:type="dxa"/>
         <w:tblInd w:w="0" w:type="dxa"/>
         <w:tblBorders>
-          <w:top w:val="single" w:color="000000" w:sz="4" w:space="0"/>
-          <w:left w:val="single" w:color="000000" w:sz="4" w:space="0"/>
-          <w:bottom w:val="single" w:color="000000" w:sz="4" w:space="0"/>
-          <w:right w:val="single" w:color="000000" w:sz="4" w:space="0"/>
-          <w:insideH w:val="single" w:color="000000" w:sz="4" w:space="0"/>
-          <w:insideV w:val="single" w:color="000000" w:sz="4" w:space="0"/>
+          <w:top w:val="single" w:sz="4" w:space="0" w:color="000000"/>
+          <w:left w:val="single" w:sz="4" w:space="0" w:color="000000"/>
+          <w:bottom w:val="single" w:sz="4" w:space="0" w:color="000000"/>
+          <w:right w:val="single" w:sz="4" w:space="0" w:color="000000"/>
+          <w:insideH w:val="single" w:sz="4" w:space="0" w:color="000000"/>
+          <w:insideV w:val="single" w:sz="4" w:space="0" w:color="000000"/>
         </w:tblBorders>
         <w:tblLayout w:type="fixed"/>
         <w:tblLook w:val="04A0" w:firstRow="1" w:lastRow="0" w:firstColumn="1" w:lastColumn="0" w:noHBand="0" w:noVBand="1"/>
@@ -609,12 +605,12 @@
         <w:tblW w:w="9962" w:type="dxa"/>
         <w:tblInd w:w="0" w:type="dxa"/>
         <w:tblBorders>
-          <w:top w:val="single" w:color="000000" w:sz="4" w:space="0"/>
-          <w:left w:val="single" w:color="000000" w:sz="4" w:space="0"/>
-          <w:bottom w:val="single" w:color="000000" w:sz="4" w:space="0"/>
-          <w:right w:val="single" w:color="000000" w:sz="4" w:space="0"/>
-          <w:insideH w:val="single" w:color="000000" w:sz="4" w:space="0"/>
-          <w:insideV w:val="single" w:color="000000" w:sz="4" w:space="0"/>
+          <w:top w:val="single" w:sz="4" w:space="0" w:color="000000"/>
+          <w:left w:val="single" w:sz="4" w:space="0" w:color="000000"/>
+          <w:bottom w:val="single" w:sz="4" w:space="0" w:color="000000"/>
+          <w:right w:val="single" w:sz="4" w:space="0" w:color="000000"/>
+          <w:insideH w:val="single" w:sz="4" w:space="0" w:color="000000"/>
+          <w:insideV w:val="single" w:sz="4" w:space="0" w:color="000000"/>
         </w:tblBorders>
         <w:tblLayout w:type="fixed"/>
         <w:tblLook w:val="04A0" w:firstRow="1" w:lastRow="0" w:firstColumn="1" w:lastColumn="0" w:noHBand="0" w:noVBand="1"/>
@@ -874,6 +870,7 @@
         <w:rPr>
           <w:sz w:val="20"/>
         </w:rPr>
+        <w:lastRenderedPageBreak/>
         <w:t xml:space="preserve">2.2 </w:t>
       </w:r>
       <w:r>
@@ -1206,10 +1203,10 @@
               </wp:inline>
             </w:drawing>
           </mc:Choice>
-          <mc:Fallback>
-            <w:pict w14:anchorId="5EB40709">
-              <v:rect id="Rectángulo 249" style="width:426.15pt;height:57.65pt;visibility:visible;mso-wrap-style:square;mso-left-percent:-10001;mso-top-percent:-10001;mso-position-horizontal:absolute;mso-position-horizontal-relative:char;mso-position-vertical:absolute;mso-position-vertical-relative:line;mso-left-percent:-10001;mso-top-percent:-10001;v-text-anchor:middle" o:spid="_x0000_s1026" fillcolor="#39a900" strokecolor="#42719b" strokeweight="1pt" w14:anchorId="1989074A" o:gfxdata="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">
-                <v:stroke miterlimit="5243f" startarrowwidth="narrow" startarrowlength="short" endarrowwidth="narrow" endarrowlength="short"/>
+          <mc:Fallback xmlns:w16cei="http://schemas.microsoft.com/office/word/2026/wordml/cei">
+            <w:pict>
+              <v:rect w14:anchorId="1989074A" id="Rectángulo 249" o:spid="_x0000_s1026" style="width:426.15pt;height:57.65pt;visibility:visible;mso-wrap-style:square;mso-left-percent:-10001;mso-top-percent:-10001;mso-position-horizontal:absolute;mso-position-horizontal-relative:char;mso-position-vertical:absolute;mso-position-vertical-relative:line;mso-left-percent:-10001;mso-top-percent:-10001;v-text-anchor:middle" o:gfxdata="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" fillcolor="#39a900" strokecolor="#42719b" strokeweight="1pt">
+                <v:stroke startarrowwidth="narrow" startarrowlength="short" endarrowwidth="narrow" endarrowlength="short" miterlimit="5243f"/>
                 <v:textbox inset="2.53958mm,1.2694mm,2.53958mm,1.2694mm">
                   <w:txbxContent>
                     <w:p>
@@ -1347,6 +1344,7 @@
         <w:rPr>
           <w:noProof/>
         </w:rPr>
+        <w:lastRenderedPageBreak/>
         <w:drawing>
           <wp:inline distT="0" distB="0" distL="0" distR="0" wp14:anchorId="24DAB984" wp14:editId="0871F2C6">
             <wp:extent cx="6332220" cy="1668145"/>
@@ -1654,7 +1652,7 @@
           <w:szCs w:val="20"/>
         </w:rPr>
       </w:pPr>
-      <w:bookmarkStart w:name="bm_1_1_concepto_de_ética_y_su_imp_65d429" w:id="2"/>
+      <w:bookmarkStart w:id="2" w:name="bm_1_1_concepto_de_ética_y_su_imp_65d429"/>
       <w:r>
         <w:rPr>
           <w:b/>
@@ -2094,6 +2092,7 @@
           <w:szCs w:val="20"/>
           <w:lang w:eastAsia="es-CO"/>
         </w:rPr>
+        <w:lastRenderedPageBreak/>
         <mc:AlternateContent>
           <mc:Choice Requires="wps">
             <w:drawing>
@@ -2181,9 +2180,9 @@
               </wp:anchor>
             </w:drawing>
           </mc:Choice>
-          <mc:Fallback>
-            <w:pict w14:anchorId="157708E1">
-              <v:roundrect id="Rectángulo: esquinas redondeadas 2" style="position:absolute;margin-left:0;margin-top:7.8pt;width:405pt;height:1in;z-index:251661312;visibility:visible;mso-wrap-style:square;mso-width-percent:0;mso-height-percent:0;mso-wrap-distance-left:9pt;mso-wrap-distance-top:0;mso-wrap-distance-right:9pt;mso-wrap-distance-bottom:0;mso-position-horizontal:left;mso-position-horizontal-relative:margin;mso-position-vertical:absolute;mso-position-vertical-relative:text;mso-width-percent:0;mso-height-percent:0;mso-width-relative:margin;mso-height-relative:margin;v-text-anchor:middle" alt="Título: Texto destacado - Descripción: Mensaje que resalta la importancia de interpretar las metas y tomar decisiones con base en los resultados obtenidos." o:spid="_x0000_s1027" fillcolor="#fbe3d6" strokecolor="#a02b93" strokeweight="1pt" arcsize="10923f" w14:anchorId="242244CC" o:gfxdata="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">
+          <mc:Fallback xmlns:w16cei="http://schemas.microsoft.com/office/word/2026/wordml/cei">
+            <w:pict>
+              <v:roundrect w14:anchorId="242244CC" id="Rectángulo: esquinas redondeadas 2" o:spid="_x0000_s1027" alt="Título: Texto destacado - Descripción: Mensaje que resalta la importancia de interpretar las metas y tomar decisiones con base en los resultados obtenidos." style="position:absolute;margin-left:0;margin-top:7.8pt;width:405pt;height:1in;z-index:251661312;visibility:visible;mso-wrap-style:square;mso-width-percent:0;mso-height-percent:0;mso-wrap-distance-left:9pt;mso-wrap-distance-top:0;mso-wrap-distance-right:9pt;mso-wrap-distance-bottom:0;mso-position-horizontal:left;mso-position-horizontal-relative:margin;mso-position-vertical:absolute;mso-position-vertical-relative:text;mso-width-percent:0;mso-height-percent:0;mso-width-relative:margin;mso-height-relative:margin;v-text-anchor:middle" arcsize="10923f" o:gfxdata="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" fillcolor="#fbe3d6" strokecolor="#a02b93" strokeweight="1pt">
                 <v:stroke joinstyle="miter"/>
                 <v:shadow on="t" type="perspective" color="black" opacity="26214f" offset="0,0" matrix="66847f,,,66847f"/>
                 <v:textbox>
@@ -2639,7 +2638,7 @@
           <w:szCs w:val="20"/>
         </w:rPr>
       </w:pPr>
-      <w:bookmarkStart w:name="bm_1_2_principios_y_valores_ético_2be82e" w:id="3"/>
+      <w:bookmarkStart w:id="3" w:name="bm_1_2_principios_y_valores_ético_2be82e"/>
       <w:r>
         <w:rPr>
           <w:b/>
@@ -3050,6 +3049,7 @@
         <w:rPr>
           <w:noProof/>
         </w:rPr>
+        <w:lastRenderedPageBreak/>
         <w:drawing>
           <wp:inline distT="0" distB="0" distL="0" distR="0" wp14:anchorId="142C60BB" wp14:editId="46FC8D31">
             <wp:extent cx="6332220" cy="2107565"/>
@@ -3145,7 +3145,23 @@
           <w:sz w:val="20"/>
           <w:szCs w:val="20"/>
         </w:rPr>
-        <w:t>En la práctica, los principios rara vez se aplican de manera aislada. Con frecuencia entran en tensión y obligan a decidir con criterio. Para orientar esa valoración conviene tener presentes las siguientes pautas:</w:t>
+        <w:t xml:space="preserve">En la práctica, los principios rara vez se aplican de manera aislada. Con frecuencia entran en tensión y obligan a decidir con criterio. Para orientar esa </w:t>
+      </w:r>
+      <w:r>
+        <w:rPr>
+          <w:color w:val="0000FF"/>
+          <w:sz w:val="20"/>
+          <w:szCs w:val="20"/>
+        </w:rPr>
+        <w:t>valoración, conviene</w:t>
+      </w:r>
+      <w:r>
+        <w:rPr>
+          <w:color w:val="000000" w:themeColor="text1"/>
+          <w:sz w:val="20"/>
+          <w:szCs w:val="20"/>
+        </w:rPr>
+        <w:t xml:space="preserve"> tener presentes las siguientes pautas:</w:t>
       </w:r>
     </w:p>
     <w:p>
@@ -3392,6 +3408,7 @@
           <w:b/>
           <w:sz w:val="20"/>
         </w:rPr>
+        <w:lastRenderedPageBreak/>
         <w:t xml:space="preserve">Tabla 2. </w:t>
       </w:r>
       <w:r>
@@ -3793,7 +3810,7 @@
           <w:szCs w:val="20"/>
         </w:rPr>
       </w:pPr>
-      <w:bookmarkStart w:name="bm_1_3_ética_individual_y_ética_o_40d204" w:id="6"/>
+      <w:bookmarkStart w:id="6" w:name="bm_1_3_ética_individual_y_ética_o_40d204"/>
       <w:r>
         <w:rPr>
           <w:b/>
@@ -3890,6 +3907,7 @@
         <w:rPr>
           <w:noProof/>
         </w:rPr>
+        <w:lastRenderedPageBreak/>
         <w:drawing>
           <wp:inline distT="0" distB="0" distL="0" distR="0" wp14:anchorId="56271059" wp14:editId="05DF83F8">
             <wp:extent cx="5218044" cy="3023975"/>
@@ -4073,23 +4091,27 @@
       </w:pPr>
       <w:commentRangeStart w:id="8"/>
       <w:r>
+        <w:rPr>
+          <w:noProof/>
+        </w:rPr>
+        <w:lastRenderedPageBreak/>
         <w:drawing>
-          <wp:inline wp14:editId="08D1AF4B" wp14:anchorId="489E1C9C">
+          <wp:inline distT="0" distB="0" distL="0" distR="0" wp14:anchorId="489E1C9C" wp14:editId="74BC5859">
             <wp:extent cx="6305550" cy="3314700"/>
             <wp:effectExtent l="0" t="0" r="0" b="0"/>
             <wp:docPr id="1784931778" name="Imagen 1"/>
             <wp:cNvGraphicFramePr>
-              <a:graphicFrameLocks noChangeAspect="1"/>
+              <a:graphicFrameLocks xmlns:a="http://schemas.openxmlformats.org/drawingml/2006/main" noChangeAspect="1"/>
             </wp:cNvGraphicFramePr>
-            <a:graphic>
-              <a:graphicData xmlns:a="http://schemas.openxmlformats.org/drawingml/2006/main" uri="http://schemas.openxmlformats.org/drawingml/2006/picture">
+            <a:graphic xmlns:a="http://schemas.openxmlformats.org/drawingml/2006/main">
+              <a:graphicData uri="http://schemas.openxmlformats.org/drawingml/2006/picture">
                 <pic:pic xmlns:pic="http://schemas.openxmlformats.org/drawingml/2006/picture">
                   <pic:nvPicPr>
                     <pic:cNvPr id="1784931778" name=""/>
                     <pic:cNvPicPr/>
                   </pic:nvPicPr>
                   <pic:blipFill>
-                    <a:blip xmlns:r="http://schemas.openxmlformats.org/officeDocument/2006/relationships" r:embed="rId20"/>
+                    <a:blip r:embed="rId20"/>
                     <a:stretch>
                       <a:fillRect/>
                     </a:stretch>
@@ -4112,7 +4134,9 @@
       <w:commentRangeEnd w:id="8"/>
       <w:r>
         <w:rPr>
-          <w:rStyle w:val="CommentReference"/>
+          <w:rStyle w:val="Refdecomentario"/>
+          <w:sz w:val="20"/>
+          <w:szCs w:val="20"/>
         </w:rPr>
         <w:commentReference w:id="8"/>
       </w:r>
@@ -4208,7 +4232,7 @@
           <w:szCs w:val="20"/>
         </w:rPr>
       </w:pPr>
-      <w:bookmarkStart w:name="bm_1_4_la_ética_como_fundamento_d_25613b" w:id="9"/>
+      <w:bookmarkStart w:id="9" w:name="bm_1_4_la_ética_como_fundamento_d_25613b"/>
       <w:r>
         <w:rPr>
           <w:b/>
@@ -4353,9 +4377,9 @@
               </wp:anchor>
             </w:drawing>
           </mc:Choice>
-          <mc:Fallback>
-            <w:pict w14:anchorId="39AE045B">
-              <v:roundrect id="_x0000_s1028" style="position:absolute;margin-left:22.9pt;margin-top:6.75pt;width:405pt;height:1in;z-index:251663360;visibility:visible;mso-wrap-style:square;mso-width-percent:0;mso-height-percent:0;mso-wrap-distance-left:9pt;mso-wrap-distance-top:0;mso-wrap-distance-right:9pt;mso-wrap-distance-bottom:0;mso-position-horizontal:absolute;mso-position-horizontal-relative:margin;mso-position-vertical:absolute;mso-position-vertical-relative:text;mso-width-percent:0;mso-height-percent:0;mso-width-relative:margin;mso-height-relative:margin;v-text-anchor:middle" alt="Título: Texto destacado - Descripción: Mensaje que resalta la importancia de interpretar las metas y tomar decisiones con base en los resultados obtenidos." fillcolor="#fbe3d6" strokecolor="#a02b93" strokeweight="1pt" arcsize="10923f" w14:anchorId="654C648C" o:gfxdata="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">
+          <mc:Fallback xmlns:w16cei="http://schemas.microsoft.com/office/word/2026/wordml/cei">
+            <w:pict>
+              <v:roundrect w14:anchorId="654C648C" id="_x0000_s1028" alt="Título: Texto destacado - Descripción: Mensaje que resalta la importancia de interpretar las metas y tomar decisiones con base en los resultados obtenidos." style="position:absolute;margin-left:22.9pt;margin-top:6.75pt;width:405pt;height:1in;z-index:251663360;visibility:visible;mso-wrap-style:square;mso-width-percent:0;mso-height-percent:0;mso-wrap-distance-left:9pt;mso-wrap-distance-top:0;mso-wrap-distance-right:9pt;mso-wrap-distance-bottom:0;mso-position-horizontal:absolute;mso-position-horizontal-relative:margin;mso-position-vertical:absolute;mso-position-vertical-relative:text;mso-width-percent:0;mso-height-percent:0;mso-width-relative:margin;mso-height-relative:margin;v-text-anchor:middle" arcsize="10923f" o:gfxdata="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" fillcolor="#fbe3d6" strokecolor="#a02b93" strokeweight="1pt">
                 <v:stroke joinstyle="miter"/>
                 <v:shadow on="t" type="perspective" color="black" opacity="26214f" offset="0,0" matrix="66847f,,,66847f"/>
                 <v:textbox>
@@ -4454,6 +4478,7 @@
           <w:sz w:val="20"/>
           <w:szCs w:val="20"/>
         </w:rPr>
+        <w:lastRenderedPageBreak/>
         <w:t>Cuando la ética se convierte en fundamento de la gestión del talento humano, todos los procesos cambian de sentido. La selección deja de orientarse exclusivamente a cubrir vacantes y pasa a buscar decisiones transparentes, equitativas y respetuosas. La inducción no se limita a entregar información operativa, sino que ayuda a integrar a la persona en una cultura organizacional que valora su aporte.</w:t>
       </w:r>
     </w:p>
@@ -4742,9 +4767,9 @@
               </wp:anchor>
             </w:drawing>
           </mc:Choice>
-          <mc:Fallback>
-            <w:pict w14:anchorId="30E891F8">
-              <v:rect id="Rectángulo 4" style="position:absolute;margin-left:-1.7pt;margin-top:15pt;width:506.9pt;height:192.15pt;z-index:251658239;visibility:visible;mso-wrap-style:square;mso-width-percent:0;mso-height-percent:0;mso-wrap-distance-left:9pt;mso-wrap-distance-top:0;mso-wrap-distance-right:9pt;mso-wrap-distance-bottom:0;mso-position-horizontal:absolute;mso-position-horizontal-relative:text;mso-position-vertical:absolute;mso-position-vertical-relative:text;mso-width-percent:0;mso-height-percent:0;mso-width-relative:margin;mso-height-relative:margin;v-text-anchor:middle" o:spid="_x0000_s1026" fillcolor="white [3201]" strokecolor="#f79646 [3209]" strokeweight="2pt" w14:anchorId="60297504" o:gfxdata="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"/>
+          <mc:Fallback xmlns:w16cei="http://schemas.microsoft.com/office/word/2026/wordml/cei">
+            <w:pict>
+              <v:rect w14:anchorId="60297504" id="Rectángulo 4" o:spid="_x0000_s1026" style="position:absolute;margin-left:-1.7pt;margin-top:15pt;width:506.9pt;height:192.15pt;z-index:251658239;visibility:visible;mso-wrap-style:square;mso-width-percent:0;mso-height-percent:0;mso-wrap-distance-left:9pt;mso-wrap-distance-top:0;mso-wrap-distance-right:9pt;mso-wrap-distance-bottom:0;mso-position-horizontal:absolute;mso-position-horizontal-relative:text;mso-position-vertical:absolute;mso-position-vertical-relative:text;mso-width-percent:0;mso-height-percent:0;mso-width-relative:margin;mso-height-relative:margin;v-text-anchor:middle" o:gfxdata="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" fillcolor="white [3201]" strokecolor="#f79646 [3209]" strokeweight="2pt"/>
             </w:pict>
           </mc:Fallback>
         </mc:AlternateContent>
@@ -4863,13 +4888,13 @@
               </wp:anchor>
             </w:drawing>
           </mc:Choice>
-          <mc:Fallback>
-            <w:pict w14:anchorId="3B8BCA71">
-              <v:shapetype id="_x0000_t202" coordsize="21600,21600" o:spt="202" path="m,l,21600r21600,l21600,xe" w14:anchorId="1BBC2328">
+          <mc:Fallback xmlns:w16cei="http://schemas.microsoft.com/office/word/2026/wordml/cei">
+            <w:pict>
+              <v:shapetype w14:anchorId="1BBC2328" id="_x0000_t202" coordsize="21600,21600" o:spt="202" path="m,l,21600r21600,l21600,xe">
                 <v:stroke joinstyle="miter"/>
                 <v:path gradientshapeok="t" o:connecttype="rect"/>
               </v:shapetype>
-              <v:shape id="Cuadro de texto 2" style="position:absolute;margin-left:155.95pt;margin-top:27.5pt;width:315.3pt;height:122.45pt;z-index:251666432;visibility:visible;mso-wrap-style:square;mso-width-percent:0;mso-height-percent:0;mso-wrap-distance-left:9pt;mso-wrap-distance-top:3.6pt;mso-wrap-distance-right:9pt;mso-wrap-distance-bottom:3.6pt;mso-position-horizontal:absolute;mso-position-horizontal-relative:text;mso-position-vertical:absolute;mso-position-vertical-relative:text;mso-width-percent:0;mso-height-percent:0;mso-width-relative:margin;mso-height-relative:margin;v-text-anchor:top" o:spid="_x0000_s1029" type="#_x0000_t202" o:gfxdata="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">
+              <v:shape id="Cuadro de texto 2" o:spid="_x0000_s1029" type="#_x0000_t202" style="position:absolute;margin-left:155.95pt;margin-top:27.5pt;width:315.3pt;height:122.45pt;z-index:251666432;visibility:visible;mso-wrap-style:square;mso-width-percent:0;mso-height-percent:0;mso-wrap-distance-left:9pt;mso-wrap-distance-top:3.6pt;mso-wrap-distance-right:9pt;mso-wrap-distance-bottom:3.6pt;mso-position-horizontal:absolute;mso-position-horizontal-relative:text;mso-position-vertical:absolute;mso-position-vertical-relative:text;mso-width-percent:0;mso-height-percent:0;mso-width-relative:margin;mso-height-relative:margin;v-text-anchor:top" o:gfxdata="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">
                 <v:textbox>
                   <w:txbxContent>
                     <w:p>
@@ -5030,6 +5055,7 @@
           <w:sz w:val="20"/>
           <w:szCs w:val="20"/>
         </w:rPr>
+        <w:lastRenderedPageBreak/>
         <w:t>Para resumir de manera estructurada los principales aportes de esta perspectiva, se presentan los siguientes elementos. Su función es mostrar cómo la ética modifica el sentido de varios procesos centrales de gestión del talento humano:</w:t>
       </w:r>
     </w:p>
@@ -5053,7 +5079,6 @@
           <w:szCs w:val="20"/>
         </w:rPr>
       </w:pPr>
-      <w:commentRangeStart w:id="10"/>
       <w:r>
         <w:rPr>
           <w:b/>
@@ -5068,8 +5093,24 @@
           <w:sz w:val="20"/>
           <w:szCs w:val="20"/>
         </w:rPr>
-        <w:t xml:space="preserve"> en un enfoque ético no se limita a cubrir una vacante con rapidez, sino que garantiza mérito, equidad, transparencia y respeto por quien se postula. Aplicación en el entorno: una cooperativa de caficultores define criterios claros para cada etapa, publica los resultados y sustenta la decisión final, de modo que la elección no dependa de recomendaciones. </w:t>
-      </w:r>
+        <w:t xml:space="preserve"> en un </w:t>
+      </w:r>
+      <w:r>
+        <w:rPr>
+          <w:color w:val="0000FF"/>
+          <w:sz w:val="20"/>
+          <w:szCs w:val="20"/>
+        </w:rPr>
+        <w:t>enfoque ético, no se limita</w:t>
+      </w:r>
+      <w:r>
+        <w:rPr>
+          <w:sz w:val="20"/>
+          <w:szCs w:val="20"/>
+        </w:rPr>
+        <w:t xml:space="preserve"> a cubrir una vacante con rapidez, sino que garantiza mérito, equidad, transparencia y respeto por quien se postula. Aplicación en el entorno: una cooperativa de caficultores define criterios claros para cada etapa, publica los resultados y sustenta la decisión final, de modo que la elección no dependa de recomendaciones. </w:t>
+      </w:r>
+      <w:commentRangeStart w:id="10"/>
     </w:p>
     <w:p>
       <w:pPr>
@@ -5309,7 +5350,7 @@
           <w:szCs w:val="20"/>
         </w:rPr>
       </w:pPr>
-      <w:bookmarkStart w:name="bm_2_relaciones_interpersonales_e_d2b6ea" w:id="11"/>
+      <w:bookmarkStart w:id="11" w:name="bm_2_relaciones_interpersonales_e_d2b6ea"/>
       <w:r>
         <w:rPr>
           <w:rFonts w:eastAsia="Georgia"/>
@@ -5395,6 +5436,7 @@
           <w:sz w:val="20"/>
           <w:szCs w:val="20"/>
         </w:rPr>
+        <w:lastRenderedPageBreak/>
         <w:t>cotidiana transcurre entre dinámicas de comunicación, reconocimiento del otro, colaboración, confianza y tratamiento del desacuerdo.</w:t>
       </w:r>
     </w:p>
@@ -5563,7 +5605,7 @@
           <w:szCs w:val="20"/>
         </w:rPr>
       </w:pPr>
-      <w:bookmarkStart w:name="bm_2_1_concepto_y_tipos_de_relaci_3c14be" w:id="13"/>
+      <w:bookmarkStart w:id="13" w:name="bm_2_1_concepto_y_tipos_de_relaci_3c14be"/>
       <w:r>
         <w:rPr>
           <w:rFonts w:eastAsia="Georgia"/>
@@ -5650,6 +5692,7 @@
           <w:szCs w:val="20"/>
         </w:rPr>
         <w:br/>
+        <w:t>b) Los estilos de comunicación predominantes.</w:t>
       </w:r>
       <w:r>
         <w:rPr>
@@ -5657,7 +5700,8 @@
           <w:sz w:val="20"/>
           <w:szCs w:val="20"/>
         </w:rPr>
-        <w:t>b) Los estilos de comunicación predominantes.</w:t>
+        <w:br/>
+        <w:t>c) La historia previa de trato entre las personas.</w:t>
       </w:r>
       <w:r>
         <w:rPr>
@@ -5666,6 +5710,7 @@
           <w:szCs w:val="20"/>
         </w:rPr>
         <w:br/>
+        <w:t>d) Las normas del grupo, explícitas o tácitas.</w:t>
       </w:r>
       <w:r>
         <w:rPr>
@@ -5673,38 +5718,7 @@
           <w:sz w:val="20"/>
           <w:szCs w:val="20"/>
         </w:rPr>
-        <w:t>c) La historia previa de trato entre las personas.</w:t>
-      </w:r>
-      <w:r>
-        <w:rPr>
-          <w:rFonts w:eastAsia="Georgia"/>
-          <w:sz w:val="20"/>
-          <w:szCs w:val="20"/>
-        </w:rPr>
         <w:br/>
-      </w:r>
-      <w:r>
-        <w:rPr>
-          <w:rFonts w:eastAsia="Georgia"/>
-          <w:sz w:val="20"/>
-          <w:szCs w:val="20"/>
-        </w:rPr>
-        <w:t>d) Las normas del grupo, explícitas o tácitas.</w:t>
-      </w:r>
-      <w:r>
-        <w:rPr>
-          <w:rFonts w:eastAsia="Georgia"/>
-          <w:sz w:val="20"/>
-          <w:szCs w:val="20"/>
-        </w:rPr>
-        <w:br/>
-      </w:r>
-      <w:r>
-        <w:rPr>
-          <w:rFonts w:eastAsia="Georgia"/>
-          <w:sz w:val="20"/>
-          <w:szCs w:val="20"/>
-        </w:rPr>
         <w:t>e) Las condiciones organizacionales en que se desarrolla el trabajo.</w:t>
       </w:r>
     </w:p>
@@ -5799,7 +5813,25 @@
                                 <w:sz w:val="20"/>
                                 <w:szCs w:val="20"/>
                               </w:rPr>
-                              <w:t xml:space="preserve">No </w:t>
+                              <w:t xml:space="preserve">No basta con afirmar que las personas </w:t>
+                            </w:r>
+                            <w:r>
+                              <w:rPr>
+                                <w:rFonts w:eastAsia="Georgia"/>
+                                <w:color w:val="000000" w:themeColor="text1"/>
+                                <w:sz w:val="20"/>
+                                <w:szCs w:val="20"/>
+                              </w:rPr>
+                              <w:t>“deben llevarse</w:t>
+                            </w:r>
+                            <w:r>
+                              <w:rPr>
+                                <w:rFonts w:eastAsia="Georgia"/>
+                                <w:color w:val="7030A0"/>
+                                <w:sz w:val="20"/>
+                                <w:szCs w:val="20"/>
+                              </w:rPr>
+                              <w:t xml:space="preserve"> bien”; también</w:t>
                             </w:r>
                             <w:r>
                               <w:rPr>
@@ -5807,7 +5839,7 @@
                                 <w:sz w:val="20"/>
                                 <w:szCs w:val="20"/>
                               </w:rPr>
-                              <w:t>basta con afirmar que las personas “deben llevarse bien”, también es necesario comprender las condiciones que favorecen un trato respetuoso y colaborativo, así como los obstáculos que pueden dificultarlo.</w:t>
+                              <w:t xml:space="preserve"> es necesario comprender las condiciones que favorecen un trato respetuoso y colaborativo, así como los obstáculos que pueden dificultarlo.</w:t>
                             </w:r>
                           </w:p>
                           <w:p>
@@ -5840,8 +5872,8 @@
             </w:drawing>
           </mc:Choice>
           <mc:Fallback>
-            <w:pict w14:anchorId="2E80E1EE">
-              <v:roundrect id="_x0000_s1030" style="position:absolute;margin-left:5.4pt;margin-top:5.1pt;width:405pt;height:1in;z-index:251668480;visibility:visible;mso-wrap-style:square;mso-width-percent:0;mso-height-percent:0;mso-wrap-distance-left:9pt;mso-wrap-distance-top:0;mso-wrap-distance-right:9pt;mso-wrap-distance-bottom:0;mso-position-horizontal:absolute;mso-position-horizontal-relative:margin;mso-position-vertical:absolute;mso-position-vertical-relative:text;mso-width-percent:0;mso-height-percent:0;mso-width-relative:margin;mso-height-relative:margin;v-text-anchor:middle" alt="Título: Texto destacado - Descripción: Mensaje que resalta la importancia de interpretar las metas y tomar decisiones con base en los resultados obtenidos." fillcolor="#fbe3d6" strokecolor="#a02b93" strokeweight="1pt" arcsize="10923f" w14:anchorId="0C60C6AC" o:gfxdata="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">
+            <w:pict>
+              <v:roundrect w14:anchorId="0C60C6AC" id="_x0000_s1030" alt="Título: Texto destacado - Descripción: Mensaje que resalta la importancia de interpretar las metas y tomar decisiones con base en los resultados obtenidos." style="position:absolute;margin-left:5.4pt;margin-top:5.1pt;width:405pt;height:1in;z-index:251668480;visibility:visible;mso-wrap-style:square;mso-width-percent:0;mso-height-percent:0;mso-wrap-distance-left:9pt;mso-wrap-distance-top:0;mso-wrap-distance-right:9pt;mso-wrap-distance-bottom:0;mso-position-horizontal:absolute;mso-position-horizontal-relative:margin;mso-position-vertical:absolute;mso-position-vertical-relative:text;mso-width-percent:0;mso-height-percent:0;mso-width-relative:margin;mso-height-relative:margin;v-text-anchor:middle" arcsize="10923f" o:gfxdata="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" fillcolor="#fbe3d6" strokecolor="#a02b93" strokeweight="1pt">
                 <v:stroke joinstyle="miter"/>
                 <v:shadow on="t" type="perspective" color="black" opacity="26214f" offset="0,0" matrix="66847f,,,66847f"/>
                 <v:textbox>
@@ -5861,7 +5893,25 @@
                           <w:sz w:val="20"/>
                           <w:szCs w:val="20"/>
                         </w:rPr>
-                        <w:t xml:space="preserve">No </w:t>
+                        <w:t xml:space="preserve">No basta con afirmar que las personas </w:t>
+                      </w:r>
+                      <w:r>
+                        <w:rPr>
+                          <w:rFonts w:eastAsia="Georgia"/>
+                          <w:color w:val="000000" w:themeColor="text1"/>
+                          <w:sz w:val="20"/>
+                          <w:szCs w:val="20"/>
+                        </w:rPr>
+                        <w:t>“deben llevarse</w:t>
+                      </w:r>
+                      <w:r>
+                        <w:rPr>
+                          <w:rFonts w:eastAsia="Georgia"/>
+                          <w:color w:val="7030A0"/>
+                          <w:sz w:val="20"/>
+                          <w:szCs w:val="20"/>
+                        </w:rPr>
+                        <w:t xml:space="preserve"> bien”; también</w:t>
                       </w:r>
                       <w:r>
                         <w:rPr>
@@ -5869,7 +5919,7 @@
                           <w:sz w:val="20"/>
                           <w:szCs w:val="20"/>
                         </w:rPr>
-                        <w:t>basta con afirmar que las personas “deben llevarse bien”, también es necesario comprender las condiciones que favorecen un trato respetuoso y colaborativo, así como los obstáculos que pueden dificultarlo.</w:t>
+                        <w:t xml:space="preserve"> es necesario comprender las condiciones que favorecen un trato respetuoso y colaborativo, así como los obstáculos que pueden dificultarlo.</w:t>
                       </w:r>
                     </w:p>
                     <w:p>
@@ -6041,23 +6091,26 @@
       </w:pPr>
       <w:commentRangeStart w:id="14"/>
       <w:r>
+        <w:rPr>
+          <w:noProof/>
+        </w:rPr>
         <w:drawing>
-          <wp:inline wp14:editId="7E577BD3" wp14:anchorId="10E53B83">
+          <wp:inline distT="0" distB="0" distL="0" distR="0" wp14:anchorId="10E53B83" wp14:editId="049ADD04">
             <wp:extent cx="6332220" cy="3959860"/>
             <wp:effectExtent l="0" t="0" r="0" b="2540"/>
             <wp:docPr id="1640454375" name="Imagen 1"/>
             <wp:cNvGraphicFramePr>
-              <a:graphicFrameLocks noChangeAspect="1"/>
+              <a:graphicFrameLocks xmlns:a="http://schemas.openxmlformats.org/drawingml/2006/main" noChangeAspect="1"/>
             </wp:cNvGraphicFramePr>
-            <a:graphic>
-              <a:graphicData xmlns:a="http://schemas.openxmlformats.org/drawingml/2006/main" uri="http://schemas.openxmlformats.org/drawingml/2006/picture">
+            <a:graphic xmlns:a="http://schemas.openxmlformats.org/drawingml/2006/main">
+              <a:graphicData uri="http://schemas.openxmlformats.org/drawingml/2006/picture">
                 <pic:pic xmlns:pic="http://schemas.openxmlformats.org/drawingml/2006/picture">
                   <pic:nvPicPr>
                     <pic:cNvPr id="1640454375" name=""/>
                     <pic:cNvPicPr/>
                   </pic:nvPicPr>
                   <pic:blipFill>
-                    <a:blip xmlns:r="http://schemas.openxmlformats.org/officeDocument/2006/relationships" r:embed="rId23"/>
+                    <a:blip r:embed="rId23"/>
                     <a:stretch>
                       <a:fillRect/>
                     </a:stretch>
@@ -6080,7 +6133,11 @@
       <w:commentRangeEnd w:id="14"/>
       <w:r>
         <w:rPr>
-          <w:rStyle w:val="CommentReference"/>
+          <w:rStyle w:val="Refdecomentario"/>
+          <w:rFonts w:eastAsia="Georgia"/>
+          <w:color w:val="C0504D" w:themeColor="accent2"/>
+          <w:sz w:val="20"/>
+          <w:szCs w:val="20"/>
         </w:rPr>
         <w:commentReference w:id="14"/>
       </w:r>
@@ -6217,6 +6274,7 @@
           <w:sz w:val="20"/>
           <w:szCs w:val="20"/>
         </w:rPr>
+        <w:lastRenderedPageBreak/>
         <w:t>Relación horizontal:</w:t>
       </w:r>
       <w:r>
@@ -6343,7 +6401,7 @@
           <w:szCs w:val="20"/>
         </w:rPr>
       </w:pPr>
-      <w:bookmarkStart w:name="bm_2_2_alteridad_y_respeto_como_b_974388" w:id="15"/>
+      <w:bookmarkStart w:id="15" w:name="bm_2_2_alteridad_y_respeto_como_b_974388"/>
       <w:r>
         <w:rPr>
           <w:rFonts w:eastAsia="Georgia"/>
@@ -6582,6 +6640,7 @@
           <w:sz w:val="20"/>
           <w:szCs w:val="20"/>
         </w:rPr>
+        <w:lastRenderedPageBreak/>
         <w:t xml:space="preserve">se define su propio trabajo, o se organiza una celebración del equipo e invitan a todos menos a una persona. </w:t>
       </w:r>
     </w:p>
@@ -6769,7 +6828,7 @@
           <w:szCs w:val="20"/>
         </w:rPr>
       </w:pPr>
-      <w:bookmarkStart w:name="bm_2_3_factores_que_fortalecen_y_8def53" w:id="17"/>
+      <w:bookmarkStart w:id="17" w:name="bm_2_3_factores_que_fortalecen_y_8def53"/>
       <w:r>
         <w:rPr>
           <w:rFonts w:eastAsia="Georgia"/>
@@ -6822,7 +6881,24 @@
           <w:sz w:val="20"/>
           <w:szCs w:val="20"/>
         </w:rPr>
-        <w:t>Los vínculos laborales no se mantienen estables por sí mismos. Con el tiempo se fortalecen o se desgastan, según la manera como las personas se comunican, reconocen los aportes de los demás y tramitan sus desacuerdos. Profundizar en estos factores resulta esencial para analizar situaciones reales y no quedarse en una comprensión abstracta del tema.</w:t>
+        <w:t xml:space="preserve">Los vínculos laborales no se mantienen estables </w:t>
+      </w:r>
+      <w:r>
+        <w:rPr>
+          <w:rFonts w:eastAsia="Georgia"/>
+          <w:color w:val="0000FF"/>
+          <w:sz w:val="20"/>
+          <w:szCs w:val="20"/>
+        </w:rPr>
+        <w:t>por sí solos</w:t>
+      </w:r>
+      <w:r>
+        <w:rPr>
+          <w:rFonts w:eastAsia="Georgia"/>
+          <w:sz w:val="20"/>
+          <w:szCs w:val="20"/>
+        </w:rPr>
+        <w:t>. Con el tiempo se fortalecen o se desgastan, según la manera como las personas se comunican, reconocen los aportes de los demás y tramitan sus desacuerdos. Profundizar en estos factores resulta esencial para analizar situaciones reales y no quedarse en una comprensión abstracta del tema.</w:t>
       </w:r>
     </w:p>
     <w:p>
@@ -6915,6 +6991,7 @@
           <w:sz w:val="20"/>
           <w:szCs w:val="20"/>
         </w:rPr>
+        <w:lastRenderedPageBreak/>
         <w:t>Confianza mutua:</w:t>
       </w:r>
       <w:r>
@@ -7163,9 +7240,9 @@
               </wp:anchor>
             </w:drawing>
           </mc:Choice>
-          <mc:Fallback>
-            <w:pict w14:anchorId="74A85436">
-              <v:roundrect id="_x0000_s1031" style="position:absolute;margin-left:43.85pt;margin-top:6.7pt;width:405pt;height:1in;z-index:251670528;visibility:visible;mso-wrap-style:square;mso-width-percent:0;mso-height-percent:0;mso-wrap-distance-left:9pt;mso-wrap-distance-top:0;mso-wrap-distance-right:9pt;mso-wrap-distance-bottom:0;mso-position-horizontal:absolute;mso-position-horizontal-relative:margin;mso-position-vertical:absolute;mso-position-vertical-relative:text;mso-width-percent:0;mso-height-percent:0;mso-width-relative:margin;mso-height-relative:margin;v-text-anchor:middle" alt="Título: Texto destacado - Descripción: Mensaje que resalta la importancia de interpretar las metas y tomar decisiones con base en los resultados obtenidos." fillcolor="#fbe3d6" strokecolor="#a02b93" strokeweight="1pt" arcsize="10923f" w14:anchorId="0DB6C0DA" o:gfxdata="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">
+          <mc:Fallback xmlns:w16cei="http://schemas.microsoft.com/office/word/2026/wordml/cei">
+            <w:pict>
+              <v:roundrect w14:anchorId="0DB6C0DA" id="_x0000_s1031" alt="Título: Texto destacado - Descripción: Mensaje que resalta la importancia de interpretar las metas y tomar decisiones con base en los resultados obtenidos." style="position:absolute;margin-left:43.85pt;margin-top:6.7pt;width:405pt;height:1in;z-index:251670528;visibility:visible;mso-wrap-style:square;mso-width-percent:0;mso-height-percent:0;mso-wrap-distance-left:9pt;mso-wrap-distance-top:0;mso-wrap-distance-right:9pt;mso-wrap-distance-bottom:0;mso-position-horizontal:absolute;mso-position-horizontal-relative:margin;mso-position-vertical:absolute;mso-position-vertical-relative:text;mso-width-percent:0;mso-height-percent:0;mso-width-relative:margin;mso-height-relative:margin;v-text-anchor:middle" arcsize="10923f" o:gfxdata="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" fillcolor="#fbe3d6" strokecolor="#a02b93" strokeweight="1pt">
                 <v:stroke joinstyle="miter"/>
                 <v:shadow on="t" type="perspective" color="black" opacity="26214f" offset="0,0" matrix="66847f,,,66847f"/>
                 <v:textbox>
@@ -7411,6 +7488,7 @@
           <w:sz w:val="20"/>
           <w:szCs w:val="20"/>
         </w:rPr>
+        <w:lastRenderedPageBreak/>
         <w:t xml:space="preserve">delante de todo el equipo con un tono despectivo o cuando se recuerda un error antiguo cada vez que esa persona presenta una idea. </w:t>
       </w:r>
     </w:p>
@@ -7543,7 +7621,28 @@
         <w:rPr>
           <w:sz w:val="20"/>
         </w:rPr>
-        <w:t>El cuidado de las relaciones en el trabajo se comprende mejor con ejemplos cercanos a la vida diaria. El siguiente recurso de audio explica qué fortalece los vínculos entre compañeros, qué los deteriora y por qué mantener un buen ambiente es tarea de todos:</w:t>
+        <w:t>El cuidado de las relaciones en el trabajo se comprende mejor con ejemplos cercanos a la vida diaria. El sigui</w:t>
+      </w:r>
+      <w:r>
+        <w:rPr>
+          <w:color w:val="000000" w:themeColor="text1"/>
+          <w:sz w:val="20"/>
+        </w:rPr>
+        <w:t xml:space="preserve">ente </w:t>
+      </w:r>
+      <w:r>
+        <w:rPr>
+          <w:color w:val="000000" w:themeColor="text1"/>
+          <w:sz w:val="20"/>
+        </w:rPr>
+        <w:t xml:space="preserve">recurso de audio </w:t>
+      </w:r>
+      <w:r>
+        <w:rPr>
+          <w:color w:val="000000" w:themeColor="text1"/>
+          <w:sz w:val="20"/>
+        </w:rPr>
+        <w:t>explica qué fortalece los vínculos entre compañeros, qué los deteriora y por qué mantener un buen ambiente es tarea de todos:</w:t>
       </w:r>
     </w:p>
     <w:p>
@@ -7635,10 +7734,10 @@
               </wp:inline>
             </w:drawing>
           </mc:Choice>
-          <mc:Fallback>
-            <w:pict w14:anchorId="4101866E">
-              <v:rect id="_x0000_s1032" style="width:426.15pt;height:57.65pt;visibility:visible;mso-wrap-style:square;mso-left-percent:-10001;mso-top-percent:-10001;mso-position-horizontal:absolute;mso-position-horizontal-relative:char;mso-position-vertical:absolute;mso-position-vertical-relative:line;mso-left-percent:-10001;mso-top-percent:-10001;v-text-anchor:middle" fillcolor="#39a900" strokecolor="#42719b" strokeweight="1pt" w14:anchorId="0E9F5710" o:gfxdata="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">
-                <v:stroke miterlimit="5243f" startarrowwidth="narrow" startarrowlength="short" endarrowwidth="narrow" endarrowlength="short"/>
+          <mc:Fallback xmlns:w16cei="http://schemas.microsoft.com/office/word/2026/wordml/cei">
+            <w:pict>
+              <v:rect w14:anchorId="0E9F5710" id="_x0000_s1032" style="width:426.15pt;height:57.65pt;visibility:visible;mso-wrap-style:square;mso-left-percent:-10001;mso-top-percent:-10001;mso-position-horizontal:absolute;mso-position-horizontal-relative:char;mso-position-vertical:absolute;mso-position-vertical-relative:line;mso-left-percent:-10001;mso-top-percent:-10001;v-text-anchor:middle" o:gfxdata="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" fillcolor="#39a900" strokecolor="#42719b" strokeweight="1pt">
+                <v:stroke startarrowwidth="narrow" startarrowlength="short" endarrowwidth="narrow" endarrowlength="short" miterlimit="5243f"/>
                 <v:textbox inset="2.53958mm,1.2694mm,2.53958mm,1.2694mm">
                   <w:txbxContent>
                     <w:p>
@@ -7683,7 +7782,7 @@
           <w:sz w:val="20"/>
         </w:rPr>
       </w:pPr>
-      <w:bookmarkStart w:name="bm_3_1_concepto_de_gestión_del_ta_da6876" w:id="20"/>
+      <w:bookmarkStart w:id="20" w:name="bm_3_1_concepto_de_gestión_del_ta_da6876"/>
       <w:r>
         <w:rPr>
           <w:sz w:val="20"/>
@@ -8043,9 +8142,9 @@
               </wp:anchor>
             </w:drawing>
           </mc:Choice>
-          <mc:Fallback>
-            <w:pict w14:anchorId="2591A48C">
-              <v:roundrect id="_x0000_s1033" style="position:absolute;left:0;text-align:left;margin-left:0;margin-top:6.7pt;width:405pt;height:1in;z-index:251672576;visibility:visible;mso-wrap-style:square;mso-width-percent:0;mso-height-percent:0;mso-wrap-distance-left:9pt;mso-wrap-distance-top:0;mso-wrap-distance-right:9pt;mso-wrap-distance-bottom:0;mso-position-horizontal:left;mso-position-horizontal-relative:margin;mso-position-vertical:absolute;mso-position-vertical-relative:text;mso-width-percent:0;mso-height-percent:0;mso-width-relative:margin;mso-height-relative:margin;v-text-anchor:middle" alt="Título: Texto destacado - Descripción: Mensaje que resalta la importancia de interpretar las metas y tomar decisiones con base en los resultados obtenidos." fillcolor="#fbe3d6" strokecolor="#a02b93" strokeweight="1pt" arcsize="10923f" w14:anchorId="02FE67C0" o:gfxdata="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">
+          <mc:Fallback xmlns:w16cei="http://schemas.microsoft.com/office/word/2026/wordml/cei">
+            <w:pict>
+              <v:roundrect w14:anchorId="02FE67C0" id="_x0000_s1033" alt="Título: Texto destacado - Descripción: Mensaje que resalta la importancia de interpretar las metas y tomar decisiones con base en los resultados obtenidos." style="position:absolute;left:0;text-align:left;margin-left:0;margin-top:6.7pt;width:405pt;height:1in;z-index:251672576;visibility:visible;mso-wrap-style:square;mso-width-percent:0;mso-height-percent:0;mso-wrap-distance-left:9pt;mso-wrap-distance-top:0;mso-wrap-distance-right:9pt;mso-wrap-distance-bottom:0;mso-position-horizontal:left;mso-position-horizontal-relative:margin;mso-position-vertical:absolute;mso-position-vertical-relative:text;mso-width-percent:0;mso-height-percent:0;mso-width-relative:margin;mso-height-relative:margin;v-text-anchor:middle" arcsize="10923f" o:gfxdata="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" fillcolor="#fbe3d6" strokecolor="#a02b93" strokeweight="1pt">
                 <v:stroke joinstyle="miter"/>
                 <v:shadow on="t" type="perspective" color="black" opacity="26214f" offset="0,0" matrix="66847f,,,66847f"/>
                 <v:textbox>
@@ -8284,6 +8383,7 @@
           <w:sz w:val="20"/>
           <w:szCs w:val="20"/>
         </w:rPr>
+        <w:lastRenderedPageBreak/>
         <w:t>Gestionar el talento humano implica diseñar procesos de ingreso, desarrollo, evaluación y bienestar que respondan tanto a las necesidades institucionales como a la dignidad y al potencial de quienes integran la organización. La gestión humana, en consecuencia, no puede reducirse al cumplimiento normativo ni a la administración de trámites, pues también le corresponde alinear perfiles, apoyar el aprendizaje, favorecer la permanencia saludable y construir entornos donde las personas aporten de manera significativa.</w:t>
       </w:r>
     </w:p>
@@ -8728,9 +8828,9 @@
               </wp:anchor>
             </w:drawing>
           </mc:Choice>
-          <mc:Fallback>
-            <w:pict w14:anchorId="1A2C913B">
-              <v:roundrect id="_x0000_s1034" style="position:absolute;margin-left:25.05pt;margin-top:10.6pt;width:405pt;height:1in;z-index:251674624;visibility:visible;mso-wrap-style:square;mso-width-percent:0;mso-height-percent:0;mso-wrap-distance-left:9pt;mso-wrap-distance-top:0;mso-wrap-distance-right:9pt;mso-wrap-distance-bottom:0;mso-position-horizontal:absolute;mso-position-horizontal-relative:margin;mso-position-vertical:absolute;mso-position-vertical-relative:text;mso-width-percent:0;mso-height-percent:0;mso-width-relative:margin;mso-height-relative:margin;v-text-anchor:middle" alt="Título: Texto destacado - Descripción: Mensaje que resalta la importancia de interpretar las metas y tomar decisiones con base en los resultados obtenidos." fillcolor="#fbe3d6" strokecolor="#a02b93" strokeweight="1pt" arcsize="10923f" w14:anchorId="7B18BA34" o:gfxdata="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">
+          <mc:Fallback xmlns:w16cei="http://schemas.microsoft.com/office/word/2026/wordml/cei">
+            <w:pict>
+              <v:roundrect w14:anchorId="7B18BA34" id="_x0000_s1034" alt="Título: Texto destacado - Descripción: Mensaje que resalta la importancia de interpretar las metas y tomar decisiones con base en los resultados obtenidos." style="position:absolute;margin-left:25.05pt;margin-top:10.6pt;width:405pt;height:1in;z-index:251674624;visibility:visible;mso-wrap-style:square;mso-width-percent:0;mso-height-percent:0;mso-wrap-distance-left:9pt;mso-wrap-distance-top:0;mso-wrap-distance-right:9pt;mso-wrap-distance-bottom:0;mso-position-horizontal:absolute;mso-position-horizontal-relative:margin;mso-position-vertical:absolute;mso-position-vertical-relative:text;mso-width-percent:0;mso-height-percent:0;mso-width-relative:margin;mso-height-relative:margin;v-text-anchor:middle" arcsize="10923f" o:gfxdata="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" fillcolor="#fbe3d6" strokecolor="#a02b93" strokeweight="1pt">
                 <v:stroke joinstyle="miter"/>
                 <v:shadow on="t" type="perspective" color="black" opacity="26214f" offset="0,0" matrix="66847f,,,66847f"/>
                 <v:textbox>
@@ -9065,6 +9165,7 @@
           <w:sz w:val="20"/>
           <w:szCs w:val="20"/>
         </w:rPr>
+        <w:lastRenderedPageBreak/>
         <w:t>deben resultar coherentes con el respeto por las personas y con el propósito institucional. Comprenderlo así permite reconocer su incidencia directa en la productividad, en el clima laboral y en la legitimidad de la organización ante sus propios trabajadores y ante la sociedad.</w:t>
       </w:r>
     </w:p>
@@ -9111,7 +9212,7 @@
           <w:szCs w:val="20"/>
         </w:rPr>
       </w:pPr>
-      <w:bookmarkStart w:name="bm_3_2_portafolio_institucional_y_cdd2ab" w:id="24"/>
+      <w:bookmarkStart w:id="24" w:name="bm_3_2_portafolio_institucional_y_cdd2ab"/>
       <w:r>
         <w:rPr>
           <w:b/>
@@ -9583,7 +9684,22 @@
           <w:sz w:val="20"/>
           <w:szCs w:val="20"/>
         </w:rPr>
-        <w:t>Estas cuatro vías explican por qué la inducción no puede reducirse a la entrega de un manual. Quien ingresa aprende la cultura sobre todo observando qué se celebra, qué se tolera y qué se corrige en la práctica diaria.</w:t>
+        <w:t xml:space="preserve">Estas cuatro vías explican por qué la inducción no puede reducirse a la entrega de un manual. Quien ingresa aprende </w:t>
+      </w:r>
+      <w:r>
+        <w:rPr>
+          <w:color w:val="0000FF"/>
+          <w:sz w:val="20"/>
+          <w:szCs w:val="20"/>
+        </w:rPr>
+        <w:t>la cultura, sobre todo</w:t>
+      </w:r>
+      <w:r>
+        <w:rPr>
+          <w:sz w:val="20"/>
+          <w:szCs w:val="20"/>
+        </w:rPr>
+        <w:t xml:space="preserve"> observando qué se celebra, qué se tolera y qué se corrige en la práctica diaria.</w:t>
       </w:r>
     </w:p>
     <w:p>
@@ -9656,6 +9772,7 @@
           <w:sz w:val="20"/>
           <w:szCs w:val="20"/>
         </w:rPr>
+        <w:lastRenderedPageBreak/>
         <w:t>Ambos conceptos se complementan, aunque cada uno responde a una pregunta distinta sobre la organización. Precisar en qué consiste cada uno y de qué manera se relacionan facilita comprender el lugar que ocupa el trabajo de cada persona dentro del conjunto:</w:t>
       </w:r>
     </w:p>
@@ -9818,17 +9935,40 @@
           <w:sz w:val="20"/>
           <w:szCs w:val="20"/>
         </w:rPr>
-        <w:t>Los valores compartidos orientan, pero no detallan. Para que una organización actúe con consistencia se requieren disposiciones escritas que precisen los criterios de decisión y la secuencia de cada tarea. De eso se ocupan las políticas y los procedimientos organizacionales.</w:t>
-      </w:r>
-    </w:p>
-    <w:p>
-      <w:pPr>
-        <w:rPr>
-          <w:sz w:val="20"/>
-          <w:szCs w:val="20"/>
-        </w:rPr>
-      </w:pPr>
-      <w:bookmarkStart w:name="bm_3_3_políticas_y_procedimientos_c7af3f" w:id="27"/>
+        <w:t xml:space="preserve">Los valores compartidos orientan, pero no detallan. Para que una organización actúe con </w:t>
+      </w:r>
+      <w:r>
+        <w:rPr>
+          <w:color w:val="0000FF"/>
+          <w:sz w:val="20"/>
+          <w:szCs w:val="20"/>
+        </w:rPr>
+        <w:t xml:space="preserve">consistencia, </w:t>
+      </w:r>
+      <w:r>
+        <w:rPr>
+          <w:color w:val="000000" w:themeColor="text1"/>
+          <w:sz w:val="20"/>
+          <w:szCs w:val="20"/>
+        </w:rPr>
+        <w:t>se requieren disposiciones escritas que precisen los criterios de decisión y la secuencia de cada tarea. De e</w:t>
+      </w:r>
+      <w:r>
+        <w:rPr>
+          <w:sz w:val="20"/>
+          <w:szCs w:val="20"/>
+        </w:rPr>
+        <w:t>so se ocupan las políticas y los procedimientos organizacionales.</w:t>
+      </w:r>
+    </w:p>
+    <w:p>
+      <w:pPr>
+        <w:rPr>
+          <w:sz w:val="20"/>
+          <w:szCs w:val="20"/>
+        </w:rPr>
+      </w:pPr>
+      <w:bookmarkStart w:id="27" w:name="bm_3_3_políticas_y_procedimientos_c7af3f"/>
     </w:p>
     <w:p>
       <w:pPr>
@@ -10453,9 +10593,9 @@
               </wp:anchor>
             </w:drawing>
           </mc:Choice>
-          <mc:Fallback>
-            <w:pict w14:anchorId="50CFD90A">
-              <v:roundrect id="_x0000_s1035" style="position:absolute;margin-left:57.9pt;margin-top:6.7pt;width:405pt;height:1in;z-index:251676672;visibility:visible;mso-wrap-style:square;mso-width-percent:0;mso-height-percent:0;mso-wrap-distance-left:9pt;mso-wrap-distance-top:0;mso-wrap-distance-right:9pt;mso-wrap-distance-bottom:0;mso-position-horizontal:absolute;mso-position-horizontal-relative:margin;mso-position-vertical:absolute;mso-position-vertical-relative:text;mso-width-percent:0;mso-height-percent:0;mso-width-relative:margin;mso-height-relative:margin;v-text-anchor:middle" alt="Título: Texto destacado - Descripción: Mensaje que resalta la importancia de interpretar las metas y tomar decisiones con base en los resultados obtenidos." fillcolor="#fbe3d6" strokecolor="#a02b93" strokeweight="1pt" arcsize="10923f" w14:anchorId="601A945F" o:gfxdata="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">
+          <mc:Fallback xmlns:w16cei="http://schemas.microsoft.com/office/word/2026/wordml/cei">
+            <w:pict>
+              <v:roundrect w14:anchorId="601A945F" id="_x0000_s1035" alt="Título: Texto destacado - Descripción: Mensaje que resalta la importancia de interpretar las metas y tomar decisiones con base en los resultados obtenidos." style="position:absolute;margin-left:57.9pt;margin-top:6.7pt;width:405pt;height:1in;z-index:251676672;visibility:visible;mso-wrap-style:square;mso-width-percent:0;mso-height-percent:0;mso-wrap-distance-left:9pt;mso-wrap-distance-top:0;mso-wrap-distance-right:9pt;mso-wrap-distance-bottom:0;mso-position-horizontal:absolute;mso-position-horizontal-relative:margin;mso-position-vertical:absolute;mso-position-vertical-relative:text;mso-width-percent:0;mso-height-percent:0;mso-width-relative:margin;mso-height-relative:margin;v-text-anchor:middle" arcsize="10923f" o:gfxdata="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" fillcolor="#fbe3d6" strokecolor="#a02b93" strokeweight="1pt">
                 <v:stroke joinstyle="miter"/>
                 <v:shadow on="t" type="perspective" color="black" opacity="26214f" offset="0,0" matrix="66847f,,,66847f"/>
                 <v:textbox>
@@ -10588,6 +10728,7 @@
         <w:rPr>
           <w:noProof/>
         </w:rPr>
+        <w:lastRenderedPageBreak/>
         <w:drawing>
           <wp:inline distT="0" distB="0" distL="0" distR="0" wp14:anchorId="3C644866" wp14:editId="66122D35">
             <wp:extent cx="6332220" cy="2621280"/>
@@ -10707,7 +10848,7 @@
           <w:szCs w:val="20"/>
         </w:rPr>
       </w:pPr>
-      <w:bookmarkStart w:name="bm_3_4_clima_organizacional" w:id="32"/>
+      <w:bookmarkStart w:id="32" w:name="bm_3_4_clima_organizacional"/>
       <w:r>
         <w:rPr>
           <w:b/>
@@ -10938,6 +11079,7 @@
         <w:rPr>
           <w:noProof/>
         </w:rPr>
+        <w:lastRenderedPageBreak/>
         <w:drawing>
           <wp:inline distT="0" distB="0" distL="0" distR="0" wp14:anchorId="43296C92" wp14:editId="2736E798">
             <wp:extent cx="6267450" cy="1914525"/>
@@ -11321,9 +11463,9 @@
               </wp:anchor>
             </w:drawing>
           </mc:Choice>
-          <mc:Fallback>
-            <w:pict w14:anchorId="35E15705">
-              <v:roundrect id="_x0000_s1036" style="position:absolute;margin-left:0;margin-top:6.75pt;width:405pt;height:1in;z-index:251678720;visibility:visible;mso-wrap-style:square;mso-width-percent:0;mso-height-percent:0;mso-wrap-distance-left:9pt;mso-wrap-distance-top:0;mso-wrap-distance-right:9pt;mso-wrap-distance-bottom:0;mso-position-horizontal:left;mso-position-horizontal-relative:margin;mso-position-vertical:absolute;mso-position-vertical-relative:text;mso-width-percent:0;mso-height-percent:0;mso-width-relative:margin;mso-height-relative:margin;v-text-anchor:middle" alt="Título: Texto destacado - Descripción: Mensaje que resalta la importancia de interpretar las metas y tomar decisiones con base en los resultados obtenidos." fillcolor="#fbe3d6" strokecolor="#a02b93" strokeweight="1pt" arcsize="10923f" w14:anchorId="7BAE3B82" o:gfxdata="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">
+          <mc:Fallback xmlns:w16cei="http://schemas.microsoft.com/office/word/2026/wordml/cei">
+            <w:pict>
+              <v:roundrect w14:anchorId="7BAE3B82" id="_x0000_s1036" alt="Título: Texto destacado - Descripción: Mensaje que resalta la importancia de interpretar las metas y tomar decisiones con base en los resultados obtenidos." style="position:absolute;margin-left:0;margin-top:6.75pt;width:405pt;height:1in;z-index:251678720;visibility:visible;mso-wrap-style:square;mso-width-percent:0;mso-height-percent:0;mso-wrap-distance-left:9pt;mso-wrap-distance-top:0;mso-wrap-distance-right:9pt;mso-wrap-distance-bottom:0;mso-position-horizontal:left;mso-position-horizontal-relative:margin;mso-position-vertical:absolute;mso-position-vertical-relative:text;mso-width-percent:0;mso-height-percent:0;mso-width-relative:margin;mso-height-relative:margin;v-text-anchor:middle" arcsize="10923f" o:gfxdata="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" fillcolor="#fbe3d6" strokecolor="#a02b93" strokeweight="1pt">
                 <v:stroke joinstyle="miter"/>
                 <v:shadow on="t" type="perspective" color="black" opacity="26214f" offset="0,0" matrix="66847f,,,66847f"/>
                 <v:textbox>
@@ -11414,6 +11556,7 @@
           <w:sz w:val="20"/>
           <w:szCs w:val="20"/>
         </w:rPr>
+        <w:lastRenderedPageBreak/>
         <w:t>El diagnóstico y la mejora requieren escucha genuina y herramientas técnicas. A la gestión del talento humano le corresponde promover mecanismos de retroalimentación, análisis de resultados y construcción participativa de acciones de mejora. De esa manera, la medición deja de ser un indicador decorativo y se convierte en una fuente real para orientar decisiones más humanas y sostenibles.</w:t>
       </w:r>
     </w:p>
@@ -11966,7 +12109,7 @@
           <w:szCs w:val="20"/>
         </w:rPr>
       </w:pPr>
-      <w:bookmarkStart w:name="bm_4_inteligencia_emocional_y_man_6248b4" w:id="34"/>
+      <w:bookmarkStart w:id="34" w:name="bm_4_inteligencia_emocional_y_man_6248b4"/>
       <w:r>
         <w:rPr>
           <w:rFonts w:eastAsia="Georgia"/>
@@ -12049,6 +12192,7 @@
           <w:sz w:val="20"/>
           <w:szCs w:val="20"/>
         </w:rPr>
+        <w:lastRenderedPageBreak/>
         <w:t>Desde esa perspectiva, la capacidad de reconocerlas y regularlas constituye una competencia esencial para la gestión del talento humano. No solo influye en el autocuidado y en el desempeño individual, sino también en la posibilidad de liderar equipos, resolver conflictos, comunicar con respeto y sostener un ambiente laboral saludable. Su estudio no representa, por tanto, un complemento opcional, sino una base para el ejercicio ético y relacional del trabajo.</w:t>
       </w:r>
       <w:r>
@@ -12224,7 +12368,7 @@
           <w:szCs w:val="20"/>
         </w:rPr>
       </w:pPr>
-      <w:bookmarkStart w:name="bm_4_1_concepto_e_importancia_de_d4331e" w:id="36"/>
+      <w:bookmarkStart w:id="36" w:name="bm_4_1_concepto_e_importancia_de_d4331e"/>
       <w:r>
         <w:rPr>
           <w:b/>
@@ -12622,9 +12766,9 @@
               </wp:anchor>
             </w:drawing>
           </mc:Choice>
-          <mc:Fallback>
-            <w:pict w14:anchorId="756B56D3">
-              <v:roundrect id="_x0000_s1037" style="position:absolute;margin-left:28.95pt;margin-top:7.2pt;width:405pt;height:1in;z-index:251680768;visibility:visible;mso-wrap-style:square;mso-width-percent:0;mso-height-percent:0;mso-wrap-distance-left:9pt;mso-wrap-distance-top:0;mso-wrap-distance-right:9pt;mso-wrap-distance-bottom:0;mso-position-horizontal:absolute;mso-position-horizontal-relative:margin;mso-position-vertical:absolute;mso-position-vertical-relative:text;mso-width-percent:0;mso-height-percent:0;mso-width-relative:margin;mso-height-relative:margin;v-text-anchor:middle" alt="Título: Texto destacado - Descripción: Mensaje que resalta la importancia de interpretar las metas y tomar decisiones con base en los resultados obtenidos." fillcolor="#fbe3d6" strokecolor="#a02b93" strokeweight="1pt" arcsize="10923f" w14:anchorId="71D544F7" o:gfxdata="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">
+          <mc:Fallback xmlns:w16cei="http://schemas.microsoft.com/office/word/2026/wordml/cei">
+            <w:pict>
+              <v:roundrect w14:anchorId="71D544F7" id="_x0000_s1037" alt="Título: Texto destacado - Descripción: Mensaje que resalta la importancia de interpretar las metas y tomar decisiones con base en los resultados obtenidos." style="position:absolute;margin-left:28.95pt;margin-top:7.2pt;width:405pt;height:1in;z-index:251680768;visibility:visible;mso-wrap-style:square;mso-width-percent:0;mso-height-percent:0;mso-wrap-distance-left:9pt;mso-wrap-distance-top:0;mso-wrap-distance-right:9pt;mso-wrap-distance-bottom:0;mso-position-horizontal:absolute;mso-position-horizontal-relative:margin;mso-position-vertical:absolute;mso-position-vertical-relative:text;mso-width-percent:0;mso-height-percent:0;mso-width-relative:margin;mso-height-relative:margin;v-text-anchor:middle" arcsize="10923f" o:gfxdata="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" fillcolor="#fbe3d6" strokecolor="#a02b93" strokeweight="1pt">
                 <v:stroke joinstyle="miter"/>
                 <v:shadow on="t" type="perspective" color="black" opacity="26214f" offset="0,0" matrix="66847f,,,66847f"/>
                 <v:textbox>
@@ -12726,14 +12870,31 @@
           <w:sz w:val="20"/>
           <w:szCs w:val="20"/>
         </w:rPr>
-        <w:t xml:space="preserve">Reconocer la importancia de esta competencia deja abierta una pregunta práctica: de qué está hecha. Hablar de inteligencia emocional en general no indica por dónde empezar cuando alguien quiere mejorar su manera de </w:t>
-      </w:r>
-      <w:r>
-        <w:rPr>
-          <w:color w:val="000000" w:themeColor="text1"/>
-          <w:sz w:val="20"/>
-          <w:szCs w:val="20"/>
-        </w:rPr>
+        <w:t xml:space="preserve">Reconocer la importancia de esta competencia deja abierta una pregunta práctica: </w:t>
+      </w:r>
+      <w:r>
+        <w:rPr>
+          <w:color w:val="0000FF"/>
+          <w:sz w:val="20"/>
+          <w:szCs w:val="20"/>
+        </w:rPr>
+        <w:t>¿de qué está hecha?</w:t>
+      </w:r>
+      <w:r>
+        <w:rPr>
+          <w:color w:val="000000" w:themeColor="text1"/>
+          <w:sz w:val="20"/>
+          <w:szCs w:val="20"/>
+        </w:rPr>
+        <w:t xml:space="preserve"> Hablar de inteligencia emocional en general no indica por dónde empezar cuando alguien quiere mejorar su manera de </w:t>
+      </w:r>
+      <w:r>
+        <w:rPr>
+          <w:color w:val="000000" w:themeColor="text1"/>
+          <w:sz w:val="20"/>
+          <w:szCs w:val="20"/>
+        </w:rPr>
+        <w:lastRenderedPageBreak/>
         <w:t>reaccionar. Por eso conviene descomponerla en las capacidades que la integran, pues cada una se observa en conductas concretas y puede fortalecerse con la práctica.</w:t>
       </w:r>
     </w:p>
@@ -12763,7 +12924,7 @@
           <w:szCs w:val="20"/>
         </w:rPr>
       </w:pPr>
-      <w:bookmarkStart w:name="bm_4_2_componentes_de_la_intelige_97e64a" w:id="38"/>
+      <w:bookmarkStart w:id="38" w:name="bm_4_2_componentes_de_la_intelige_97e64a"/>
       <w:r>
         <w:rPr>
           <w:b/>
@@ -13060,6 +13221,7 @@
           <w:sz w:val="20"/>
           <w:szCs w:val="20"/>
         </w:rPr>
+        <w:lastRenderedPageBreak/>
         <w:t>su descripción breve y con la manera en que se manifiesta durante la jornada, de modo que sirva como referencia al observar el propio desempeño o el de un equipo.</w:t>
       </w:r>
     </w:p>
@@ -13595,7 +13757,7 @@
           <w:szCs w:val="20"/>
         </w:rPr>
       </w:pPr>
-      <w:bookmarkStart w:name="bm_4_3_estrategias_para_el_manejo_d0f8c0" w:id="39"/>
+      <w:bookmarkStart w:id="39" w:name="bm_4_3_estrategias_para_el_manejo_d0f8c0"/>
       <w:r>
         <w:rPr>
           <w:b/>
@@ -13745,6 +13907,7 @@
           <w:sz w:val="20"/>
           <w:szCs w:val="20"/>
         </w:rPr>
+        <w:lastRenderedPageBreak/>
         <w:t>Escucha activa:</w:t>
       </w:r>
       <w:r>
@@ -14017,9 +14180,9 @@
               </wp:anchor>
             </w:drawing>
           </mc:Choice>
-          <mc:Fallback>
-            <w:pict w14:anchorId="324154E1">
-              <v:roundrect id="_x0000_s1038" style="position:absolute;margin-left:42.25pt;margin-top:9.8pt;width:405pt;height:1in;z-index:251682816;visibility:visible;mso-wrap-style:square;mso-width-percent:0;mso-height-percent:0;mso-wrap-distance-left:9pt;mso-wrap-distance-top:0;mso-wrap-distance-right:9pt;mso-wrap-distance-bottom:0;mso-position-horizontal:absolute;mso-position-horizontal-relative:margin;mso-position-vertical:absolute;mso-position-vertical-relative:text;mso-width-percent:0;mso-height-percent:0;mso-width-relative:margin;mso-height-relative:margin;v-text-anchor:middle" alt="Título: Texto destacado - Descripción: Mensaje que resalta la importancia de interpretar las metas y tomar decisiones con base en los resultados obtenidos." fillcolor="#fbe3d6" strokecolor="#a02b93" strokeweight="1pt" arcsize="10923f" w14:anchorId="7F420C97" o:gfxdata="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">
+          <mc:Fallback xmlns:w16cei="http://schemas.microsoft.com/office/word/2026/wordml/cei">
+            <w:pict>
+              <v:roundrect w14:anchorId="7F420C97" id="_x0000_s1038" alt="Título: Texto destacado - Descripción: Mensaje que resalta la importancia de interpretar las metas y tomar decisiones con base en los resultados obtenidos." style="position:absolute;margin-left:42.25pt;margin-top:9.8pt;width:405pt;height:1in;z-index:251682816;visibility:visible;mso-wrap-style:square;mso-width-percent:0;mso-height-percent:0;mso-wrap-distance-left:9pt;mso-wrap-distance-top:0;mso-wrap-distance-right:9pt;mso-wrap-distance-bottom:0;mso-position-horizontal:absolute;mso-position-horizontal-relative:margin;mso-position-vertical:absolute;mso-position-vertical-relative:text;mso-width-percent:0;mso-height-percent:0;mso-width-relative:margin;mso-height-relative:margin;v-text-anchor:middle" arcsize="10923f" o:gfxdata="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" fillcolor="#fbe3d6" strokecolor="#a02b93" strokeweight="1pt">
                 <v:stroke joinstyle="miter"/>
                 <v:shadow on="t" type="perspective" color="black" opacity="26214f" offset="0,0" matrix="66847f,,,66847f"/>
                 <v:textbox>
@@ -14354,6 +14517,7 @@
                 <w:bCs/>
                 <w:sz w:val="18"/>
               </w:rPr>
+              <w:lastRenderedPageBreak/>
               <w:t>Identificación de detonantes</w:t>
             </w:r>
           </w:p>
@@ -14616,9 +14780,9 @@
               </wp:anchor>
             </w:drawing>
           </mc:Choice>
-          <mc:Fallback>
-            <w:pict w14:anchorId="6B21465A">
-              <v:roundrect id="_x0000_s1039" style="position:absolute;margin-left:28.15pt;margin-top:7.45pt;width:405pt;height:1in;z-index:251684864;visibility:visible;mso-wrap-style:square;mso-width-percent:0;mso-height-percent:0;mso-wrap-distance-left:9pt;mso-wrap-distance-top:0;mso-wrap-distance-right:9pt;mso-wrap-distance-bottom:0;mso-position-horizontal:absolute;mso-position-horizontal-relative:margin;mso-position-vertical:absolute;mso-position-vertical-relative:text;mso-width-percent:0;mso-height-percent:0;mso-width-relative:margin;mso-height-relative:margin;v-text-anchor:middle" alt="Título: Texto destacado - Descripción: Mensaje que resalta la importancia de interpretar las metas y tomar decisiones con base en los resultados obtenidos." fillcolor="#fbe3d6" strokecolor="#a02b93" strokeweight="1pt" arcsize="10923f" w14:anchorId="3F343B8A" o:gfxdata="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">
+          <mc:Fallback xmlns:w16cei="http://schemas.microsoft.com/office/word/2026/wordml/cei">
+            <w:pict>
+              <v:roundrect w14:anchorId="3F343B8A" id="_x0000_s1039" alt="Título: Texto destacado - Descripción: Mensaje que resalta la importancia de interpretar las metas y tomar decisiones con base en los resultados obtenidos." style="position:absolute;margin-left:28.15pt;margin-top:7.45pt;width:405pt;height:1in;z-index:251684864;visibility:visible;mso-wrap-style:square;mso-width-percent:0;mso-height-percent:0;mso-wrap-distance-left:9pt;mso-wrap-distance-top:0;mso-wrap-distance-right:9pt;mso-wrap-distance-bottom:0;mso-position-horizontal:absolute;mso-position-horizontal-relative:margin;mso-position-vertical:absolute;mso-position-vertical-relative:text;mso-width-percent:0;mso-height-percent:0;mso-width-relative:margin;mso-height-relative:margin;v-text-anchor:middle" arcsize="10923f" o:gfxdata="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" fillcolor="#fbe3d6" strokecolor="#a02b93" strokeweight="1pt">
                 <v:stroke joinstyle="miter"/>
                 <v:shadow on="t" type="perspective" color="black" opacity="26214f" offset="0,0" matrix="66847f,,,66847f"/>
                 <v:textbox>
@@ -14803,6 +14967,10 @@
     <w:p>
       <w:pPr>
         <w:pStyle w:val="Normal0"/>
+        <w:rPr>
+          <w:sz w:val="20"/>
+          <w:szCs w:val="20"/>
+        </w:rPr>
       </w:pPr>
       <w:r>
         <w:rPr>
@@ -14824,32 +14992,87 @@
     <w:p>
       <w:pPr>
         <w:pStyle w:val="Normal0"/>
-      </w:pPr>
-      <w:commentRangeStart w:id="1002514987"/>
-      <w:r>
+        <w:rPr>
+          <w:sz w:val="20"/>
+          <w:szCs w:val="20"/>
+        </w:rPr>
+      </w:pPr>
+    </w:p>
+    <w:p>
+      <w:pPr>
+        <w:pStyle w:val="Normal0"/>
+        <w:rPr>
+          <w:sz w:val="20"/>
+          <w:szCs w:val="20"/>
+        </w:rPr>
+      </w:pPr>
+    </w:p>
+    <w:p>
+      <w:pPr>
+        <w:pStyle w:val="Normal0"/>
+        <w:rPr>
+          <w:sz w:val="20"/>
+          <w:szCs w:val="20"/>
+        </w:rPr>
+      </w:pPr>
+    </w:p>
+    <w:p>
+      <w:pPr>
+        <w:pStyle w:val="Normal0"/>
+        <w:rPr>
+          <w:sz w:val="20"/>
+          <w:szCs w:val="20"/>
+        </w:rPr>
+      </w:pPr>
+    </w:p>
+    <w:p>
+      <w:pPr>
+        <w:pStyle w:val="Normal0"/>
+        <w:rPr>
+          <w:sz w:val="20"/>
+          <w:szCs w:val="20"/>
+        </w:rPr>
+      </w:pPr>
+    </w:p>
+    <w:p>
+      <w:pPr>
+        <w:pStyle w:val="Normal0"/>
+        <w:rPr>
+          <w:sz w:val="20"/>
+          <w:szCs w:val="20"/>
+        </w:rPr>
+      </w:pPr>
+    </w:p>
+    <w:p>
+      <w:pPr>
+        <w:pStyle w:val="Normal0"/>
+        <w:rPr>
+          <w:sz w:val="20"/>
+          <w:szCs w:val="20"/>
+        </w:rPr>
+      </w:pPr>
+      <w:commentRangeStart w:id="40"/>
+      <w:r>
+        <w:rPr>
+          <w:noProof/>
+        </w:rPr>
         <w:drawing>
-          <wp:inline wp14:editId="6F50E5D4" wp14:anchorId="5324F268">
-            <wp:extent cx="5715000" cy="3952875"/>
-            <wp:effectExtent l="0" t="0" r="0" b="0"/>
-            <wp:docPr id="1571699513" name="drawing"/>
+          <wp:inline distT="0" distB="0" distL="0" distR="0" wp14:anchorId="6BA8E5B4" wp14:editId="49811C0E">
+            <wp:extent cx="6048375" cy="4276725"/>
+            <wp:effectExtent l="0" t="0" r="9525" b="9525"/>
+            <wp:docPr id="1850401278" name="Imagen 1"/>
             <wp:cNvGraphicFramePr>
-              <a:graphicFrameLocks noChangeAspect="1"/>
+              <a:graphicFrameLocks xmlns:a="http://schemas.openxmlformats.org/drawingml/2006/main" noChangeAspect="1"/>
             </wp:cNvGraphicFramePr>
-            <a:graphic>
-              <a:graphicData xmlns:a="http://schemas.openxmlformats.org/drawingml/2006/main" uri="http://schemas.openxmlformats.org/drawingml/2006/picture">
+            <a:graphic xmlns:a="http://schemas.openxmlformats.org/drawingml/2006/main">
+              <a:graphicData uri="http://schemas.openxmlformats.org/drawingml/2006/picture">
                 <pic:pic xmlns:pic="http://schemas.openxmlformats.org/drawingml/2006/picture">
                   <pic:nvPicPr>
-                    <pic:cNvPr id="1571699513" name="Picture 1571699513"/>
+                    <pic:cNvPr id="1850401278" name=""/>
                     <pic:cNvPicPr/>
                   </pic:nvPicPr>
                   <pic:blipFill>
-                    <a:blip xmlns:r="http://schemas.openxmlformats.org/officeDocument/2006/relationships" r:embed="rId401367356">
-                      <a:extLst>
-                        <a:ext uri="{28A0092B-C50C-407E-A947-70E740481C1C}">
-                          <a14:useLocalDpi xmlns:a14="http://schemas.microsoft.com/office/drawing/2010/main"/>
-                        </a:ext>
-                      </a:extLst>
-                    </a:blip>
+                    <a:blip r:embed="rId31"/>
                     <a:stretch>
                       <a:fillRect/>
                     </a:stretch>
@@ -14857,7 +15080,7 @@
                   <pic:spPr>
                     <a:xfrm>
                       <a:off x="0" y="0"/>
-                      <a:ext cx="5715000" cy="3952875"/>
+                      <a:ext cx="6048375" cy="4276725"/>
                     </a:xfrm>
                     <a:prstGeom prst="rect">
                       <a:avLst/>
@@ -14869,18 +15092,21 @@
           </wp:inline>
         </w:drawing>
       </w:r>
-      <w:commentRangeEnd w:id="1002514987"/>
-      <w:r>
-        <w:rPr>
-          <w:rStyle w:val="CommentReference"/>
-        </w:rPr>
-        <w:commentReference w:id="1002514987"/>
+      <w:commentRangeEnd w:id="40"/>
+      <w:r>
+        <w:rPr>
+          <w:rStyle w:val="Refdecomentario"/>
+          <w:sz w:val="20"/>
+          <w:szCs w:val="20"/>
+        </w:rPr>
+        <w:commentReference w:id="40"/>
       </w:r>
     </w:p>
     <w:p>
       <w:pPr>
         <w:pStyle w:val="Normal0"/>
         <w:rPr>
+          <w:color w:val="EE0000"/>
           <w:sz w:val="20"/>
           <w:szCs w:val="20"/>
         </w:rPr>
@@ -14889,56 +15115,27 @@
     <w:p>
       <w:pPr>
         <w:pStyle w:val="Normal0"/>
+        <w:rPr>
+          <w:color w:val="EE0000"/>
+          <w:sz w:val="20"/>
+          <w:szCs w:val="20"/>
+        </w:rPr>
       </w:pPr>
     </w:p>
     <w:p>
       <w:pPr>
         <w:pStyle w:val="Normal0"/>
         <w:rPr>
-          <w:sz w:val="20"/>
-          <w:szCs w:val="20"/>
-        </w:rPr>
-      </w:pPr>
-    </w:p>
-    <w:p>
-      <w:pPr>
-        <w:pStyle w:val="Normal0"/>
-        <w:rPr>
-          <w:sz w:val="20"/>
-          <w:szCs w:val="20"/>
-        </w:rPr>
-      </w:pPr>
-    </w:p>
-    <w:p>
-      <w:pPr>
-        <w:pStyle w:val="Normal0"/>
-        <w:rPr>
           <w:color w:val="EE0000"/>
           <w:sz w:val="20"/>
           <w:szCs w:val="20"/>
         </w:rPr>
       </w:pPr>
-    </w:p>
-    <w:p>
-      <w:pPr>
-        <w:pStyle w:val="Normal0"/>
-        <w:rPr>
-          <w:color w:val="EE0000"/>
-          <w:sz w:val="20"/>
-          <w:szCs w:val="20"/>
-        </w:rPr>
-      </w:pPr>
-    </w:p>
-    <w:p>
-      <w:pPr>
-        <w:pStyle w:val="Normal0"/>
-        <w:rPr>
-          <w:color w:val="EE0000"/>
-          <w:sz w:val="20"/>
-          <w:szCs w:val="20"/>
-        </w:rPr>
-      </w:pPr>
-      <w:r>
+      <w:r>
+        <w:rPr>
+          <w:sz w:val="20"/>
+          <w:szCs w:val="20"/>
+        </w:rPr>
         <w:br w:type="page"/>
       </w:r>
     </w:p>
@@ -14990,12 +15187,12 @@
         <w:tblW w:w="0" w:type="auto"/>
         <w:tblInd w:w="421" w:type="dxa"/>
         <w:tblBorders>
-          <w:top w:val="single" w:color="000000" w:sz="4" w:space="0"/>
-          <w:left w:val="single" w:color="000000" w:sz="4" w:space="0"/>
-          <w:bottom w:val="single" w:color="000000" w:sz="4" w:space="0"/>
-          <w:right w:val="single" w:color="000000" w:sz="4" w:space="0"/>
-          <w:insideH w:val="single" w:color="000000" w:sz="4" w:space="0"/>
-          <w:insideV w:val="single" w:color="000000" w:sz="4" w:space="0"/>
+          <w:top w:val="single" w:sz="4" w:space="0" w:color="000000"/>
+          <w:left w:val="single" w:sz="4" w:space="0" w:color="000000"/>
+          <w:bottom w:val="single" w:sz="4" w:space="0" w:color="000000"/>
+          <w:right w:val="single" w:sz="4" w:space="0" w:color="000000"/>
+          <w:insideH w:val="single" w:sz="4" w:space="0" w:color="000000"/>
+          <w:insideV w:val="single" w:sz="4" w:space="0" w:color="000000"/>
         </w:tblBorders>
         <w:tblLook w:val="0400" w:firstRow="0" w:lastRow="0" w:firstColumn="0" w:lastColumn="0" w:noHBand="0" w:noVBand="1"/>
       </w:tblPr>
@@ -15012,7 +15209,6 @@
             <w:tcW w:w="0" w:type="auto"/>
             <w:gridSpan w:val="2"/>
             <w:shd w:val="clear" w:color="auto" w:fill="000000" w:themeFill="text1"/>
-            <w:tcMar/>
             <w:vAlign w:val="center"/>
           </w:tcPr>
           <w:p>
@@ -15045,7 +15241,6 @@
         <w:tc>
           <w:tcPr>
             <w:tcW w:w="2693" w:type="dxa"/>
-            <w:tcMar/>
             <w:vAlign w:val="center"/>
           </w:tcPr>
           <w:p>
@@ -15073,7 +15268,6 @@
         <w:tc>
           <w:tcPr>
             <w:tcW w:w="6848" w:type="dxa"/>
-            <w:tcMar/>
             <w:vAlign w:val="center"/>
           </w:tcPr>
           <w:p>
@@ -15099,7 +15293,6 @@
         <w:tc>
           <w:tcPr>
             <w:tcW w:w="2693" w:type="dxa"/>
-            <w:tcMar/>
             <w:vAlign w:val="center"/>
           </w:tcPr>
           <w:p>
@@ -15127,7 +15320,6 @@
         <w:tc>
           <w:tcPr>
             <w:tcW w:w="6848" w:type="dxa"/>
-            <w:tcMar/>
             <w:vAlign w:val="center"/>
           </w:tcPr>
           <w:p>
@@ -15156,7 +15348,6 @@
         <w:tc>
           <w:tcPr>
             <w:tcW w:w="2693" w:type="dxa"/>
-            <w:tcMar/>
             <w:vAlign w:val="center"/>
           </w:tcPr>
           <w:p>
@@ -15184,7 +15375,6 @@
         <w:tc>
           <w:tcPr>
             <w:tcW w:w="6848" w:type="dxa"/>
-            <w:tcMar/>
             <w:vAlign w:val="center"/>
           </w:tcPr>
           <w:p>
@@ -15262,7 +15452,6 @@
         <w:tc>
           <w:tcPr>
             <w:tcW w:w="2693" w:type="dxa"/>
-            <w:tcMar/>
             <w:vAlign w:val="center"/>
           </w:tcPr>
           <w:p>
@@ -15311,16 +15500,13 @@
         <w:tc>
           <w:tcPr>
             <w:tcW w:w="6848" w:type="dxa"/>
-            <w:tcMar/>
             <w:vAlign w:val="center"/>
           </w:tcPr>
           <w:p>
             <w:pPr>
               <w:rPr>
-                <w:b w:val="1"/>
-                <w:bCs w:val="1"/>
-                <w:i w:val="1"/>
-                <w:iCs w:val="1"/>
+                <w:b/>
+                <w:i/>
                 <w:sz w:val="20"/>
                 <w:szCs w:val="20"/>
               </w:rPr>
@@ -15330,21 +15516,7 @@
                 <w:sz w:val="20"/>
                 <w:szCs w:val="20"/>
               </w:rPr>
-              <w:t>1</w:t>
-            </w:r>
-            <w:r>
-              <w:rPr>
-                <w:sz w:val="20"/>
-                <w:szCs w:val="20"/>
-              </w:rPr>
-              <w:t>1</w:t>
-            </w:r>
-            <w:r>
-              <w:rPr>
-                <w:sz w:val="20"/>
-                <w:szCs w:val="20"/>
-              </w:rPr>
-              <w:t>210049_CF01_AD.docx</w:t>
+              <w:t>12210049_CF01_AD.docx</w:t>
             </w:r>
           </w:p>
         </w:tc>
@@ -15618,6 +15790,7 @@
           <w:sz w:val="20"/>
           <w:szCs w:val="20"/>
         </w:rPr>
+        <w:lastRenderedPageBreak/>
         <w:t>Meritocracia:</w:t>
       </w:r>
       <w:r>
@@ -15699,7 +15872,7 @@
           <w:szCs w:val="20"/>
         </w:rPr>
       </w:pPr>
-      <w:bookmarkStart w:name="referentes_bibliográficos" w:id="41"/>
+      <w:bookmarkStart w:id="41" w:name="referentes_bibliográficos"/>
     </w:p>
     <w:p>
       <w:pPr>
@@ -15811,7 +15984,7 @@
         <w:spacing w:line="360" w:lineRule="auto"/>
         <w:ind w:left="720" w:hanging="720"/>
       </w:pPr>
-      <w:hyperlink w:history="1" r:id="rId33">
+      <w:hyperlink r:id="rId33" w:history="1">
         <w:r>
           <w:rPr>
             <w:rStyle w:val="Hipervnculo"/>
@@ -16151,12 +16324,12 @@
         <w:tblW w:w="9967" w:type="dxa"/>
         <w:tblInd w:w="0" w:type="dxa"/>
         <w:tblBorders>
-          <w:top w:val="single" w:color="000000" w:sz="4" w:space="0"/>
-          <w:left w:val="single" w:color="000000" w:sz="4" w:space="0"/>
-          <w:bottom w:val="single" w:color="000000" w:sz="4" w:space="0"/>
-          <w:right w:val="single" w:color="000000" w:sz="4" w:space="0"/>
-          <w:insideH w:val="single" w:color="000000" w:sz="4" w:space="0"/>
-          <w:insideV w:val="single" w:color="000000" w:sz="4" w:space="0"/>
+          <w:top w:val="single" w:sz="4" w:space="0" w:color="000000"/>
+          <w:left w:val="single" w:sz="4" w:space="0" w:color="000000"/>
+          <w:bottom w:val="single" w:sz="4" w:space="0" w:color="000000"/>
+          <w:right w:val="single" w:sz="4" w:space="0" w:color="000000"/>
+          <w:insideH w:val="single" w:sz="4" w:space="0" w:color="000000"/>
+          <w:insideV w:val="single" w:sz="4" w:space="0" w:color="000000"/>
         </w:tblBorders>
         <w:tblLayout w:type="fixed"/>
         <w:tblLook w:val="04A0" w:firstRow="1" w:lastRow="0" w:firstColumn="1" w:lastColumn="0" w:noHBand="0" w:noVBand="1"/>
@@ -16692,12 +16865,12 @@
         <w:tblW w:w="9915" w:type="dxa"/>
         <w:tblInd w:w="0" w:type="dxa"/>
         <w:tblBorders>
-          <w:top w:val="single" w:color="000000" w:sz="4" w:space="0"/>
-          <w:left w:val="single" w:color="000000" w:sz="4" w:space="0"/>
-          <w:bottom w:val="single" w:color="000000" w:sz="4" w:space="0"/>
-          <w:right w:val="single" w:color="000000" w:sz="4" w:space="0"/>
-          <w:insideH w:val="single" w:color="000000" w:sz="4" w:space="0"/>
-          <w:insideV w:val="single" w:color="000000" w:sz="4" w:space="0"/>
+          <w:top w:val="single" w:sz="4" w:space="0" w:color="000000"/>
+          <w:left w:val="single" w:sz="4" w:space="0" w:color="000000"/>
+          <w:bottom w:val="single" w:sz="4" w:space="0" w:color="000000"/>
+          <w:right w:val="single" w:sz="4" w:space="0" w:color="000000"/>
+          <w:insideH w:val="single" w:sz="4" w:space="0" w:color="000000"/>
+          <w:insideV w:val="single" w:sz="4" w:space="0" w:color="000000"/>
         </w:tblBorders>
         <w:tblLayout w:type="fixed"/>
         <w:tblLook w:val="04A0" w:firstRow="1" w:lastRow="0" w:firstColumn="1" w:lastColumn="0" w:noHBand="0" w:noVBand="1"/>
@@ -16991,7 +17164,7 @@
     <w:sectPr>
       <w:headerReference w:type="default" r:id="rId34"/>
       <w:footerReference w:type="default" r:id="rId35"/>
-      <w:pgSz w:w="12240" w:h="15840" w:orient="portrait"/>
+      <w:pgSz w:w="12240" w:h="15840"/>
       <w:pgMar w:top="1701" w:right="1134" w:bottom="1134" w:left="1134" w:header="720" w:footer="0" w:gutter="0"/>
       <w:pgNumType w:start="1"/>
       <w:cols w:space="720"/>
@@ -17001,8 +17174,8 @@
 </file>
 
 <file path=word/comments.xml><?xml version="1.0" encoding="utf-8"?>
-<w:comments xmlns:wpc="http://schemas.microsoft.com/office/word/2010/wordprocessingCanvas" xmlns:cx="http://schemas.microsoft.com/office/drawing/2014/chartex" xmlns:cx1="http://schemas.microsoft.com/office/drawing/2015/9/8/chartex" xmlns:cx2="http://schemas.microsoft.com/office/drawing/2015/10/21/chartex" xmlns:cx3="http://schemas.microsoft.com/office/drawing/2016/5/9/chartex" xmlns:cx4="http://schemas.microsoft.com/office/drawing/2016/5/10/chartex" xmlns:cx5="http://schemas.microsoft.com/office/drawing/2016/5/11/chartex" xmlns:cx6="http://schemas.microsoft.com/office/drawing/2016/5/12/chartex" xmlns:cx7="http://schemas.microsoft.com/office/drawing/2016/5/13/chartex" xmlns:cx8="http://schemas.microsoft.com/office/drawing/2016/5/14/chartex" xmlns:mc="http://schemas.openxmlformats.org/markup-compatibility/2006" xmlns:aink="http://schemas.microsoft.com/office/drawing/2016/ink" xmlns:am3d="http://schemas.microsoft.com/office/drawing/2017/model3d" xmlns:o="urn:schemas-microsoft-com:office:office" xmlns:oel="http://schemas.microsoft.com/office/2019/extlst" xmlns:r="http://schemas.openxmlformats.org/officeDocument/2006/relationships" xmlns:m="http://schemas.openxmlformats.org/officeDocument/2006/math" xmlns:v="urn:schemas-microsoft-com:vml" xmlns:wp14="http://schemas.microsoft.com/office/word/2010/wordprocessingDrawing" xmlns:wp="http://schemas.openxmlformats.org/drawingml/2006/wordprocessingDrawing" xmlns:w10="urn:schemas-microsoft-com:office:word" xmlns:w="http://schemas.openxmlformats.org/wordprocessingml/2006/main" xmlns:w14="http://schemas.microsoft.com/office/word/2010/wordml" xmlns:w15="http://schemas.microsoft.com/office/word/2012/wordml" xmlns:w16cei="http://schemas.microsoft.com/office/word/2026/wordml/cei" xmlns:w16cex="http://schemas.microsoft.com/office/word/2018/wordml/cex" xmlns:w16cid="http://schemas.microsoft.com/office/word/2016/wordml/cid" xmlns:w16="http://schemas.microsoft.com/office/word/2018/wordml" xmlns:w16du="http://schemas.microsoft.com/office/word/2023/wordml/word16du" xmlns:w16sdtdh="http://schemas.microsoft.com/office/word/2020/wordml/sdtdatahash" xmlns:w16sdtfl="http://schemas.microsoft.com/office/word/2024/wordml/sdtformatlock" xmlns:w16se="http://schemas.microsoft.com/office/word/2015/wordml/symex" xmlns:wpg="http://schemas.microsoft.com/office/word/2010/wordprocessingGroup" xmlns:wpi="http://schemas.microsoft.com/office/word/2010/wordprocessingInk" xmlns:wne="http://schemas.microsoft.com/office/word/2006/wordml" xmlns:wps="http://schemas.microsoft.com/office/word/2010/wordprocessingShape" xmlns:a="http://schemas.openxmlformats.org/drawingml/2006/main" xmlns:pic="http://schemas.openxmlformats.org/drawingml/2006/picture" xmlns:a14="http://schemas.microsoft.com/office/drawing/2010/main" mc:Ignorable="w14 w15 w16se w16cid w16 w16cex w16sdtdh w16sdtfl w16du wp14">
-  <w:comment w:initials="GA" w:author="Gloria Alzate" w:date="2026-08-12T15:16:00Z" w:id="0">
+<w:comments xmlns:wpc="http://schemas.microsoft.com/office/word/2010/wordprocessingCanvas" xmlns:cx="http://schemas.microsoft.com/office/drawing/2014/chartex" xmlns:cx1="http://schemas.microsoft.com/office/drawing/2015/9/8/chartex" xmlns:cx2="http://schemas.microsoft.com/office/drawing/2015/10/21/chartex" xmlns:cx3="http://schemas.microsoft.com/office/drawing/2016/5/9/chartex" xmlns:cx4="http://schemas.microsoft.com/office/drawing/2016/5/10/chartex" xmlns:cx5="http://schemas.microsoft.com/office/drawing/2016/5/11/chartex" xmlns:cx6="http://schemas.microsoft.com/office/drawing/2016/5/12/chartex" xmlns:cx7="http://schemas.microsoft.com/office/drawing/2016/5/13/chartex" xmlns:cx8="http://schemas.microsoft.com/office/drawing/2016/5/14/chartex" xmlns:mc="http://schemas.openxmlformats.org/markup-compatibility/2006" xmlns:aink="http://schemas.microsoft.com/office/drawing/2016/ink" xmlns:am3d="http://schemas.microsoft.com/office/drawing/2017/model3d" xmlns:o="urn:schemas-microsoft-com:office:office" xmlns:oel="http://schemas.microsoft.com/office/2019/extlst" xmlns:r="http://schemas.openxmlformats.org/officeDocument/2006/relationships" xmlns:m="http://schemas.openxmlformats.org/officeDocument/2006/math" xmlns:v="urn:schemas-microsoft-com:vml" xmlns:wp14="http://schemas.microsoft.com/office/word/2010/wordprocessingDrawing" xmlns:wp="http://schemas.openxmlformats.org/drawingml/2006/wordprocessingDrawing" xmlns:w10="urn:schemas-microsoft-com:office:word" xmlns:w="http://schemas.openxmlformats.org/wordprocessingml/2006/main" xmlns:w14="http://schemas.microsoft.com/office/word/2010/wordml" xmlns:w15="http://schemas.microsoft.com/office/word/2012/wordml" xmlns:w16cex="http://schemas.microsoft.com/office/word/2018/wordml/cex" xmlns:w16cid="http://schemas.microsoft.com/office/word/2016/wordml/cid" xmlns:w16="http://schemas.microsoft.com/office/word/2018/wordml" xmlns:w16du="http://schemas.microsoft.com/office/word/2023/wordml/word16du" xmlns:w16sdtdh="http://schemas.microsoft.com/office/word/2020/wordml/sdtdatahash" xmlns:w16sdtfl="http://schemas.microsoft.com/office/word/2024/wordml/sdtformatlock" xmlns:w16se="http://schemas.microsoft.com/office/word/2015/wordml/symex" xmlns:wpg="http://schemas.microsoft.com/office/word/2010/wordprocessingGroup" xmlns:wpi="http://schemas.microsoft.com/office/word/2010/wordprocessingInk" xmlns:wne="http://schemas.microsoft.com/office/word/2006/wordml" xmlns:wps="http://schemas.microsoft.com/office/word/2010/wordprocessingShape" mc:Ignorable="w14 w15 w16se w16cid w16 w16cex w16sdtdh w16sdtfl w16du wp14">
+  <w:comment w:id="0" w:author="Gloria Alzate" w:date="2026-08-12T15:16:00Z" w:initials="GA">
     <w:p>
       <w:pPr>
         <w:pStyle w:val="Textocomentario"/>
@@ -17077,7 +17250,7 @@
       </w:r>
     </w:p>
   </w:comment>
-  <w:comment w:initials="GA" w:author="Gloria Alzate" w:date="2026-08-14T05:44:00Z" w:id="1">
+  <w:comment w:id="1" w:author="Gloria Alzate" w:date="2026-08-14T05:44:00Z" w:initials="GA">
     <w:p>
       <w:pPr>
         <w:pStyle w:val="Textocomentario"/>
@@ -17152,7 +17325,7 @@
       </w:r>
     </w:p>
   </w:comment>
-  <w:comment w:initials="GA" w:author="Gloria Alzate" w:date="2026-08-14T05:46:00Z" w:id="4">
+  <w:comment w:id="4" w:author="Gloria Alzate" w:date="2026-08-14T05:46:00Z" w:initials="GA">
     <w:p>
       <w:pPr>
         <w:pStyle w:val="Textocomentario"/>
@@ -17184,10 +17357,10 @@
           <w:noProof/>
         </w:rPr>
         <w:drawing>
-          <wp:inline distT="0" distB="0" distL="0" distR="0" wp14:anchorId="7E90AB3F" wp14:editId="256A77AD">
+          <wp:inline distT="0" distB="0" distL="0" distR="0" wp14:anchorId="73856F57" wp14:editId="2D1A7B53">
             <wp:extent cx="6332220" cy="3801745"/>
             <wp:effectExtent l="0" t="0" r="0" b="8255"/>
-            <wp:docPr id="1853844810" name="Imagen 17" descr="Image"/>
+            <wp:docPr id="313079988" name="Imagen 17" descr="Image"/>
             <wp:cNvGraphicFramePr>
               <a:graphicFrameLocks xmlns:a="http://schemas.openxmlformats.org/drawingml/2006/main" noChangeAspect="1"/>
             </wp:cNvGraphicFramePr>
@@ -17195,7 +17368,7 @@
               <a:graphicData uri="http://schemas.openxmlformats.org/drawingml/2006/picture">
                 <pic:pic xmlns:pic="http://schemas.openxmlformats.org/drawingml/2006/picture">
                   <pic:nvPicPr>
-                    <pic:cNvPr id="1853844810" name="Imagen 1853844810" descr="Image"/>
+                    <pic:cNvPr id="313079988" name="Imagen 313079988" descr="Image"/>
                     <pic:cNvPicPr/>
                   </pic:nvPicPr>
                   <pic:blipFill>
@@ -17225,9 +17398,6 @@
           </wp:inline>
         </w:drawing>
       </w:r>
-      <w:r>
-        <w:cr/>
-      </w:r>
     </w:p>
     <w:p>
       <w:pPr>
@@ -17238,10 +17408,10 @@
           <w:noProof/>
         </w:rPr>
         <w:drawing>
-          <wp:inline distT="0" distB="0" distL="0" distR="0" wp14:anchorId="268C6AD0" wp14:editId="11C7D0A5">
+          <wp:inline distT="0" distB="0" distL="0" distR="0" wp14:anchorId="55DDFB0E" wp14:editId="609DC98C">
             <wp:extent cx="6332220" cy="3719830"/>
             <wp:effectExtent l="0" t="0" r="0" b="0"/>
-            <wp:docPr id="2070192115" name="Imagen 16" descr="Image"/>
+            <wp:docPr id="662013393" name="Imagen 16" descr="Image"/>
             <wp:cNvGraphicFramePr>
               <a:graphicFrameLocks xmlns:a="http://schemas.openxmlformats.org/drawingml/2006/main" noChangeAspect="1"/>
             </wp:cNvGraphicFramePr>
@@ -17249,7 +17419,7 @@
               <a:graphicData uri="http://schemas.openxmlformats.org/drawingml/2006/picture">
                 <pic:pic xmlns:pic="http://schemas.openxmlformats.org/drawingml/2006/picture">
                   <pic:nvPicPr>
-                    <pic:cNvPr id="2070192115" name="Imagen 2070192115" descr="Image"/>
+                    <pic:cNvPr id="662013393" name="Imagen 662013393" descr="Image"/>
                     <pic:cNvPicPr/>
                   </pic:nvPicPr>
                   <pic:blipFill>
@@ -17281,7 +17451,7 @@
       </w:r>
     </w:p>
   </w:comment>
-  <w:comment w:initials="GA" w:author="Gloria Alzate" w:date="2026-08-12T16:37:00Z" w:id="5">
+  <w:comment w:id="5" w:author="Gloria Alzate" w:date="2026-08-12T16:37:00Z" w:initials="GA">
     <w:p>
       <w:pPr>
         <w:pStyle w:val="Textocomentario"/>
@@ -17372,7 +17542,7 @@
       </w:r>
     </w:p>
   </w:comment>
-  <w:comment w:initials="GA" w:author="Gloria Alzate" w:date="2026-08-14T06:01:00Z" w:id="7">
+  <w:comment w:id="7" w:author="Gloria Alzate" w:date="2026-08-14T06:01:00Z" w:initials="GA">
     <w:p>
       <w:pPr>
         <w:pStyle w:val="Textocomentario"/>
@@ -17444,14 +17614,14 @@
       </w:r>
     </w:p>
   </w:comment>
-  <w:comment xmlns:w="http://schemas.openxmlformats.org/wordprocessingml/2006/main" w:initials="GA" w:author="Gloria Alzate" w:date="08/12/2026 10:24:00" w:id="8">
-    <w:p xmlns:w14="http://schemas.microsoft.com/office/word/2010/wordml">
-      <w:pPr>
-        <w:pStyle w:val="CommentText"/>
-      </w:pPr>
-      <w:r>
-        <w:rPr>
-          <w:rStyle w:val="CommentReference"/>
+  <w:comment w:id="8" w:author="Gloria Alzate" w:date="2026-08-12T17:24:00Z" w:initials="GA">
+    <w:p>
+      <w:pPr>
+        <w:pStyle w:val="Textocomentario"/>
+      </w:pPr>
+      <w:r>
+        <w:rPr>
+          <w:rStyle w:val="Refdecomentario"/>
         </w:rPr>
         <w:annotationRef/>
       </w:r>
@@ -17459,48 +17629,48 @@
         <w:t>Se sugiere rediseñar la siguiente figura propuesta por DI con los siguientes textos:</w:t>
       </w:r>
     </w:p>
-    <w:p xmlns:w14="http://schemas.microsoft.com/office/word/2010/wordml">
-      <w:pPr>
-        <w:pStyle w:val="CommentText"/>
-      </w:pPr>
-    </w:p>
-    <w:p xmlns:w14="http://schemas.microsoft.com/office/word/2010/wordml">
-      <w:pPr>
-        <w:pStyle w:val="CommentText"/>
-      </w:pPr>
-      <w:r>
-        <w:rPr>
-          <w:b w:val="1"/>
-          <w:bCs w:val="1"/>
+    <w:p>
+      <w:pPr>
+        <w:pStyle w:val="Textocomentario"/>
+      </w:pPr>
+    </w:p>
+    <w:p>
+      <w:pPr>
+        <w:pStyle w:val="Textocomentario"/>
+      </w:pPr>
+      <w:r>
+        <w:rPr>
+          <w:b/>
+          <w:bCs/>
         </w:rPr>
         <w:t>Ética individual</w:t>
       </w:r>
     </w:p>
-    <w:p xmlns:w14="http://schemas.microsoft.com/office/word/2010/wordml">
-      <w:pPr>
-        <w:pStyle w:val="CommentText"/>
+    <w:p>
+      <w:pPr>
+        <w:pStyle w:val="Textocomentario"/>
       </w:pPr>
       <w:r>
         <w:t xml:space="preserve">Convicciones y hábitos </w:t>
       </w:r>
     </w:p>
-    <w:p xmlns:w14="http://schemas.microsoft.com/office/word/2010/wordml">
-      <w:pPr>
-        <w:pStyle w:val="CommentText"/>
-      </w:pPr>
-    </w:p>
-    <w:p xmlns:w14="http://schemas.microsoft.com/office/word/2010/wordml">
-      <w:pPr>
-        <w:pStyle w:val="CommentText"/>
-      </w:pPr>
-    </w:p>
-    <w:p xmlns:w14="http://schemas.microsoft.com/office/word/2010/wordml">
-      <w:pPr>
-        <w:pStyle w:val="CommentText"/>
-      </w:pPr>
-      <w:r>
-        <w:rPr>
-          <w:color w:val="0b0b0b"/>
+    <w:p>
+      <w:pPr>
+        <w:pStyle w:val="Textocomentario"/>
+      </w:pPr>
+    </w:p>
+    <w:p>
+      <w:pPr>
+        <w:pStyle w:val="Textocomentario"/>
+      </w:pPr>
+    </w:p>
+    <w:p>
+      <w:pPr>
+        <w:pStyle w:val="Textocomentario"/>
+      </w:pPr>
+      <w:r>
+        <w:rPr>
+          <w:color w:val="0B0B0B"/>
         </w:rPr>
         <w:t>se influyen</w:t>
       </w:r>
@@ -17508,133 +17678,139 @@
         <w:t xml:space="preserve"> </w:t>
       </w:r>
     </w:p>
-    <w:p xmlns:w14="http://schemas.microsoft.com/office/word/2010/wordml">
-      <w:pPr>
-        <w:pStyle w:val="CommentText"/>
-      </w:pPr>
-    </w:p>
-    <w:p xmlns:w14="http://schemas.microsoft.com/office/word/2010/wordml">
-      <w:pPr>
-        <w:pStyle w:val="CommentText"/>
-      </w:pPr>
-    </w:p>
-    <w:p xmlns:w14="http://schemas.microsoft.com/office/word/2010/wordml">
-      <w:pPr>
-        <w:pStyle w:val="CommentText"/>
-      </w:pPr>
-      <w:r>
-        <w:rPr>
-          <w:b w:val="1"/>
-          <w:bCs w:val="1"/>
+    <w:p>
+      <w:pPr>
+        <w:pStyle w:val="Textocomentario"/>
+      </w:pPr>
+    </w:p>
+    <w:p>
+      <w:pPr>
+        <w:pStyle w:val="Textocomentario"/>
+      </w:pPr>
+    </w:p>
+    <w:p>
+      <w:pPr>
+        <w:pStyle w:val="Textocomentario"/>
+      </w:pPr>
+      <w:r>
+        <w:rPr>
+          <w:b/>
+          <w:bCs/>
         </w:rPr>
         <w:t>Ética organizacional</w:t>
       </w:r>
     </w:p>
-    <w:p xmlns:w14="http://schemas.microsoft.com/office/word/2010/wordml">
-      <w:pPr>
-        <w:pStyle w:val="CommentText"/>
+    <w:p>
+      <w:pPr>
+        <w:pStyle w:val="Textocomentario"/>
       </w:pPr>
       <w:r>
         <w:t>Normas y liderazgo</w:t>
       </w:r>
     </w:p>
-    <w:p xmlns:w14="http://schemas.microsoft.com/office/word/2010/wordml">
-      <w:pPr>
-        <w:pStyle w:val="CommentText"/>
-      </w:pPr>
-    </w:p>
-    <w:p xmlns:w14="http://schemas.microsoft.com/office/word/2010/wordml">
-      <w:pPr>
-        <w:pStyle w:val="CommentText"/>
-      </w:pPr>
-      <w:r>
-        <w:rPr>
-          <w:b w:val="1"/>
-          <w:bCs w:val="1"/>
+    <w:p>
+      <w:pPr>
+        <w:pStyle w:val="Textocomentario"/>
+      </w:pPr>
+    </w:p>
+    <w:p>
+      <w:pPr>
+        <w:pStyle w:val="Textocomentario"/>
+      </w:pPr>
+      <w:r>
+        <w:rPr>
+          <w:b/>
+          <w:bCs/>
         </w:rPr>
         <w:t>Cuando se refuerzan</w:t>
       </w:r>
     </w:p>
-    <w:p xmlns:w14="http://schemas.microsoft.com/office/word/2010/wordml">
-      <w:pPr>
-        <w:pStyle w:val="CommentText"/>
+    <w:p>
+      <w:pPr>
+        <w:pStyle w:val="Textocomentario"/>
       </w:pPr>
       <w:r>
         <w:t>Confianza y credibilidad</w:t>
       </w:r>
     </w:p>
-    <w:p xmlns:w14="http://schemas.microsoft.com/office/word/2010/wordml">
-      <w:pPr>
-        <w:pStyle w:val="CommentText"/>
+    <w:p>
+      <w:pPr>
+        <w:pStyle w:val="Textocomentario"/>
       </w:pPr>
       <w:r>
         <w:t xml:space="preserve">Convivencia respetuosa </w:t>
       </w:r>
     </w:p>
-    <w:p xmlns:w14="http://schemas.microsoft.com/office/word/2010/wordml">
-      <w:pPr>
-        <w:pStyle w:val="CommentText"/>
-      </w:pPr>
-    </w:p>
-    <w:p xmlns:w14="http://schemas.microsoft.com/office/word/2010/wordml">
-      <w:pPr>
-        <w:pStyle w:val="CommentText"/>
-      </w:pPr>
-      <w:r>
-        <w:rPr>
-          <w:b w:val="1"/>
-          <w:bCs w:val="1"/>
+    <w:p>
+      <w:pPr>
+        <w:pStyle w:val="Textocomentario"/>
+      </w:pPr>
+    </w:p>
+    <w:p>
+      <w:pPr>
+        <w:pStyle w:val="Textocomentario"/>
+      </w:pPr>
+      <w:r>
+        <w:rPr>
+          <w:b/>
+          <w:bCs/>
         </w:rPr>
         <w:t>Cuando se desconectan</w:t>
       </w:r>
     </w:p>
-    <w:p xmlns:w14="http://schemas.microsoft.com/office/word/2010/wordml">
-      <w:pPr>
-        <w:pStyle w:val="CommentText"/>
+    <w:p>
+      <w:pPr>
+        <w:pStyle w:val="Textocomentario"/>
       </w:pPr>
       <w:r>
         <w:t>Oportunismo e inequidad</w:t>
       </w:r>
     </w:p>
-    <w:p xmlns:w14="http://schemas.microsoft.com/office/word/2010/wordml">
-      <w:pPr>
-        <w:pStyle w:val="CommentText"/>
+    <w:p>
+      <w:pPr>
+        <w:pStyle w:val="Textocomentario"/>
       </w:pPr>
       <w:r>
         <w:t xml:space="preserve">Pérdida de legitimidad </w:t>
       </w:r>
     </w:p>
-    <w:p xmlns:w14="http://schemas.microsoft.com/office/word/2010/wordml">
-      <w:pPr>
-        <w:pStyle w:val="CommentText"/>
-      </w:pPr>
-    </w:p>
-    <w:p xmlns:w14="http://schemas.microsoft.com/office/word/2010/wordml">
-      <w:pPr>
-        <w:pStyle w:val="CommentText"/>
-      </w:pPr>
-      <w:r>
-        <w:rPr>
-          <w:color w:val="c0504d"/>
+    <w:p>
+      <w:pPr>
+        <w:pStyle w:val="Textocomentario"/>
+      </w:pPr>
+    </w:p>
+    <w:p>
+      <w:pPr>
+        <w:pStyle w:val="Textocomentario"/>
+      </w:pPr>
+      <w:r>
+        <w:rPr>
+          <w:color w:val="C0504D"/>
         </w:rPr>
         <w:t>Texto alternativo:</w:t>
       </w:r>
     </w:p>
-    <w:p xmlns:w14="http://schemas.microsoft.com/office/word/2010/wordml">
-      <w:pPr>
-        <w:pStyle w:val="CommentText"/>
-      </w:pPr>
-    </w:p>
-    <w:p xmlns:w14="http://schemas.microsoft.com/office/word/2010/wordml">
-      <w:pPr>
-        <w:pStyle w:val="CommentText"/>
-      </w:pPr>
-      <w:r>
-        <w:t xml:space="preserve">La figura 1,  representa la interacción entre la ética individual y la organizacional en función de su coherencia: al reforzarse generan confianza; al desconectarse, oportunismo y pérdida de legitimidad. </w:t>
+    <w:p>
+      <w:pPr>
+        <w:pStyle w:val="Textocomentario"/>
+      </w:pPr>
+    </w:p>
+    <w:p>
+      <w:pPr>
+        <w:pStyle w:val="Textocomentario"/>
+      </w:pPr>
+      <w:r>
+        <w:rPr>
+          <w:color w:val="0000FF"/>
+        </w:rPr>
+        <w:t>La figura 1 representa</w:t>
+      </w:r>
+      <w:r>
+        <w:t xml:space="preserve"> la interacción entre la ética individual y la organizacional en función de su coherencia: al reforzarse generan confianza; al desconectarse, oportunismo y pérdida de legitimidad. </w:t>
       </w:r>
     </w:p>
   </w:comment>
-  <w:comment w:initials="GA" w:author="Gloria Alzate" w:date="2026-08-12T18:09:00Z" w:id="10">
+  <w:comment w:id="10" w:author="Gloria Alzate" w:date="2026-08-12T18:09:00Z" w:initials="GA">
     <w:p>
       <w:pPr>
         <w:pStyle w:val="Textocomentario"/>
@@ -17650,7 +17826,7 @@
       </w:r>
     </w:p>
   </w:comment>
-  <w:comment w:initials="GA" w:author="Gloria Alzate" w:date="2026-08-13T08:20:00Z" w:id="12">
+  <w:comment w:id="12" w:author="Gloria Alzate" w:date="2026-08-13T08:20:00Z" w:initials="GA">
     <w:p>
       <w:pPr>
         <w:pStyle w:val="Textocomentario"/>
@@ -17790,14 +17966,14 @@
       </w:r>
     </w:p>
   </w:comment>
-  <w:comment xmlns:w="http://schemas.openxmlformats.org/wordprocessingml/2006/main" w:initials="GA" w:author="Gloria Alzate" w:date="08/13/2026 04:16:00" w:id="14">
-    <w:p xmlns:w14="http://schemas.microsoft.com/office/word/2010/wordml">
-      <w:pPr>
-        <w:pStyle w:val="CommentText"/>
-      </w:pPr>
-      <w:r>
-        <w:rPr>
-          <w:rStyle w:val="CommentReference"/>
+  <w:comment w:id="14" w:author="Gloria Alzate" w:date="2026-08-13T11:16:00Z" w:initials="GA">
+    <w:p>
+      <w:pPr>
+        <w:pStyle w:val="Textocomentario"/>
+      </w:pPr>
+      <w:r>
+        <w:rPr>
+          <w:rStyle w:val="Refdecomentario"/>
         </w:rPr>
         <w:annotationRef/>
       </w:r>
@@ -17805,157 +17981,187 @@
         <w:t>Se sugiere rediseñar la siguiente figura propuesta con los siguientes textos:</w:t>
       </w:r>
     </w:p>
-    <w:p xmlns:w14="http://schemas.microsoft.com/office/word/2010/wordml">
-      <w:pPr>
-        <w:pStyle w:val="CommentText"/>
-      </w:pPr>
-    </w:p>
-    <w:p xmlns:w14="http://schemas.microsoft.com/office/word/2010/wordml">
-      <w:pPr>
-        <w:pStyle w:val="CommentText"/>
-      </w:pPr>
-      <w:r>
-        <w:rPr>
-          <w:b w:val="1"/>
-          <w:bCs w:val="1"/>
+    <w:p>
+      <w:pPr>
+        <w:pStyle w:val="Textocomentario"/>
+      </w:pPr>
+    </w:p>
+    <w:p>
+      <w:pPr>
+        <w:pStyle w:val="Textocomentario"/>
+      </w:pPr>
+      <w:r>
+        <w:rPr>
+          <w:b/>
+          <w:bCs/>
         </w:rPr>
         <w:t>Relación vertical</w:t>
       </w:r>
       <w:r>
+        <w:br/>
         <w:t>Hay diferencia de autoridad</w:t>
       </w:r>
     </w:p>
-    <w:p xmlns:w14="http://schemas.microsoft.com/office/word/2010/wordml">
-      <w:pPr>
-        <w:pStyle w:val="CommentText"/>
-      </w:pPr>
-      <w:r>
-        <w:t>Quien dirigeQuien ejecuta</w:t>
-      </w:r>
-    </w:p>
-    <w:p xmlns:w14="http://schemas.microsoft.com/office/word/2010/wordml">
-      <w:pPr>
-        <w:pStyle w:val="CommentText"/>
-      </w:pPr>
-    </w:p>
-    <w:p xmlns:w14="http://schemas.microsoft.com/office/word/2010/wordml">
-      <w:pPr>
-        <w:pStyle w:val="CommentText"/>
+    <w:p>
+      <w:pPr>
+        <w:pStyle w:val="Textocomentario"/>
+      </w:pPr>
+      <w:r>
+        <w:t>Quien dirige</w:t>
+      </w:r>
+      <w:r>
+        <w:br/>
+        <w:t>Quien ejecuta</w:t>
+      </w:r>
+    </w:p>
+    <w:p>
+      <w:pPr>
+        <w:pStyle w:val="Textocomentario"/>
+      </w:pPr>
+    </w:p>
+    <w:p>
+      <w:pPr>
+        <w:pStyle w:val="Textocomentario"/>
+        <w:numPr>
+          <w:ilvl w:val="0"/>
+          <w:numId w:val="11"/>
+        </w:numPr>
       </w:pPr>
       <w:r>
         <w:t>Implica poder y evaluación.</w:t>
       </w:r>
     </w:p>
-    <w:p xmlns:w14="http://schemas.microsoft.com/office/word/2010/wordml">
-      <w:pPr>
-        <w:pStyle w:val="CommentText"/>
+    <w:p>
+      <w:pPr>
+        <w:pStyle w:val="Textocomentario"/>
+        <w:numPr>
+          <w:ilvl w:val="0"/>
+          <w:numId w:val="11"/>
+        </w:numPr>
       </w:pPr>
       <w:r>
         <w:t>El trato influye en la percepción de justicia.</w:t>
       </w:r>
     </w:p>
-    <w:p xmlns:w14="http://schemas.microsoft.com/office/word/2010/wordml">
-      <w:pPr>
-        <w:pStyle w:val="CommentText"/>
+    <w:p>
+      <w:pPr>
+        <w:pStyle w:val="Textocomentario"/>
+        <w:numPr>
+          <w:ilvl w:val="0"/>
+          <w:numId w:val="11"/>
+        </w:numPr>
       </w:pPr>
       <w:r>
         <w:t>Exige mayor cuidado ético.</w:t>
       </w:r>
     </w:p>
-    <w:p xmlns:w14="http://schemas.microsoft.com/office/word/2010/wordml">
-      <w:pPr>
-        <w:pStyle w:val="CommentText"/>
-      </w:pPr>
-    </w:p>
-    <w:p xmlns:w14="http://schemas.microsoft.com/office/word/2010/wordml">
-      <w:pPr>
-        <w:pStyle w:val="CommentText"/>
-      </w:pPr>
-      <w:r>
-        <w:rPr>
-          <w:b w:val="1"/>
-          <w:bCs w:val="1"/>
+    <w:p>
+      <w:pPr>
+        <w:pStyle w:val="Textocomentario"/>
+      </w:pPr>
+    </w:p>
+    <w:p>
+      <w:pPr>
+        <w:pStyle w:val="Textocomentario"/>
+      </w:pPr>
+      <w:r>
+        <w:rPr>
+          <w:b/>
+          <w:bCs/>
         </w:rPr>
         <w:t>Relación horizontal</w:t>
       </w:r>
       <w:r>
+        <w:br/>
         <w:t>Personas del mismo nivel</w:t>
       </w:r>
     </w:p>
-    <w:p xmlns:w14="http://schemas.microsoft.com/office/word/2010/wordml">
-      <w:pPr>
-        <w:pStyle w:val="CommentText"/>
+    <w:p>
+      <w:pPr>
+        <w:pStyle w:val="Textocomentario"/>
       </w:pPr>
       <w:r>
         <w:t>Compañeros de equipo</w:t>
       </w:r>
     </w:p>
-    <w:p xmlns:w14="http://schemas.microsoft.com/office/word/2010/wordml">
-      <w:pPr>
-        <w:pStyle w:val="CommentText"/>
-      </w:pPr>
-    </w:p>
-    <w:p xmlns:w14="http://schemas.microsoft.com/office/word/2010/wordml">
-      <w:pPr>
-        <w:pStyle w:val="CommentText"/>
+    <w:p>
+      <w:pPr>
+        <w:pStyle w:val="Textocomentario"/>
+      </w:pPr>
+    </w:p>
+    <w:p>
+      <w:pPr>
+        <w:pStyle w:val="Textocomentario"/>
+        <w:numPr>
+          <w:ilvl w:val="0"/>
+          <w:numId w:val="12"/>
+        </w:numPr>
       </w:pPr>
       <w:r>
         <w:t>Se basa en la reciprocidad.</w:t>
       </w:r>
     </w:p>
-    <w:p xmlns:w14="http://schemas.microsoft.com/office/word/2010/wordml">
-      <w:pPr>
-        <w:pStyle w:val="CommentText"/>
+    <w:p>
+      <w:pPr>
+        <w:pStyle w:val="Textocomentario"/>
+        <w:numPr>
+          <w:ilvl w:val="0"/>
+          <w:numId w:val="12"/>
+        </w:numPr>
       </w:pPr>
       <w:r>
         <w:t>Favorece el trabajo colaborativo y la solidaridad.</w:t>
       </w:r>
     </w:p>
-    <w:p xmlns:w14="http://schemas.microsoft.com/office/word/2010/wordml">
-      <w:pPr>
-        <w:pStyle w:val="CommentText"/>
+    <w:p>
+      <w:pPr>
+        <w:pStyle w:val="Textocomentario"/>
+        <w:numPr>
+          <w:ilvl w:val="0"/>
+          <w:numId w:val="12"/>
+        </w:numPr>
       </w:pPr>
       <w:r>
         <w:t>Impulsa el aprendizaje entre pares.</w:t>
       </w:r>
     </w:p>
-    <w:p xmlns:w14="http://schemas.microsoft.com/office/word/2010/wordml">
-      <w:pPr>
-        <w:pStyle w:val="CommentText"/>
-      </w:pPr>
-    </w:p>
-    <w:p xmlns:w14="http://schemas.microsoft.com/office/word/2010/wordml">
-      <w:pPr>
-        <w:pStyle w:val="CommentText"/>
-      </w:pPr>
-    </w:p>
-    <w:p xmlns:w14="http://schemas.microsoft.com/office/word/2010/wordml">
-      <w:pPr>
-        <w:pStyle w:val="CommentText"/>
-      </w:pPr>
-      <w:r>
-        <w:rPr>
-          <w:b w:val="1"/>
-          <w:bCs w:val="1"/>
+    <w:p>
+      <w:pPr>
+        <w:pStyle w:val="Textocomentario"/>
+      </w:pPr>
+    </w:p>
+    <w:p>
+      <w:pPr>
+        <w:pStyle w:val="Textocomentario"/>
+      </w:pPr>
+    </w:p>
+    <w:p>
+      <w:pPr>
+        <w:pStyle w:val="Textocomentario"/>
+      </w:pPr>
+      <w:r>
+        <w:rPr>
+          <w:b/>
+          <w:bCs/>
         </w:rPr>
         <w:t>Texto alternativo:</w:t>
       </w:r>
     </w:p>
-    <w:p xmlns:w14="http://schemas.microsoft.com/office/word/2010/wordml">
-      <w:pPr>
-        <w:pStyle w:val="CommentText"/>
-      </w:pPr>
-    </w:p>
-    <w:p xmlns:w14="http://schemas.microsoft.com/office/word/2010/wordml">
-      <w:pPr>
-        <w:pStyle w:val="CommentText"/>
-      </w:pPr>
-      <w:r>
-        <w:t xml:space="preserve">La figura 2 compara dos vínculos laborales: la relación vertical, entre quien dirige y quien ejecuta, marcada por la autoridad y la evaluación; y la horizontal, entre compañeros, basada en la reciprocidad y la colaboración. Reconocer esa diferencia permite ajustar la comunicación y el trato que corresponde a cada caso. </w:t>
+    <w:p>
+      <w:pPr>
+        <w:pStyle w:val="Textocomentario"/>
+      </w:pPr>
+    </w:p>
+    <w:p>
+      <w:pPr>
+        <w:pStyle w:val="Textocomentario"/>
+      </w:pPr>
+      <w:r>
+        <w:t xml:space="preserve">Figura que compara dos vínculos laborales: la relación vertical, entre quien dirige y quien ejecuta, marcada por la autoridad y la evaluación; y la horizontal, entre compañeros, basada en la reciprocidad y la colaboración. Reconocer esa diferencia permite ajustar la comunicación y el trato que corresponde a cada caso. </w:t>
       </w:r>
     </w:p>
   </w:comment>
-  <w:comment w:initials="GA" w:author="Gloria Alzate" w:date="2026-08-14T06:06:00Z" w:id="16">
+  <w:comment w:id="16" w:author="Gloria Alzate" w:date="2026-08-14T06:06:00Z" w:initials="GA">
     <w:p>
       <w:pPr>
         <w:pStyle w:val="Textocomentario"/>
@@ -18041,7 +18247,7 @@
       </w:r>
     </w:p>
   </w:comment>
-  <w:comment w:initials="GA" w:author="Gloria Alzate" w:date="2026-08-14T06:07:00Z" w:id="18">
+  <w:comment w:id="18" w:author="Gloria Alzate" w:date="2026-08-14T06:07:00Z" w:initials="GA">
     <w:p>
       <w:pPr>
         <w:pStyle w:val="Textocomentario"/>
@@ -18116,7 +18322,7 @@
       </w:r>
     </w:p>
   </w:comment>
-  <w:comment w:initials="GA" w:author="Gloria Alzate" w:date="2026-08-14T06:08:00Z" w:id="19">
+  <w:comment w:id="19" w:author="Gloria Alzate" w:date="2026-08-14T06:08:00Z" w:initials="GA">
     <w:p>
       <w:pPr>
         <w:pStyle w:val="Textocomentario"/>
@@ -18198,7 +18404,7 @@
       </w:r>
     </w:p>
   </w:comment>
-  <w:comment w:initials="GA" w:author="Gloria Alzate" w:date="2026-08-14T06:15:00Z" w:id="21">
+  <w:comment w:id="21" w:author="Gloria Alzate" w:date="2026-08-14T06:15:00Z" w:initials="GA">
     <w:p>
       <w:pPr>
         <w:pStyle w:val="Textocomentario"/>
@@ -18300,7 +18506,7 @@
       </w:r>
     </w:p>
   </w:comment>
-  <w:comment w:initials="GA" w:author="Gloria Alzate" w:date="2026-08-13T14:55:00Z" w:id="22">
+  <w:comment w:id="22" w:author="Gloria Alzate" w:date="2026-08-13T14:55:00Z" w:initials="GA">
     <w:p>
       <w:pPr>
         <w:pStyle w:val="Textocomentario"/>
@@ -18325,7 +18531,7 @@
         <w:pStyle w:val="Textocomentario"/>
         <w:numPr>
           <w:ilvl w:val="0"/>
-          <w:numId w:val="16"/>
+          <w:numId w:val="36"/>
         </w:numPr>
       </w:pPr>
       <w:r>
@@ -18341,11 +18547,6 @@
           <w:color w:val="000000"/>
         </w:rPr>
         <w:br/>
-      </w:r>
-      <w:r>
-        <w:rPr>
-          <w:color w:val="000000"/>
-        </w:rPr>
         <w:t xml:space="preserve">Vinculación de la persona idónea mediante criterios transparentes y verificables. </w:t>
       </w:r>
     </w:p>
@@ -18354,7 +18555,7 @@
         <w:pStyle w:val="Textocomentario"/>
         <w:numPr>
           <w:ilvl w:val="0"/>
-          <w:numId w:val="16"/>
+          <w:numId w:val="36"/>
         </w:numPr>
       </w:pPr>
       <w:r>
@@ -18370,11 +18571,6 @@
           <w:color w:val="000000"/>
         </w:rPr>
         <w:br/>
-      </w:r>
-      <w:r>
-        <w:rPr>
-          <w:color w:val="000000"/>
-        </w:rPr>
         <w:t xml:space="preserve">Acompañamiento inicial para comprender el rol, la cultura y los canales de trabajo. </w:t>
       </w:r>
     </w:p>
@@ -18383,7 +18579,7 @@
         <w:pStyle w:val="Textocomentario"/>
         <w:numPr>
           <w:ilvl w:val="0"/>
-          <w:numId w:val="16"/>
+          <w:numId w:val="36"/>
         </w:numPr>
       </w:pPr>
       <w:r>
@@ -18399,11 +18595,6 @@
           <w:color w:val="000000"/>
         </w:rPr>
         <w:br/>
-      </w:r>
-      <w:r>
-        <w:rPr>
-          <w:color w:val="000000"/>
-        </w:rPr>
         <w:t xml:space="preserve">Formación y experiencias que amplían las capacidades y abren nuevas posibilidades. </w:t>
       </w:r>
     </w:p>
@@ -18412,7 +18603,7 @@
         <w:pStyle w:val="Textocomentario"/>
         <w:numPr>
           <w:ilvl w:val="0"/>
-          <w:numId w:val="16"/>
+          <w:numId w:val="36"/>
         </w:numPr>
       </w:pPr>
       <w:r>
@@ -18428,11 +18619,6 @@
           <w:color w:val="000000"/>
         </w:rPr>
         <w:br/>
-      </w:r>
-      <w:r>
-        <w:rPr>
-          <w:color w:val="000000"/>
-        </w:rPr>
         <w:t xml:space="preserve">Condiciones de bienestar, reconocimiento y convivencia que sostienen el vínculo. </w:t>
       </w:r>
     </w:p>
@@ -18441,7 +18627,7 @@
         <w:pStyle w:val="Textocomentario"/>
         <w:numPr>
           <w:ilvl w:val="0"/>
-          <w:numId w:val="16"/>
+          <w:numId w:val="36"/>
         </w:numPr>
       </w:pPr>
       <w:r>
@@ -18456,16 +18642,12 @@
     <w:p>
       <w:pPr>
         <w:pStyle w:val="Textocomentario"/>
-        <w:numPr>
-          <w:ilvl w:val="0"/>
-          <w:numId w:val="16"/>
-        </w:numPr>
       </w:pPr>
       <w:r>
         <w:rPr>
           <w:color w:val="000000"/>
         </w:rPr>
-        <w:t>cierre respetuoso del ciclo, con retroalimentación y trato digno hasta el último día.</w:t>
+        <w:t>Cierre respetuoso del ciclo, con retroalimentación y trato digno hasta el último día.</w:t>
       </w:r>
     </w:p>
     <w:p>
@@ -18482,10 +18664,15 @@
       <w:pPr>
         <w:pStyle w:val="Textocomentario"/>
       </w:pPr>
+    </w:p>
+    <w:p>
+      <w:pPr>
+        <w:pStyle w:val="Textocomentario"/>
+      </w:pPr>
       <w:r>
         <w:t xml:space="preserve">Enlace: </w:t>
       </w:r>
-      <w:hyperlink w:history="1" w:anchor="fromView=detail&amp;position=4&amp;uuid=776e6dbe-a8c5-40d8-99c7-7d71ea743bd7&amp;track=ais_hybrid&amp;from_element=cross_selling__vector" r:id="rId7">
+      <w:hyperlink r:id="rId7" w:history="1">
         <w:r>
           <w:rPr>
             <w:rStyle w:val="Hipervnculo"/>
@@ -18495,7 +18682,7 @@
       </w:hyperlink>
     </w:p>
   </w:comment>
-  <w:comment w:initials="GA" w:author="Gloria Alzate" w:date="2026-08-13T15:02:00Z" w:id="23">
+  <w:comment w:id="23" w:author="Gloria Alzate" w:date="2026-08-13T15:02:00Z" w:initials="GA">
     <w:p>
       <w:pPr>
         <w:pStyle w:val="Textocomentario"/>
@@ -18567,7 +18754,7 @@
       </w:r>
     </w:p>
   </w:comment>
-  <w:comment w:initials="GA" w:author="Gloria Alzate" w:date="2026-08-14T06:27:00Z" w:id="25">
+  <w:comment w:id="25" w:author="Gloria Alzate" w:date="2026-08-14T06:27:00Z" w:initials="GA">
     <w:p>
       <w:pPr>
         <w:pStyle w:val="Textocomentario"/>
@@ -18642,7 +18829,7 @@
       </w:r>
     </w:p>
   </w:comment>
-  <w:comment w:initials="GA" w:author="Gloria Alzate" w:date="2026-08-13T15:38:00Z" w:id="26">
+  <w:comment w:id="26" w:author="Gloria Alzate" w:date="2026-08-13T15:38:00Z" w:initials="GA">
     <w:p>
       <w:pPr>
         <w:pStyle w:val="Textocomentario"/>
@@ -18658,7 +18845,7 @@
       </w:r>
     </w:p>
   </w:comment>
-  <w:comment w:initials="GA" w:author="Gloria Alzate" w:date="2026-08-13T16:37:00Z" w:id="28">
+  <w:comment w:id="28" w:author="Gloria Alzate" w:date="2026-08-13T16:37:00Z" w:initials="GA">
     <w:p>
       <w:pPr>
         <w:pStyle w:val="Textocomentario"/>
@@ -18754,7 +18941,7 @@
       </w:r>
     </w:p>
   </w:comment>
-  <w:comment w:initials="GA" w:author="Gloria Alzate" w:date="2026-08-14T06:29:00Z" w:id="29">
+  <w:comment w:id="29" w:author="Gloria Alzate" w:date="2026-08-14T06:29:00Z" w:initials="GA">
     <w:p>
       <w:pPr>
         <w:pStyle w:val="Textocomentario"/>
@@ -18834,7 +19021,7 @@
       </w:r>
     </w:p>
   </w:comment>
-  <w:comment w:initials="GA" w:author="Gloria Alzate" w:date="2026-08-13T15:54:00Z" w:id="30">
+  <w:comment w:id="30" w:author="Gloria Alzate" w:date="2026-08-13T15:54:00Z" w:initials="GA">
     <w:p>
       <w:pPr>
         <w:pStyle w:val="Textocomentario"/>
@@ -18914,7 +19101,7 @@
       </w:r>
     </w:p>
   </w:comment>
-  <w:comment w:initials="GA" w:author="Gloria Alzate" w:date="2026-08-13T16:26:00Z" w:id="31">
+  <w:comment w:id="31" w:author="Gloria Alzate" w:date="2026-08-13T16:26:00Z" w:initials="GA">
     <w:p>
       <w:pPr>
         <w:pStyle w:val="Textocomentario"/>
@@ -19036,7 +19223,7 @@
       </w:pPr>
     </w:p>
   </w:comment>
-  <w:comment w:initials="GA" w:author="Gloria Alzate" w:date="2026-08-13T16:22:00Z" w:id="33">
+  <w:comment w:id="33" w:author="Gloria Alzate" w:date="2026-08-13T16:22:00Z" w:initials="GA">
     <w:p>
       <w:pPr>
         <w:pStyle w:val="Textocomentario"/>
@@ -19138,7 +19325,7 @@
       </w:r>
     </w:p>
   </w:comment>
-  <w:comment w:initials="GA" w:author="Gloria Alzate" w:date="2026-08-13T17:57:00Z" w:id="35">
+  <w:comment w:id="35" w:author="Gloria Alzate" w:date="2026-08-13T17:57:00Z" w:initials="GA">
     <w:p>
       <w:pPr>
         <w:pStyle w:val="Textocomentario"/>
@@ -19237,7 +19424,7 @@
       </w:r>
     </w:p>
   </w:comment>
-  <w:comment w:initials="GA" w:author="Gloria Alzate" w:date="2026-08-14T06:32:00Z" w:id="37">
+  <w:comment w:id="37" w:author="Gloria Alzate" w:date="2026-08-14T06:32:00Z" w:initials="GA">
     <w:p>
       <w:pPr>
         <w:pStyle w:val="Textocomentario"/>
@@ -19402,26 +19589,26 @@
       </w:r>
     </w:p>
   </w:comment>
-  <w:comment xmlns:w="http://schemas.openxmlformats.org/wordprocessingml/2006/main" w:initials="GS" w:author="Gloria Lida Alzate Suarez" w:date="2026-08-21T17:59:33" w:id="1002514987">
-    <w:p xmlns:w14="http://schemas.microsoft.com/office/word/2010/wordml" xmlns:w="http://schemas.openxmlformats.org/wordprocessingml/2006/main">
-      <w:pPr>
-        <w:pStyle w:val="CommentText"/>
-      </w:pPr>
-      <w:r>
-        <w:rPr>
-          <w:rStyle w:val="CommentReference"/>
+  <w:comment w:id="40" w:author="Gloria Alzate" w:date="2026-09-11T07:01:00Z" w:initials="GA">
+    <w:p>
+      <w:pPr>
+        <w:pStyle w:val="Textocomentario"/>
+      </w:pPr>
+      <w:r>
+        <w:rPr>
+          <w:rStyle w:val="Refdecomentario"/>
         </w:rPr>
         <w:annotationRef/>
       </w:r>
       <w:r>
+        <w:rPr>
+          <w:b/>
+          <w:bCs/>
+        </w:rPr>
         <w:t>Texto alternativo:</w:t>
       </w:r>
-    </w:p>
-    <w:p xmlns:w14="http://schemas.microsoft.com/office/word/2010/wordml" xmlns:w="http://schemas.openxmlformats.org/wordprocessingml/2006/main">
-      <w:pPr>
-        <w:pStyle w:val="CommentText"/>
-      </w:pPr>
-      <w:r>
+      <w:r>
+        <w:br/>
         <w:t>Mapa conceptual sobre la ética y la gestión del talento humano. Integra cuatro ejes: la ética, las relaciones interpersonales, la gestión del talento humano y la inteligencia emocional, que juntos fortalecen la convivencia, el clima laboral y la sostenibilidad de la organización.</w:t>
       </w:r>
     </w:p>
@@ -19430,37 +19617,37 @@
 </file>
 
 <file path=word/commentsExtended.xml><?xml version="1.0" encoding="utf-8"?>
-<w15:commentsEx xmlns:mc="http://schemas.openxmlformats.org/markup-compatibility/2006" xmlns:w15="http://schemas.microsoft.com/office/word/2012/wordml" mc:Ignorable="w15">
-  <w15:commentEx w15:done="0" w15:paraId="64B10919"/>
-  <w15:commentEx w15:done="0" w15:paraId="5E44EEBF"/>
-  <w15:commentEx w15:done="0" w15:paraId="1C40416B"/>
-  <w15:commentEx w15:done="0" w15:paraId="6D82F71F"/>
-  <w15:commentEx w15:done="0" w15:paraId="73BD1466"/>
-  <w15:commentEx w15:done="0" w15:paraId="1BD11249"/>
-  <w15:commentEx w15:done="0" w15:paraId="485F74CF"/>
-  <w15:commentEx w15:done="0" w15:paraId="424C502D"/>
-  <w15:commentEx w15:done="0" w15:paraId="108F99BA"/>
-  <w15:commentEx w15:done="0" w15:paraId="1A33B00D"/>
-  <w15:commentEx w15:done="0" w15:paraId="3A65AB7F"/>
-  <w15:commentEx w15:done="0" w15:paraId="5445DD43"/>
-  <w15:commentEx w15:done="0" w15:paraId="595BA675"/>
-  <w15:commentEx w15:done="0" w15:paraId="6B6502FE"/>
-  <w15:commentEx w15:done="0" w15:paraId="0D38663C"/>
-  <w15:commentEx w15:done="0" w15:paraId="54000604"/>
-  <w15:commentEx w15:done="0" w15:paraId="654CAAB2"/>
-  <w15:commentEx w15:done="0" w15:paraId="765A5916"/>
-  <w15:commentEx w15:done="0" w15:paraId="6B3300BE"/>
-  <w15:commentEx w15:done="0" w15:paraId="5E08B201"/>
-  <w15:commentEx w15:done="0" w15:paraId="40C41E84"/>
-  <w15:commentEx w15:done="0" w15:paraId="218B18EE"/>
-  <w15:commentEx w15:done="0" w15:paraId="64A37205"/>
-  <w15:commentEx w15:done="0" w15:paraId="18998FE9"/>
-  <w15:commentEx w15:done="0" w15:paraId="675373B3"/>
+<w15:commentsEx xmlns:wpc="http://schemas.microsoft.com/office/word/2010/wordprocessingCanvas" xmlns:cx="http://schemas.microsoft.com/office/drawing/2014/chartex" xmlns:cx1="http://schemas.microsoft.com/office/drawing/2015/9/8/chartex" xmlns:cx2="http://schemas.microsoft.com/office/drawing/2015/10/21/chartex" xmlns:cx3="http://schemas.microsoft.com/office/drawing/2016/5/9/chartex" xmlns:cx4="http://schemas.microsoft.com/office/drawing/2016/5/10/chartex" xmlns:cx5="http://schemas.microsoft.com/office/drawing/2016/5/11/chartex" xmlns:cx6="http://schemas.microsoft.com/office/drawing/2016/5/12/chartex" xmlns:cx7="http://schemas.microsoft.com/office/drawing/2016/5/13/chartex" xmlns:cx8="http://schemas.microsoft.com/office/drawing/2016/5/14/chartex" xmlns:mc="http://schemas.openxmlformats.org/markup-compatibility/2006" xmlns:aink="http://schemas.microsoft.com/office/drawing/2016/ink" xmlns:am3d="http://schemas.microsoft.com/office/drawing/2017/model3d" xmlns:o="urn:schemas-microsoft-com:office:office" xmlns:oel="http://schemas.microsoft.com/office/2019/extlst" xmlns:r="http://schemas.openxmlformats.org/officeDocument/2006/relationships" xmlns:m="http://schemas.openxmlformats.org/officeDocument/2006/math" xmlns:v="urn:schemas-microsoft-com:vml" xmlns:wp14="http://schemas.microsoft.com/office/word/2010/wordprocessingDrawing" xmlns:wp="http://schemas.openxmlformats.org/drawingml/2006/wordprocessingDrawing" xmlns:w10="urn:schemas-microsoft-com:office:word" xmlns:w="http://schemas.openxmlformats.org/wordprocessingml/2006/main" xmlns:w14="http://schemas.microsoft.com/office/word/2010/wordml" xmlns:w15="http://schemas.microsoft.com/office/word/2012/wordml" xmlns:w16cex="http://schemas.microsoft.com/office/word/2018/wordml/cex" xmlns:w16cid="http://schemas.microsoft.com/office/word/2016/wordml/cid" xmlns:w16="http://schemas.microsoft.com/office/word/2018/wordml" xmlns:w16du="http://schemas.microsoft.com/office/word/2023/wordml/word16du" xmlns:w16sdtdh="http://schemas.microsoft.com/office/word/2020/wordml/sdtdatahash" xmlns:w16sdtfl="http://schemas.microsoft.com/office/word/2024/wordml/sdtformatlock" xmlns:w16se="http://schemas.microsoft.com/office/word/2015/wordml/symex" xmlns:wpg="http://schemas.microsoft.com/office/word/2010/wordprocessingGroup" xmlns:wpi="http://schemas.microsoft.com/office/word/2010/wordprocessingInk" xmlns:wne="http://schemas.microsoft.com/office/word/2006/wordml" xmlns:wps="http://schemas.microsoft.com/office/word/2010/wordprocessingShape" mc:Ignorable="w14 w15 w16se w16cid w16 w16cex w16sdtdh w16sdtfl w16du wp14">
+  <w15:commentEx w15:paraId="64B10919" w15:done="0"/>
+  <w15:commentEx w15:paraId="5E44EEBF" w15:done="0"/>
+  <w15:commentEx w15:paraId="1C40416B" w15:done="0"/>
+  <w15:commentEx w15:paraId="6D82F71F" w15:done="0"/>
+  <w15:commentEx w15:paraId="73BD1466" w15:done="0"/>
+  <w15:commentEx w15:paraId="1BD11249" w15:done="0"/>
+  <w15:commentEx w15:paraId="485F74CF" w15:done="0"/>
+  <w15:commentEx w15:paraId="424C502D" w15:done="0"/>
+  <w15:commentEx w15:paraId="108F99BA" w15:done="0"/>
+  <w15:commentEx w15:paraId="1A33B00D" w15:done="0"/>
+  <w15:commentEx w15:paraId="3A65AB7F" w15:done="0"/>
+  <w15:commentEx w15:paraId="5445DD43" w15:done="0"/>
+  <w15:commentEx w15:paraId="595BA675" w15:done="0"/>
+  <w15:commentEx w15:paraId="6B6502FE" w15:done="0"/>
+  <w15:commentEx w15:paraId="0D38663C" w15:done="0"/>
+  <w15:commentEx w15:paraId="54000604" w15:done="0"/>
+  <w15:commentEx w15:paraId="654CAAB2" w15:done="0"/>
+  <w15:commentEx w15:paraId="765A5916" w15:done="0"/>
+  <w15:commentEx w15:paraId="6B3300BE" w15:done="0"/>
+  <w15:commentEx w15:paraId="5E08B201" w15:done="0"/>
+  <w15:commentEx w15:paraId="40C41E84" w15:done="0"/>
+  <w15:commentEx w15:paraId="218B18EE" w15:done="0"/>
+  <w15:commentEx w15:paraId="64A37205" w15:done="0"/>
+  <w15:commentEx w15:paraId="18998FE9" w15:done="0"/>
+  <w15:commentEx w15:paraId="6FD61AD3" w15:done="0"/>
 </w15:commentsEx>
 </file>
 
 <file path=word/commentsExtensible.xml><?xml version="1.0" encoding="utf-8"?>
-<w16cex:commentsExtensible xmlns:w16="http://schemas.microsoft.com/office/word/2018/wordml" xmlns:w16cex="http://schemas.microsoft.com/office/word/2018/wordml/cex" xmlns:mc="http://schemas.openxmlformats.org/markup-compatibility/2006" mc:Ignorable="w16 w16cex">
+<w16cex:commentsExtensible xmlns:wpc="http://schemas.microsoft.com/office/word/2010/wordprocessingCanvas" xmlns:cx="http://schemas.microsoft.com/office/drawing/2014/chartex" xmlns:cx1="http://schemas.microsoft.com/office/drawing/2015/9/8/chartex" xmlns:cx2="http://schemas.microsoft.com/office/drawing/2015/10/21/chartex" xmlns:cx3="http://schemas.microsoft.com/office/drawing/2016/5/9/chartex" xmlns:cx4="http://schemas.microsoft.com/office/drawing/2016/5/10/chartex" xmlns:cx5="http://schemas.microsoft.com/office/drawing/2016/5/11/chartex" xmlns:cx6="http://schemas.microsoft.com/office/drawing/2016/5/12/chartex" xmlns:cx7="http://schemas.microsoft.com/office/drawing/2016/5/13/chartex" xmlns:cx8="http://schemas.microsoft.com/office/drawing/2016/5/14/chartex" xmlns:cr="http://schemas.microsoft.com/office/comments/2020/reactions" xmlns:mc="http://schemas.openxmlformats.org/markup-compatibility/2006" xmlns:aink="http://schemas.microsoft.com/office/drawing/2016/ink" xmlns:am3d="http://schemas.microsoft.com/office/drawing/2017/model3d" xmlns:o="urn:schemas-microsoft-com:office:office" xmlns:oel="http://schemas.microsoft.com/office/2019/extlst" xmlns:r="http://schemas.openxmlformats.org/officeDocument/2006/relationships" xmlns:m="http://schemas.openxmlformats.org/officeDocument/2006/math" xmlns:v="urn:schemas-microsoft-com:vml" xmlns:wp14="http://schemas.microsoft.com/office/word/2010/wordprocessingDrawing" xmlns:wp="http://schemas.openxmlformats.org/drawingml/2006/wordprocessingDrawing" xmlns:w10="urn:schemas-microsoft-com:office:word" xmlns:w="http://schemas.openxmlformats.org/wordprocessingml/2006/main" xmlns:w14="http://schemas.microsoft.com/office/word/2010/wordml" xmlns:w15="http://schemas.microsoft.com/office/word/2012/wordml" xmlns:w16cex="http://schemas.microsoft.com/office/word/2018/wordml/cex" xmlns:w16cid="http://schemas.microsoft.com/office/word/2016/wordml/cid" xmlns:w16="http://schemas.microsoft.com/office/word/2018/wordml" xmlns:w16du="http://schemas.microsoft.com/office/word/2023/wordml/word16du" xmlns:w16sdtdh="http://schemas.microsoft.com/office/word/2020/wordml/sdtdatahash" xmlns:w16sdtfl="http://schemas.microsoft.com/office/word/2024/wordml/sdtformatlock" xmlns:w16se="http://schemas.microsoft.com/office/word/2015/wordml/symex" xmlns:wpg="http://schemas.microsoft.com/office/word/2010/wordprocessingGroup" xmlns:wpi="http://schemas.microsoft.com/office/word/2010/wordprocessingInk" xmlns:wne="http://schemas.microsoft.com/office/word/2006/wordml" xmlns:wps="http://schemas.microsoft.com/office/word/2010/wordprocessingShape" mc:Ignorable="w14 w15 w16se w16cid w16 w16cex w16sdtdh w16sdtfl cr w16du wp14">
   <w16cex:commentExtensible w16cex:durableId="0FE151E8" w16cex:dateUtc="2026-08-12T20:16:00Z"/>
   <w16cex:commentExtensible w16cex:durableId="2D26A441" w16cex:dateUtc="2026-08-14T10:44:00Z"/>
   <w16cex:commentExtensible w16cex:durableId="44901137" w16cex:dateUtc="2026-08-14T10:46:00Z"/>
@@ -19485,12 +19672,12 @@
   <w16cex:commentExtensible w16cex:durableId="70B08128" w16cex:dateUtc="2026-08-13T21:22:00Z"/>
   <w16cex:commentExtensible w16cex:durableId="2A53DBA5" w16cex:dateUtc="2026-08-13T22:57:00Z"/>
   <w16cex:commentExtensible w16cex:durableId="0DE2D441" w16cex:dateUtc="2026-08-14T11:32:00Z"/>
-  <w16cex:commentExtensible w16cex:durableId="5504E301" w16cex:dateUtc="2026-08-21T22:59:33.142Z"/>
+  <w16cex:commentExtensible w16cex:durableId="63E90E1D" w16cex:dateUtc="2026-09-11T12:01:00Z"/>
 </w16cex:commentsExtensible>
 </file>
 
 <file path=word/commentsIds.xml><?xml version="1.0" encoding="utf-8"?>
-<w16cid:commentsIds xmlns:mc="http://schemas.openxmlformats.org/markup-compatibility/2006" xmlns:w16cid="http://schemas.microsoft.com/office/word/2016/wordml/cid" mc:Ignorable="w16cid">
+<w16cid:commentsIds xmlns:wpc="http://schemas.microsoft.com/office/word/2010/wordprocessingCanvas" xmlns:cx="http://schemas.microsoft.com/office/drawing/2014/chartex" xmlns:cx1="http://schemas.microsoft.com/office/drawing/2015/9/8/chartex" xmlns:cx2="http://schemas.microsoft.com/office/drawing/2015/10/21/chartex" xmlns:cx3="http://schemas.microsoft.com/office/drawing/2016/5/9/chartex" xmlns:cx4="http://schemas.microsoft.com/office/drawing/2016/5/10/chartex" xmlns:cx5="http://schemas.microsoft.com/office/drawing/2016/5/11/chartex" xmlns:cx6="http://schemas.microsoft.com/office/drawing/2016/5/12/chartex" xmlns:cx7="http://schemas.microsoft.com/office/drawing/2016/5/13/chartex" xmlns:cx8="http://schemas.microsoft.com/office/drawing/2016/5/14/chartex" xmlns:mc="http://schemas.openxmlformats.org/markup-compatibility/2006" xmlns:aink="http://schemas.microsoft.com/office/drawing/2016/ink" xmlns:am3d="http://schemas.microsoft.com/office/drawing/2017/model3d" xmlns:o="urn:schemas-microsoft-com:office:office" xmlns:oel="http://schemas.microsoft.com/office/2019/extlst" xmlns:r="http://schemas.openxmlformats.org/officeDocument/2006/relationships" xmlns:m="http://schemas.openxmlformats.org/officeDocument/2006/math" xmlns:v="urn:schemas-microsoft-com:vml" xmlns:wp14="http://schemas.microsoft.com/office/word/2010/wordprocessingDrawing" xmlns:wp="http://schemas.openxmlformats.org/drawingml/2006/wordprocessingDrawing" xmlns:w10="urn:schemas-microsoft-com:office:word" xmlns:w="http://schemas.openxmlformats.org/wordprocessingml/2006/main" xmlns:w14="http://schemas.microsoft.com/office/word/2010/wordml" xmlns:w15="http://schemas.microsoft.com/office/word/2012/wordml" xmlns:w16cex="http://schemas.microsoft.com/office/word/2018/wordml/cex" xmlns:w16cid="http://schemas.microsoft.com/office/word/2016/wordml/cid" xmlns:w16="http://schemas.microsoft.com/office/word/2018/wordml" xmlns:w16du="http://schemas.microsoft.com/office/word/2023/wordml/word16du" xmlns:w16sdtdh="http://schemas.microsoft.com/office/word/2020/wordml/sdtdatahash" xmlns:w16sdtfl="http://schemas.microsoft.com/office/word/2024/wordml/sdtformatlock" xmlns:w16se="http://schemas.microsoft.com/office/word/2015/wordml/symex" xmlns:wpg="http://schemas.microsoft.com/office/word/2010/wordprocessingGroup" xmlns:wpi="http://schemas.microsoft.com/office/word/2010/wordprocessingInk" xmlns:wne="http://schemas.microsoft.com/office/word/2006/wordml" xmlns:wps="http://schemas.microsoft.com/office/word/2010/wordprocessingShape" mc:Ignorable="w14 w15 w16se w16cid w16 w16cex w16sdtdh w16sdtfl w16du wp14">
   <w16cid:commentId w16cid:paraId="64B10919" w16cid:durableId="0FE151E8"/>
   <w16cid:commentId w16cid:paraId="5E44EEBF" w16cid:durableId="2D26A441"/>
   <w16cid:commentId w16cid:paraId="1C40416B" w16cid:durableId="44901137"/>
@@ -19515,12 +19702,12 @@
   <w16cid:commentId w16cid:paraId="218B18EE" w16cid:durableId="70B08128"/>
   <w16cid:commentId w16cid:paraId="64A37205" w16cid:durableId="2A53DBA5"/>
   <w16cid:commentId w16cid:paraId="18998FE9" w16cid:durableId="0DE2D441"/>
-  <w16cid:commentId w16cid:paraId="675373B3" w16cid:durableId="5504E301"/>
+  <w16cid:commentId w16cid:paraId="6FD61AD3" w16cid:durableId="63E90E1D"/>
 </w16cid:commentsIds>
 </file>
 
 <file path=word/endnotes.xml><?xml version="1.0" encoding="utf-8"?>
-<w:endnotes xmlns:wpc="http://schemas.microsoft.com/office/word/2010/wordprocessingCanvas" xmlns:cx="http://schemas.microsoft.com/office/drawing/2014/chartex" xmlns:cx1="http://schemas.microsoft.com/office/drawing/2015/9/8/chartex" xmlns:cx2="http://schemas.microsoft.com/office/drawing/2015/10/21/chartex" xmlns:cx3="http://schemas.microsoft.com/office/drawing/2016/5/9/chartex" xmlns:cx4="http://schemas.microsoft.com/office/drawing/2016/5/10/chartex" xmlns:cx5="http://schemas.microsoft.com/office/drawing/2016/5/11/chartex" xmlns:cx6="http://schemas.microsoft.com/office/drawing/2016/5/12/chartex" xmlns:cx7="http://schemas.microsoft.com/office/drawing/2016/5/13/chartex" xmlns:cx8="http://schemas.microsoft.com/office/drawing/2016/5/14/chartex" xmlns:mc="http://schemas.openxmlformats.org/markup-compatibility/2006" xmlns:aink="http://schemas.microsoft.com/office/drawing/2016/ink" xmlns:am3d="http://schemas.microsoft.com/office/drawing/2017/model3d" xmlns:o="urn:schemas-microsoft-com:office:office" xmlns:oel="http://schemas.microsoft.com/office/2019/extlst" xmlns:r="http://schemas.openxmlformats.org/officeDocument/2006/relationships" xmlns:m="http://schemas.openxmlformats.org/officeDocument/2006/math" xmlns:v="urn:schemas-microsoft-com:vml" xmlns:wp14="http://schemas.microsoft.com/office/word/2010/wordprocessingDrawing" xmlns:wp="http://schemas.openxmlformats.org/drawingml/2006/wordprocessingDrawing" xmlns:w10="urn:schemas-microsoft-com:office:word" xmlns:w="http://schemas.openxmlformats.org/wordprocessingml/2006/main" xmlns:w14="http://schemas.microsoft.com/office/word/2010/wordml" xmlns:w15="http://schemas.microsoft.com/office/word/2012/wordml" xmlns:w16cei="http://schemas.microsoft.com/office/word/2026/wordml/cei" xmlns:w16cex="http://schemas.microsoft.com/office/word/2018/wordml/cex" xmlns:w16cid="http://schemas.microsoft.com/office/word/2016/wordml/cid" xmlns:w16="http://schemas.microsoft.com/office/word/2018/wordml" xmlns:w16du="http://schemas.microsoft.com/office/word/2023/wordml/word16du" xmlns:w16sdtdh="http://schemas.microsoft.com/office/word/2020/wordml/sdtdatahash" xmlns:w16sdtfl="http://schemas.microsoft.com/office/word/2024/wordml/sdtformatlock" xmlns:w16se="http://schemas.microsoft.com/office/word/2015/wordml/symex" xmlns:wpg="http://schemas.microsoft.com/office/word/2010/wordprocessingGroup" xmlns:wpi="http://schemas.microsoft.com/office/word/2010/wordprocessingInk" xmlns:wne="http://schemas.microsoft.com/office/word/2006/wordml" xmlns:wps="http://schemas.microsoft.com/office/word/2010/wordprocessingShape" mc:Ignorable="w14 w15 w16se w16cid w16 w16cex w16sdtdh w16sdtfl w16du wp14">
+<w:endnotes xmlns:wpc="http://schemas.microsoft.com/office/word/2010/wordprocessingCanvas" xmlns:cx="http://schemas.microsoft.com/office/drawing/2014/chartex" xmlns:cx1="http://schemas.microsoft.com/office/drawing/2015/9/8/chartex" xmlns:cx2="http://schemas.microsoft.com/office/drawing/2015/10/21/chartex" xmlns:cx3="http://schemas.microsoft.com/office/drawing/2016/5/9/chartex" xmlns:cx4="http://schemas.microsoft.com/office/drawing/2016/5/10/chartex" xmlns:cx5="http://schemas.microsoft.com/office/drawing/2016/5/11/chartex" xmlns:cx6="http://schemas.microsoft.com/office/drawing/2016/5/12/chartex" xmlns:cx7="http://schemas.microsoft.com/office/drawing/2016/5/13/chartex" xmlns:cx8="http://schemas.microsoft.com/office/drawing/2016/5/14/chartex" xmlns:mc="http://schemas.openxmlformats.org/markup-compatibility/2006" xmlns:aink="http://schemas.microsoft.com/office/drawing/2016/ink" xmlns:am3d="http://schemas.microsoft.com/office/drawing/2017/model3d" xmlns:o="urn:schemas-microsoft-com:office:office" xmlns:oel="http://schemas.microsoft.com/office/2019/extlst" xmlns:r="http://schemas.openxmlformats.org/officeDocument/2006/relationships" xmlns:m="http://schemas.openxmlformats.org/officeDocument/2006/math" xmlns:v="urn:schemas-microsoft-com:vml" xmlns:wp14="http://schemas.microsoft.com/office/word/2010/wordprocessingDrawing" xmlns:wp="http://schemas.openxmlformats.org/drawingml/2006/wordprocessingDrawing" xmlns:w10="urn:schemas-microsoft-com:office:word" xmlns:w="http://schemas.openxmlformats.org/wordprocessingml/2006/main" xmlns:w14="http://schemas.microsoft.com/office/word/2010/wordml" xmlns:w15="http://schemas.microsoft.com/office/word/2012/wordml" xmlns:w16cex="http://schemas.microsoft.com/office/word/2018/wordml/cex" xmlns:w16cid="http://schemas.microsoft.com/office/word/2016/wordml/cid" xmlns:w16="http://schemas.microsoft.com/office/word/2018/wordml" xmlns:w16du="http://schemas.microsoft.com/office/word/2023/wordml/word16du" xmlns:w16sdtdh="http://schemas.microsoft.com/office/word/2020/wordml/sdtdatahash" xmlns:w16sdtfl="http://schemas.microsoft.com/office/word/2024/wordml/sdtformatlock" xmlns:w16se="http://schemas.microsoft.com/office/word/2015/wordml/symex" xmlns:wpg="http://schemas.microsoft.com/office/word/2010/wordprocessingGroup" xmlns:wpi="http://schemas.microsoft.com/office/word/2010/wordprocessingInk" xmlns:wne="http://schemas.microsoft.com/office/word/2006/wordml" xmlns:wps="http://schemas.microsoft.com/office/word/2010/wordprocessingShape" mc:Ignorable="w14 w15 w16se w16cid w16 w16cex w16sdtdh w16sdtfl w16du wp14">
   <w:endnote w:type="separator" w:id="-1">
     <w:p>
       <w:pPr>
@@ -19545,7 +19732,7 @@
 </file>
 
 <file path=word/footer1.xml><?xml version="1.0" encoding="utf-8"?>
-<w:ftr xmlns:wpc="http://schemas.microsoft.com/office/word/2010/wordprocessingCanvas" xmlns:cx="http://schemas.microsoft.com/office/drawing/2014/chartex" xmlns:cx1="http://schemas.microsoft.com/office/drawing/2015/9/8/chartex" xmlns:cx2="http://schemas.microsoft.com/office/drawing/2015/10/21/chartex" xmlns:cx3="http://schemas.microsoft.com/office/drawing/2016/5/9/chartex" xmlns:cx4="http://schemas.microsoft.com/office/drawing/2016/5/10/chartex" xmlns:cx5="http://schemas.microsoft.com/office/drawing/2016/5/11/chartex" xmlns:cx6="http://schemas.microsoft.com/office/drawing/2016/5/12/chartex" xmlns:cx7="http://schemas.microsoft.com/office/drawing/2016/5/13/chartex" xmlns:cx8="http://schemas.microsoft.com/office/drawing/2016/5/14/chartex" xmlns:mc="http://schemas.openxmlformats.org/markup-compatibility/2006" xmlns:aink="http://schemas.microsoft.com/office/drawing/2016/ink" xmlns:am3d="http://schemas.microsoft.com/office/drawing/2017/model3d" xmlns:o="urn:schemas-microsoft-com:office:office" xmlns:oel="http://schemas.microsoft.com/office/2019/extlst" xmlns:r="http://schemas.openxmlformats.org/officeDocument/2006/relationships" xmlns:m="http://schemas.openxmlformats.org/officeDocument/2006/math" xmlns:v="urn:schemas-microsoft-com:vml" xmlns:wp14="http://schemas.microsoft.com/office/word/2010/wordprocessingDrawing" xmlns:wp="http://schemas.openxmlformats.org/drawingml/2006/wordprocessingDrawing" xmlns:w10="urn:schemas-microsoft-com:office:word" xmlns:w="http://schemas.openxmlformats.org/wordprocessingml/2006/main" xmlns:w14="http://schemas.microsoft.com/office/word/2010/wordml" xmlns:w15="http://schemas.microsoft.com/office/word/2012/wordml" xmlns:w16cei="http://schemas.microsoft.com/office/word/2026/wordml/cei" xmlns:w16cex="http://schemas.microsoft.com/office/word/2018/wordml/cex" xmlns:w16cid="http://schemas.microsoft.com/office/word/2016/wordml/cid" xmlns:w16="http://schemas.microsoft.com/office/word/2018/wordml" xmlns:w16du="http://schemas.microsoft.com/office/word/2023/wordml/word16du" xmlns:w16sdtdh="http://schemas.microsoft.com/office/word/2020/wordml/sdtdatahash" xmlns:w16sdtfl="http://schemas.microsoft.com/office/word/2024/wordml/sdtformatlock" xmlns:w16se="http://schemas.microsoft.com/office/word/2015/wordml/symex" xmlns:wpg="http://schemas.microsoft.com/office/word/2010/wordprocessingGroup" xmlns:wpi="http://schemas.microsoft.com/office/word/2010/wordprocessingInk" xmlns:wne="http://schemas.microsoft.com/office/word/2006/wordml" xmlns:wps="http://schemas.microsoft.com/office/word/2010/wordprocessingShape" mc:Ignorable="w14 w15 w16se w16cid w16 w16cex w16sdtdh w16sdtfl w16du wp14">
+<w:ftr xmlns:wpc="http://schemas.microsoft.com/office/word/2010/wordprocessingCanvas" xmlns:cx="http://schemas.microsoft.com/office/drawing/2014/chartex" xmlns:cx1="http://schemas.microsoft.com/office/drawing/2015/9/8/chartex" xmlns:cx2="http://schemas.microsoft.com/office/drawing/2015/10/21/chartex" xmlns:cx3="http://schemas.microsoft.com/office/drawing/2016/5/9/chartex" xmlns:cx4="http://schemas.microsoft.com/office/drawing/2016/5/10/chartex" xmlns:cx5="http://schemas.microsoft.com/office/drawing/2016/5/11/chartex" xmlns:cx6="http://schemas.microsoft.com/office/drawing/2016/5/12/chartex" xmlns:cx7="http://schemas.microsoft.com/office/drawing/2016/5/13/chartex" xmlns:cx8="http://schemas.microsoft.com/office/drawing/2016/5/14/chartex" xmlns:mc="http://schemas.openxmlformats.org/markup-compatibility/2006" xmlns:aink="http://schemas.microsoft.com/office/drawing/2016/ink" xmlns:am3d="http://schemas.microsoft.com/office/drawing/2017/model3d" xmlns:o="urn:schemas-microsoft-com:office:office" xmlns:oel="http://schemas.microsoft.com/office/2019/extlst" xmlns:r="http://schemas.openxmlformats.org/officeDocument/2006/relationships" xmlns:m="http://schemas.openxmlformats.org/officeDocument/2006/math" xmlns:v="urn:schemas-microsoft-com:vml" xmlns:wp14="http://schemas.microsoft.com/office/word/2010/wordprocessingDrawing" xmlns:wp="http://schemas.openxmlformats.org/drawingml/2006/wordprocessingDrawing" xmlns:w10="urn:schemas-microsoft-com:office:word" xmlns:w="http://schemas.openxmlformats.org/wordprocessingml/2006/main" xmlns:w14="http://schemas.microsoft.com/office/word/2010/wordml" xmlns:w15="http://schemas.microsoft.com/office/word/2012/wordml" xmlns:w16cex="http://schemas.microsoft.com/office/word/2018/wordml/cex" xmlns:w16cid="http://schemas.microsoft.com/office/word/2016/wordml/cid" xmlns:w16="http://schemas.microsoft.com/office/word/2018/wordml" xmlns:w16du="http://schemas.microsoft.com/office/word/2023/wordml/word16du" xmlns:w16sdtdh="http://schemas.microsoft.com/office/word/2020/wordml/sdtdatahash" xmlns:w16sdtfl="http://schemas.microsoft.com/office/word/2024/wordml/sdtformatlock" xmlns:w16se="http://schemas.microsoft.com/office/word/2015/wordml/symex" xmlns:wpg="http://schemas.microsoft.com/office/word/2010/wordprocessingGroup" xmlns:wpi="http://schemas.microsoft.com/office/word/2010/wordprocessingInk" xmlns:wne="http://schemas.microsoft.com/office/word/2006/wordml" xmlns:wps="http://schemas.microsoft.com/office/word/2010/wordprocessingShape" mc:Ignorable="w14 w15 w16se w16cid w16 w16cex w16sdtdh w16sdtfl w16du wp14">
   <w:p>
     <w:pPr>
       <w:pStyle w:val="Normal0"/>
@@ -19571,7 +19758,7 @@
       <w:ind w:left="-2" w:hanging="2"/>
       <w:jc w:val="right"/>
       <w:rPr>
-        <w:rFonts w:ascii="Times New Roman" w:hAnsi="Times New Roman" w:eastAsia="Times New Roman" w:cs="Times New Roman"/>
+        <w:rFonts w:ascii="Times New Roman" w:eastAsia="Times New Roman" w:hAnsi="Times New Roman" w:cs="Times New Roman"/>
         <w:sz w:val="24"/>
         <w:szCs w:val="24"/>
       </w:rPr>
@@ -19582,7 +19769,7 @@
       <w:pStyle w:val="Normal0"/>
       <w:spacing w:line="240" w:lineRule="auto"/>
       <w:rPr>
-        <w:rFonts w:ascii="Times New Roman" w:hAnsi="Times New Roman" w:eastAsia="Times New Roman" w:cs="Times New Roman"/>
+        <w:rFonts w:ascii="Times New Roman" w:eastAsia="Times New Roman" w:hAnsi="Times New Roman" w:cs="Times New Roman"/>
         <w:sz w:val="24"/>
         <w:szCs w:val="24"/>
       </w:rPr>
@@ -19628,7 +19815,7 @@
 </file>
 
 <file path=word/footnotes.xml><?xml version="1.0" encoding="utf-8"?>
-<w:footnotes xmlns:wpc="http://schemas.microsoft.com/office/word/2010/wordprocessingCanvas" xmlns:cx="http://schemas.microsoft.com/office/drawing/2014/chartex" xmlns:cx1="http://schemas.microsoft.com/office/drawing/2015/9/8/chartex" xmlns:cx2="http://schemas.microsoft.com/office/drawing/2015/10/21/chartex" xmlns:cx3="http://schemas.microsoft.com/office/drawing/2016/5/9/chartex" xmlns:cx4="http://schemas.microsoft.com/office/drawing/2016/5/10/chartex" xmlns:cx5="http://schemas.microsoft.com/office/drawing/2016/5/11/chartex" xmlns:cx6="http://schemas.microsoft.com/office/drawing/2016/5/12/chartex" xmlns:cx7="http://schemas.microsoft.com/office/drawing/2016/5/13/chartex" xmlns:cx8="http://schemas.microsoft.com/office/drawing/2016/5/14/chartex" xmlns:mc="http://schemas.openxmlformats.org/markup-compatibility/2006" xmlns:aink="http://schemas.microsoft.com/office/drawing/2016/ink" xmlns:am3d="http://schemas.microsoft.com/office/drawing/2017/model3d" xmlns:o="urn:schemas-microsoft-com:office:office" xmlns:oel="http://schemas.microsoft.com/office/2019/extlst" xmlns:r="http://schemas.openxmlformats.org/officeDocument/2006/relationships" xmlns:m="http://schemas.openxmlformats.org/officeDocument/2006/math" xmlns:v="urn:schemas-microsoft-com:vml" xmlns:wp14="http://schemas.microsoft.com/office/word/2010/wordprocessingDrawing" xmlns:wp="http://schemas.openxmlformats.org/drawingml/2006/wordprocessingDrawing" xmlns:w10="urn:schemas-microsoft-com:office:word" xmlns:w="http://schemas.openxmlformats.org/wordprocessingml/2006/main" xmlns:w14="http://schemas.microsoft.com/office/word/2010/wordml" xmlns:w15="http://schemas.microsoft.com/office/word/2012/wordml" xmlns:w16cei="http://schemas.microsoft.com/office/word/2026/wordml/cei" xmlns:w16cex="http://schemas.microsoft.com/office/word/2018/wordml/cex" xmlns:w16cid="http://schemas.microsoft.com/office/word/2016/wordml/cid" xmlns:w16="http://schemas.microsoft.com/office/word/2018/wordml" xmlns:w16du="http://schemas.microsoft.com/office/word/2023/wordml/word16du" xmlns:w16sdtdh="http://schemas.microsoft.com/office/word/2020/wordml/sdtdatahash" xmlns:w16sdtfl="http://schemas.microsoft.com/office/word/2024/wordml/sdtformatlock" xmlns:w16se="http://schemas.microsoft.com/office/word/2015/wordml/symex" xmlns:wpg="http://schemas.microsoft.com/office/word/2010/wordprocessingGroup" xmlns:wpi="http://schemas.microsoft.com/office/word/2010/wordprocessingInk" xmlns:wne="http://schemas.microsoft.com/office/word/2006/wordml" xmlns:wps="http://schemas.microsoft.com/office/word/2010/wordprocessingShape" mc:Ignorable="w14 w15 w16se w16cid w16 w16cex w16sdtdh w16sdtfl w16du wp14">
+<w:footnotes xmlns:wpc="http://schemas.microsoft.com/office/word/2010/wordprocessingCanvas" xmlns:cx="http://schemas.microsoft.com/office/drawing/2014/chartex" xmlns:cx1="http://schemas.microsoft.com/office/drawing/2015/9/8/chartex" xmlns:cx2="http://schemas.microsoft.com/office/drawing/2015/10/21/chartex" xmlns:cx3="http://schemas.microsoft.com/office/drawing/2016/5/9/chartex" xmlns:cx4="http://schemas.microsoft.com/office/drawing/2016/5/10/chartex" xmlns:cx5="http://schemas.microsoft.com/office/drawing/2016/5/11/chartex" xmlns:cx6="http://schemas.microsoft.com/office/drawing/2016/5/12/chartex" xmlns:cx7="http://schemas.microsoft.com/office/drawing/2016/5/13/chartex" xmlns:cx8="http://schemas.microsoft.com/office/drawing/2016/5/14/chartex" xmlns:mc="http://schemas.openxmlformats.org/markup-compatibility/2006" xmlns:aink="http://schemas.microsoft.com/office/drawing/2016/ink" xmlns:am3d="http://schemas.microsoft.com/office/drawing/2017/model3d" xmlns:o="urn:schemas-microsoft-com:office:office" xmlns:oel="http://schemas.microsoft.com/office/2019/extlst" xmlns:r="http://schemas.openxmlformats.org/officeDocument/2006/relationships" xmlns:m="http://schemas.openxmlformats.org/officeDocument/2006/math" xmlns:v="urn:schemas-microsoft-com:vml" xmlns:wp14="http://schemas.microsoft.com/office/word/2010/wordprocessingDrawing" xmlns:wp="http://schemas.openxmlformats.org/drawingml/2006/wordprocessingDrawing" xmlns:w10="urn:schemas-microsoft-com:office:word" xmlns:w="http://schemas.openxmlformats.org/wordprocessingml/2006/main" xmlns:w14="http://schemas.microsoft.com/office/word/2010/wordml" xmlns:w15="http://schemas.microsoft.com/office/word/2012/wordml" xmlns:w16cex="http://schemas.microsoft.com/office/word/2018/wordml/cex" xmlns:w16cid="http://schemas.microsoft.com/office/word/2016/wordml/cid" xmlns:w16="http://schemas.microsoft.com/office/word/2018/wordml" xmlns:w16du="http://schemas.microsoft.com/office/word/2023/wordml/word16du" xmlns:w16sdtdh="http://schemas.microsoft.com/office/word/2020/wordml/sdtdatahash" xmlns:w16sdtfl="http://schemas.microsoft.com/office/word/2024/wordml/sdtformatlock" xmlns:w16se="http://schemas.microsoft.com/office/word/2015/wordml/symex" xmlns:wpg="http://schemas.microsoft.com/office/word/2010/wordprocessingGroup" xmlns:wpi="http://schemas.microsoft.com/office/word/2010/wordprocessingInk" xmlns:wne="http://schemas.microsoft.com/office/word/2006/wordml" xmlns:wps="http://schemas.microsoft.com/office/word/2010/wordprocessingShape" mc:Ignorable="w14 w15 w16se w16cid w16 w16cex w16sdtdh w16sdtfl w16du wp14">
   <w:footnote w:type="separator" w:id="-1">
     <w:p>
       <w:r>
@@ -19647,7 +19834,7 @@
 </file>
 
 <file path=word/header1.xml><?xml version="1.0" encoding="utf-8"?>
-<w:hdr xmlns:wpc="http://schemas.microsoft.com/office/word/2010/wordprocessingCanvas" xmlns:cx="http://schemas.microsoft.com/office/drawing/2014/chartex" xmlns:cx1="http://schemas.microsoft.com/office/drawing/2015/9/8/chartex" xmlns:cx2="http://schemas.microsoft.com/office/drawing/2015/10/21/chartex" xmlns:cx3="http://schemas.microsoft.com/office/drawing/2016/5/9/chartex" xmlns:cx4="http://schemas.microsoft.com/office/drawing/2016/5/10/chartex" xmlns:cx5="http://schemas.microsoft.com/office/drawing/2016/5/11/chartex" xmlns:cx6="http://schemas.microsoft.com/office/drawing/2016/5/12/chartex" xmlns:cx7="http://schemas.microsoft.com/office/drawing/2016/5/13/chartex" xmlns:cx8="http://schemas.microsoft.com/office/drawing/2016/5/14/chartex" xmlns:mc="http://schemas.openxmlformats.org/markup-compatibility/2006" xmlns:aink="http://schemas.microsoft.com/office/drawing/2016/ink" xmlns:am3d="http://schemas.microsoft.com/office/drawing/2017/model3d" xmlns:o="urn:schemas-microsoft-com:office:office" xmlns:oel="http://schemas.microsoft.com/office/2019/extlst" xmlns:r="http://schemas.openxmlformats.org/officeDocument/2006/relationships" xmlns:m="http://schemas.openxmlformats.org/officeDocument/2006/math" xmlns:v="urn:schemas-microsoft-com:vml" xmlns:wp14="http://schemas.microsoft.com/office/word/2010/wordprocessingDrawing" xmlns:wp="http://schemas.openxmlformats.org/drawingml/2006/wordprocessingDrawing" xmlns:w10="urn:schemas-microsoft-com:office:word" xmlns:w="http://schemas.openxmlformats.org/wordprocessingml/2006/main" xmlns:w14="http://schemas.microsoft.com/office/word/2010/wordml" xmlns:w15="http://schemas.microsoft.com/office/word/2012/wordml" xmlns:w16cei="http://schemas.microsoft.com/office/word/2026/wordml/cei" xmlns:w16cex="http://schemas.microsoft.com/office/word/2018/wordml/cex" xmlns:w16cid="http://schemas.microsoft.com/office/word/2016/wordml/cid" xmlns:w16="http://schemas.microsoft.com/office/word/2018/wordml" xmlns:w16du="http://schemas.microsoft.com/office/word/2023/wordml/word16du" xmlns:w16sdtdh="http://schemas.microsoft.com/office/word/2020/wordml/sdtdatahash" xmlns:w16sdtfl="http://schemas.microsoft.com/office/word/2024/wordml/sdtformatlock" xmlns:w16se="http://schemas.microsoft.com/office/word/2015/wordml/symex" xmlns:wpg="http://schemas.microsoft.com/office/word/2010/wordprocessingGroup" xmlns:wpi="http://schemas.microsoft.com/office/word/2010/wordprocessingInk" xmlns:wne="http://schemas.microsoft.com/office/word/2006/wordml" xmlns:wps="http://schemas.microsoft.com/office/word/2010/wordprocessingShape" xmlns:a="http://schemas.openxmlformats.org/drawingml/2006/main" xmlns:adec="http://schemas.microsoft.com/office/drawing/2017/decorative" xmlns:pic="http://schemas.openxmlformats.org/drawingml/2006/picture" xmlns:a14="http://schemas.microsoft.com/office/drawing/2010/main" mc:Ignorable="w14 w15 w16se w16cid w16 w16cex w16sdtdh w16sdtfl w16du wp14">
+<w:hdr xmlns:wpc="http://schemas.microsoft.com/office/word/2010/wordprocessingCanvas" xmlns:cx="http://schemas.microsoft.com/office/drawing/2014/chartex" xmlns:cx1="http://schemas.microsoft.com/office/drawing/2015/9/8/chartex" xmlns:cx2="http://schemas.microsoft.com/office/drawing/2015/10/21/chartex" xmlns:cx3="http://schemas.microsoft.com/office/drawing/2016/5/9/chartex" xmlns:cx4="http://schemas.microsoft.com/office/drawing/2016/5/10/chartex" xmlns:cx5="http://schemas.microsoft.com/office/drawing/2016/5/11/chartex" xmlns:cx6="http://schemas.microsoft.com/office/drawing/2016/5/12/chartex" xmlns:cx7="http://schemas.microsoft.com/office/drawing/2016/5/13/chartex" xmlns:cx8="http://schemas.microsoft.com/office/drawing/2016/5/14/chartex" xmlns:mc="http://schemas.openxmlformats.org/markup-compatibility/2006" xmlns:aink="http://schemas.microsoft.com/office/drawing/2016/ink" xmlns:am3d="http://schemas.microsoft.com/office/drawing/2017/model3d" xmlns:o="urn:schemas-microsoft-com:office:office" xmlns:oel="http://schemas.microsoft.com/office/2019/extlst" xmlns:r="http://schemas.openxmlformats.org/officeDocument/2006/relationships" xmlns:m="http://schemas.openxmlformats.org/officeDocument/2006/math" xmlns:v="urn:schemas-microsoft-com:vml" xmlns:wp14="http://schemas.microsoft.com/office/word/2010/wordprocessingDrawing" xmlns:wp="http://schemas.openxmlformats.org/drawingml/2006/wordprocessingDrawing" xmlns:w10="urn:schemas-microsoft-com:office:word" xmlns:w="http://schemas.openxmlformats.org/wordprocessingml/2006/main" xmlns:w14="http://schemas.microsoft.com/office/word/2010/wordml" xmlns:w15="http://schemas.microsoft.com/office/word/2012/wordml" xmlns:w16cex="http://schemas.microsoft.com/office/word/2018/wordml/cex" xmlns:w16cid="http://schemas.microsoft.com/office/word/2016/wordml/cid" xmlns:w16="http://schemas.microsoft.com/office/word/2018/wordml" xmlns:w16du="http://schemas.microsoft.com/office/word/2023/wordml/word16du" xmlns:w16sdtdh="http://schemas.microsoft.com/office/word/2020/wordml/sdtdatahash" xmlns:w16sdtfl="http://schemas.microsoft.com/office/word/2024/wordml/sdtformatlock" xmlns:w16se="http://schemas.microsoft.com/office/word/2015/wordml/symex" xmlns:wpg="http://schemas.microsoft.com/office/word/2010/wordprocessingGroup" xmlns:wpi="http://schemas.microsoft.com/office/word/2010/wordprocessingInk" xmlns:wne="http://schemas.microsoft.com/office/word/2006/wordml" xmlns:wps="http://schemas.microsoft.com/office/word/2010/wordprocessingShape" mc:Ignorable="w14 w15 w16se w16cid w16 w16cex w16sdtdh w16sdtfl w16du wp14">
   <w:p>
     <w:pPr>
       <w:pStyle w:val="Normal0"/>
@@ -19752,7 +19939,7 @@
 </file>
 
 <file path=word/numbering.xml><?xml version="1.0" encoding="utf-8"?>
-<w:numbering xmlns:wpc="http://schemas.microsoft.com/office/word/2010/wordprocessingCanvas" xmlns:cx="http://schemas.microsoft.com/office/drawing/2014/chartex" xmlns:cx1="http://schemas.microsoft.com/office/drawing/2015/9/8/chartex" xmlns:cx2="http://schemas.microsoft.com/office/drawing/2015/10/21/chartex" xmlns:cx3="http://schemas.microsoft.com/office/drawing/2016/5/9/chartex" xmlns:cx4="http://schemas.microsoft.com/office/drawing/2016/5/10/chartex" xmlns:cx5="http://schemas.microsoft.com/office/drawing/2016/5/11/chartex" xmlns:cx6="http://schemas.microsoft.com/office/drawing/2016/5/12/chartex" xmlns:cx7="http://schemas.microsoft.com/office/drawing/2016/5/13/chartex" xmlns:cx8="http://schemas.microsoft.com/office/drawing/2016/5/14/chartex" xmlns:mc="http://schemas.openxmlformats.org/markup-compatibility/2006" xmlns:aink="http://schemas.microsoft.com/office/drawing/2016/ink" xmlns:am3d="http://schemas.microsoft.com/office/drawing/2017/model3d" xmlns:o="urn:schemas-microsoft-com:office:office" xmlns:oel="http://schemas.microsoft.com/office/2019/extlst" xmlns:r="http://schemas.openxmlformats.org/officeDocument/2006/relationships" xmlns:m="http://schemas.openxmlformats.org/officeDocument/2006/math" xmlns:v="urn:schemas-microsoft-com:vml" xmlns:wp14="http://schemas.microsoft.com/office/word/2010/wordprocessingDrawing" xmlns:wp="http://schemas.openxmlformats.org/drawingml/2006/wordprocessingDrawing" xmlns:w10="urn:schemas-microsoft-com:office:word" xmlns:w="http://schemas.openxmlformats.org/wordprocessingml/2006/main" xmlns:w14="http://schemas.microsoft.com/office/word/2010/wordml" xmlns:w15="http://schemas.microsoft.com/office/word/2012/wordml" xmlns:w16cei="http://schemas.microsoft.com/office/word/2026/wordml/cei" xmlns:w16cex="http://schemas.microsoft.com/office/word/2018/wordml/cex" xmlns:w16cid="http://schemas.microsoft.com/office/word/2016/wordml/cid" xmlns:w16="http://schemas.microsoft.com/office/word/2018/wordml" xmlns:w16du="http://schemas.microsoft.com/office/word/2023/wordml/word16du" xmlns:w16sdtdh="http://schemas.microsoft.com/office/word/2020/wordml/sdtdatahash" xmlns:w16sdtfl="http://schemas.microsoft.com/office/word/2024/wordml/sdtformatlock" xmlns:w16se="http://schemas.microsoft.com/office/word/2015/wordml/symex" xmlns:wpg="http://schemas.microsoft.com/office/word/2010/wordprocessingGroup" xmlns:wpi="http://schemas.microsoft.com/office/word/2010/wordprocessingInk" xmlns:wne="http://schemas.microsoft.com/office/word/2006/wordml" xmlns:wps="http://schemas.microsoft.com/office/word/2010/wordprocessingShape" mc:Ignorable="w14 w15 w16se w16cid w16 w16cex w16sdtdh w16sdtfl w16du wp14">
+<w:numbering xmlns:wpc="http://schemas.microsoft.com/office/word/2010/wordprocessingCanvas" xmlns:cx="http://schemas.microsoft.com/office/drawing/2014/chartex" xmlns:cx1="http://schemas.microsoft.com/office/drawing/2015/9/8/chartex" xmlns:cx2="http://schemas.microsoft.com/office/drawing/2015/10/21/chartex" xmlns:cx3="http://schemas.microsoft.com/office/drawing/2016/5/9/chartex" xmlns:cx4="http://schemas.microsoft.com/office/drawing/2016/5/10/chartex" xmlns:cx5="http://schemas.microsoft.com/office/drawing/2016/5/11/chartex" xmlns:cx6="http://schemas.microsoft.com/office/drawing/2016/5/12/chartex" xmlns:cx7="http://schemas.microsoft.com/office/drawing/2016/5/13/chartex" xmlns:cx8="http://schemas.microsoft.com/office/drawing/2016/5/14/chartex" xmlns:mc="http://schemas.openxmlformats.org/markup-compatibility/2006" xmlns:aink="http://schemas.microsoft.com/office/drawing/2016/ink" xmlns:am3d="http://schemas.microsoft.com/office/drawing/2017/model3d" xmlns:o="urn:schemas-microsoft-com:office:office" xmlns:oel="http://schemas.microsoft.com/office/2019/extlst" xmlns:r="http://schemas.openxmlformats.org/officeDocument/2006/relationships" xmlns:m="http://schemas.openxmlformats.org/officeDocument/2006/math" xmlns:v="urn:schemas-microsoft-com:vml" xmlns:wp14="http://schemas.microsoft.com/office/word/2010/wordprocessingDrawing" xmlns:wp="http://schemas.openxmlformats.org/drawingml/2006/wordprocessingDrawing" xmlns:w10="urn:schemas-microsoft-com:office:word" xmlns:w="http://schemas.openxmlformats.org/wordprocessingml/2006/main" xmlns:w14="http://schemas.microsoft.com/office/word/2010/wordml" xmlns:w15="http://schemas.microsoft.com/office/word/2012/wordml" xmlns:w16cex="http://schemas.microsoft.com/office/word/2018/wordml/cex" xmlns:w16cid="http://schemas.microsoft.com/office/word/2016/wordml/cid" xmlns:w16="http://schemas.microsoft.com/office/word/2018/wordml" xmlns:w16du="http://schemas.microsoft.com/office/word/2023/wordml/word16du" xmlns:w16sdtdh="http://schemas.microsoft.com/office/word/2020/wordml/sdtdatahash" xmlns:w16sdtfl="http://schemas.microsoft.com/office/word/2024/wordml/sdtformatlock" xmlns:w16se="http://schemas.microsoft.com/office/word/2015/wordml/symex" xmlns:wpg="http://schemas.microsoft.com/office/word/2010/wordprocessingGroup" xmlns:wpi="http://schemas.microsoft.com/office/word/2010/wordprocessingInk" xmlns:wne="http://schemas.microsoft.com/office/word/2006/wordml" xmlns:wps="http://schemas.microsoft.com/office/word/2010/wordprocessingShape" mc:Ignorable="w14 w15 w16se w16cid w16 w16cex w16sdtdh w16sdtfl w16du wp14">
   <w:abstractNum w:abstractNumId="0" w15:restartNumberingAfterBreak="0">
     <w:nsid w:val="FFFFFF89"/>
     <w:multiLevelType w:val="singleLevel"/>
@@ -19770,7 +19957,7 @@
         <w:ind w:left="360" w:hanging="360"/>
       </w:pPr>
       <w:rPr>
-        <w:rFonts w:hint="default" w:ascii="Symbol" w:hAnsi="Symbol"/>
+        <w:rFonts w:ascii="Symbol" w:hAnsi="Symbol" w:hint="default"/>
       </w:rPr>
     </w:lvl>
   </w:abstractNum>
@@ -19799,7 +19986,7 @@
         <w:ind w:left="1440" w:hanging="360"/>
       </w:pPr>
       <w:rPr>
-        <w:rFonts w:hint="default" w:ascii="Courier New" w:hAnsi="Courier New" w:cs="Courier New"/>
+        <w:rFonts w:ascii="Courier New" w:hAnsi="Courier New" w:cs="Courier New" w:hint="default"/>
       </w:rPr>
     </w:lvl>
     <w:lvl w:ilvl="2" w:tplc="FFFFFFFF" w:tentative="1">
@@ -19811,7 +19998,7 @@
         <w:ind w:left="2160" w:hanging="360"/>
       </w:pPr>
       <w:rPr>
-        <w:rFonts w:hint="default" w:ascii="Wingdings" w:hAnsi="Wingdings"/>
+        <w:rFonts w:ascii="Wingdings" w:hAnsi="Wingdings" w:hint="default"/>
       </w:rPr>
     </w:lvl>
     <w:lvl w:ilvl="3" w:tplc="FFFFFFFF" w:tentative="1">
@@ -19823,7 +20010,7 @@
         <w:ind w:left="2880" w:hanging="360"/>
       </w:pPr>
       <w:rPr>
-        <w:rFonts w:hint="default" w:ascii="Symbol" w:hAnsi="Symbol"/>
+        <w:rFonts w:ascii="Symbol" w:hAnsi="Symbol" w:hint="default"/>
       </w:rPr>
     </w:lvl>
     <w:lvl w:ilvl="4" w:tplc="FFFFFFFF" w:tentative="1">
@@ -19835,7 +20022,7 @@
         <w:ind w:left="3600" w:hanging="360"/>
       </w:pPr>
       <w:rPr>
-        <w:rFonts w:hint="default" w:ascii="Courier New" w:hAnsi="Courier New" w:cs="Courier New"/>
+        <w:rFonts w:ascii="Courier New" w:hAnsi="Courier New" w:cs="Courier New" w:hint="default"/>
       </w:rPr>
     </w:lvl>
     <w:lvl w:ilvl="5" w:tplc="FFFFFFFF" w:tentative="1">
@@ -19847,7 +20034,7 @@
         <w:ind w:left="4320" w:hanging="360"/>
       </w:pPr>
       <w:rPr>
-        <w:rFonts w:hint="default" w:ascii="Wingdings" w:hAnsi="Wingdings"/>
+        <w:rFonts w:ascii="Wingdings" w:hAnsi="Wingdings" w:hint="default"/>
       </w:rPr>
     </w:lvl>
     <w:lvl w:ilvl="6" w:tplc="FFFFFFFF" w:tentative="1">
@@ -19859,7 +20046,7 @@
         <w:ind w:left="5040" w:hanging="360"/>
       </w:pPr>
       <w:rPr>
-        <w:rFonts w:hint="default" w:ascii="Symbol" w:hAnsi="Symbol"/>
+        <w:rFonts w:ascii="Symbol" w:hAnsi="Symbol" w:hint="default"/>
       </w:rPr>
     </w:lvl>
     <w:lvl w:ilvl="7" w:tplc="FFFFFFFF" w:tentative="1">
@@ -19871,7 +20058,7 @@
         <w:ind w:left="5760" w:hanging="360"/>
       </w:pPr>
       <w:rPr>
-        <w:rFonts w:hint="default" w:ascii="Courier New" w:hAnsi="Courier New" w:cs="Courier New"/>
+        <w:rFonts w:ascii="Courier New" w:hAnsi="Courier New" w:cs="Courier New" w:hint="default"/>
       </w:rPr>
     </w:lvl>
     <w:lvl w:ilvl="8" w:tplc="FFFFFFFF" w:tentative="1">
@@ -19883,7 +20070,7 @@
         <w:ind w:left="6480" w:hanging="360"/>
       </w:pPr>
       <w:rPr>
-        <w:rFonts w:hint="default" w:ascii="Wingdings" w:hAnsi="Wingdings"/>
+        <w:rFonts w:ascii="Wingdings" w:hAnsi="Wingdings" w:hint="default"/>
       </w:rPr>
     </w:lvl>
   </w:abstractNum>
@@ -19903,7 +20090,7 @@
         <w:ind w:left="720" w:hanging="360"/>
       </w:pPr>
       <w:rPr>
-        <w:rFonts w:hint="default" w:ascii="Symbol" w:hAnsi="Symbol"/>
+        <w:rFonts w:ascii="Symbol" w:hAnsi="Symbol" w:hint="default"/>
         <w:sz w:val="20"/>
       </w:rPr>
     </w:lvl>
@@ -19919,7 +20106,7 @@
         <w:ind w:left="1440" w:hanging="360"/>
       </w:pPr>
       <w:rPr>
-        <w:rFonts w:hint="default" w:ascii="Courier New" w:hAnsi="Courier New"/>
+        <w:rFonts w:ascii="Courier New" w:hAnsi="Courier New" w:hint="default"/>
         <w:sz w:val="20"/>
       </w:rPr>
     </w:lvl>
@@ -19935,7 +20122,7 @@
         <w:ind w:left="2160" w:hanging="360"/>
       </w:pPr>
       <w:rPr>
-        <w:rFonts w:hint="default" w:ascii="Wingdings" w:hAnsi="Wingdings"/>
+        <w:rFonts w:ascii="Wingdings" w:hAnsi="Wingdings" w:hint="default"/>
         <w:sz w:val="20"/>
       </w:rPr>
     </w:lvl>
@@ -19951,7 +20138,7 @@
         <w:ind w:left="2880" w:hanging="360"/>
       </w:pPr>
       <w:rPr>
-        <w:rFonts w:hint="default" w:ascii="Wingdings" w:hAnsi="Wingdings"/>
+        <w:rFonts w:ascii="Wingdings" w:hAnsi="Wingdings" w:hint="default"/>
         <w:sz w:val="20"/>
       </w:rPr>
     </w:lvl>
@@ -19967,7 +20154,7 @@
         <w:ind w:left="3600" w:hanging="360"/>
       </w:pPr>
       <w:rPr>
-        <w:rFonts w:hint="default" w:ascii="Wingdings" w:hAnsi="Wingdings"/>
+        <w:rFonts w:ascii="Wingdings" w:hAnsi="Wingdings" w:hint="default"/>
         <w:sz w:val="20"/>
       </w:rPr>
     </w:lvl>
@@ -19983,7 +20170,7 @@
         <w:ind w:left="4320" w:hanging="360"/>
       </w:pPr>
       <w:rPr>
-        <w:rFonts w:hint="default" w:ascii="Wingdings" w:hAnsi="Wingdings"/>
+        <w:rFonts w:ascii="Wingdings" w:hAnsi="Wingdings" w:hint="default"/>
         <w:sz w:val="20"/>
       </w:rPr>
     </w:lvl>
@@ -19999,7 +20186,7 @@
         <w:ind w:left="5040" w:hanging="360"/>
       </w:pPr>
       <w:rPr>
-        <w:rFonts w:hint="default" w:ascii="Wingdings" w:hAnsi="Wingdings"/>
+        <w:rFonts w:ascii="Wingdings" w:hAnsi="Wingdings" w:hint="default"/>
         <w:sz w:val="20"/>
       </w:rPr>
     </w:lvl>
@@ -20015,7 +20202,7 @@
         <w:ind w:left="5760" w:hanging="360"/>
       </w:pPr>
       <w:rPr>
-        <w:rFonts w:hint="default" w:ascii="Wingdings" w:hAnsi="Wingdings"/>
+        <w:rFonts w:ascii="Wingdings" w:hAnsi="Wingdings" w:hint="default"/>
         <w:sz w:val="20"/>
       </w:rPr>
     </w:lvl>
@@ -20031,7 +20218,7 @@
         <w:ind w:left="6480" w:hanging="360"/>
       </w:pPr>
       <w:rPr>
-        <w:rFonts w:hint="default" w:ascii="Wingdings" w:hAnsi="Wingdings"/>
+        <w:rFonts w:ascii="Wingdings" w:hAnsi="Wingdings" w:hint="default"/>
         <w:sz w:val="20"/>
       </w:rPr>
     </w:lvl>
@@ -20181,7 +20368,7 @@
         <w:ind w:left="1440" w:hanging="360"/>
       </w:pPr>
       <w:rPr>
-        <w:rFonts w:hint="default" w:ascii="Courier New" w:hAnsi="Courier New"/>
+        <w:rFonts w:ascii="Courier New" w:hAnsi="Courier New" w:hint="default"/>
         <w:sz w:val="20"/>
       </w:rPr>
     </w:lvl>
@@ -20197,7 +20384,7 @@
         <w:ind w:left="2160" w:hanging="360"/>
       </w:pPr>
       <w:rPr>
-        <w:rFonts w:hint="default" w:ascii="Wingdings" w:hAnsi="Wingdings"/>
+        <w:rFonts w:ascii="Wingdings" w:hAnsi="Wingdings" w:hint="default"/>
         <w:sz w:val="20"/>
       </w:rPr>
     </w:lvl>
@@ -20213,7 +20400,7 @@
         <w:ind w:left="2880" w:hanging="360"/>
       </w:pPr>
       <w:rPr>
-        <w:rFonts w:hint="default" w:ascii="Wingdings" w:hAnsi="Wingdings"/>
+        <w:rFonts w:ascii="Wingdings" w:hAnsi="Wingdings" w:hint="default"/>
         <w:sz w:val="20"/>
       </w:rPr>
     </w:lvl>
@@ -20229,7 +20416,7 @@
         <w:ind w:left="3600" w:hanging="360"/>
       </w:pPr>
       <w:rPr>
-        <w:rFonts w:hint="default" w:ascii="Wingdings" w:hAnsi="Wingdings"/>
+        <w:rFonts w:ascii="Wingdings" w:hAnsi="Wingdings" w:hint="default"/>
         <w:sz w:val="20"/>
       </w:rPr>
     </w:lvl>
@@ -20245,7 +20432,7 @@
         <w:ind w:left="4320" w:hanging="360"/>
       </w:pPr>
       <w:rPr>
-        <w:rFonts w:hint="default" w:ascii="Wingdings" w:hAnsi="Wingdings"/>
+        <w:rFonts w:ascii="Wingdings" w:hAnsi="Wingdings" w:hint="default"/>
         <w:sz w:val="20"/>
       </w:rPr>
     </w:lvl>
@@ -20261,7 +20448,7 @@
         <w:ind w:left="5040" w:hanging="360"/>
       </w:pPr>
       <w:rPr>
-        <w:rFonts w:hint="default" w:ascii="Wingdings" w:hAnsi="Wingdings"/>
+        <w:rFonts w:ascii="Wingdings" w:hAnsi="Wingdings" w:hint="default"/>
         <w:sz w:val="20"/>
       </w:rPr>
     </w:lvl>
@@ -20277,7 +20464,7 @@
         <w:ind w:left="5760" w:hanging="360"/>
       </w:pPr>
       <w:rPr>
-        <w:rFonts w:hint="default" w:ascii="Wingdings" w:hAnsi="Wingdings"/>
+        <w:rFonts w:ascii="Wingdings" w:hAnsi="Wingdings" w:hint="default"/>
         <w:sz w:val="20"/>
       </w:rPr>
     </w:lvl>
@@ -20293,7 +20480,7 @@
         <w:ind w:left="6480" w:hanging="360"/>
       </w:pPr>
       <w:rPr>
-        <w:rFonts w:hint="default" w:ascii="Wingdings" w:hAnsi="Wingdings"/>
+        <w:rFonts w:ascii="Wingdings" w:hAnsi="Wingdings" w:hint="default"/>
         <w:sz w:val="20"/>
       </w:rPr>
     </w:lvl>
@@ -20825,7 +21012,7 @@
         <w:ind w:left="720" w:hanging="360"/>
       </w:pPr>
       <w:rPr>
-        <w:rFonts w:hint="default" w:ascii="Symbol" w:hAnsi="Symbol"/>
+        <w:rFonts w:ascii="Symbol" w:hAnsi="Symbol" w:hint="default"/>
         <w:sz w:val="20"/>
       </w:rPr>
     </w:lvl>
@@ -20841,7 +21028,7 @@
         <w:ind w:left="1440" w:hanging="360"/>
       </w:pPr>
       <w:rPr>
-        <w:rFonts w:hint="default" w:ascii="Courier New" w:hAnsi="Courier New"/>
+        <w:rFonts w:ascii="Courier New" w:hAnsi="Courier New" w:hint="default"/>
         <w:sz w:val="20"/>
       </w:rPr>
     </w:lvl>
@@ -20857,7 +21044,7 @@
         <w:ind w:left="2160" w:hanging="360"/>
       </w:pPr>
       <w:rPr>
-        <w:rFonts w:hint="default" w:ascii="Wingdings" w:hAnsi="Wingdings"/>
+        <w:rFonts w:ascii="Wingdings" w:hAnsi="Wingdings" w:hint="default"/>
         <w:sz w:val="20"/>
       </w:rPr>
     </w:lvl>
@@ -20873,7 +21060,7 @@
         <w:ind w:left="2880" w:hanging="360"/>
       </w:pPr>
       <w:rPr>
-        <w:rFonts w:hint="default" w:ascii="Wingdings" w:hAnsi="Wingdings"/>
+        <w:rFonts w:ascii="Wingdings" w:hAnsi="Wingdings" w:hint="default"/>
         <w:sz w:val="20"/>
       </w:rPr>
     </w:lvl>
@@ -20889,7 +21076,7 @@
         <w:ind w:left="3600" w:hanging="360"/>
       </w:pPr>
       <w:rPr>
-        <w:rFonts w:hint="default" w:ascii="Wingdings" w:hAnsi="Wingdings"/>
+        <w:rFonts w:ascii="Wingdings" w:hAnsi="Wingdings" w:hint="default"/>
         <w:sz w:val="20"/>
       </w:rPr>
     </w:lvl>
@@ -20905,7 +21092,7 @@
         <w:ind w:left="4320" w:hanging="360"/>
       </w:pPr>
       <w:rPr>
-        <w:rFonts w:hint="default" w:ascii="Wingdings" w:hAnsi="Wingdings"/>
+        <w:rFonts w:ascii="Wingdings" w:hAnsi="Wingdings" w:hint="default"/>
         <w:sz w:val="20"/>
       </w:rPr>
     </w:lvl>
@@ -20921,7 +21108,7 @@
         <w:ind w:left="5040" w:hanging="360"/>
       </w:pPr>
       <w:rPr>
-        <w:rFonts w:hint="default" w:ascii="Wingdings" w:hAnsi="Wingdings"/>
+        <w:rFonts w:ascii="Wingdings" w:hAnsi="Wingdings" w:hint="default"/>
         <w:sz w:val="20"/>
       </w:rPr>
     </w:lvl>
@@ -20937,7 +21124,7 @@
         <w:ind w:left="5760" w:hanging="360"/>
       </w:pPr>
       <w:rPr>
-        <w:rFonts w:hint="default" w:ascii="Wingdings" w:hAnsi="Wingdings"/>
+        <w:rFonts w:ascii="Wingdings" w:hAnsi="Wingdings" w:hint="default"/>
         <w:sz w:val="20"/>
       </w:rPr>
     </w:lvl>
@@ -20953,12 +21140,98 @@
         <w:ind w:left="6480" w:hanging="360"/>
       </w:pPr>
       <w:rPr>
-        <w:rFonts w:hint="default" w:ascii="Wingdings" w:hAnsi="Wingdings"/>
+        <w:rFonts w:ascii="Wingdings" w:hAnsi="Wingdings" w:hint="default"/>
         <w:sz w:val="20"/>
       </w:rPr>
     </w:lvl>
   </w:abstractNum>
   <w:abstractNum w:abstractNumId="11" w15:restartNumberingAfterBreak="0">
+    <w:nsid w:val="28E471BC"/>
+    <w:multiLevelType w:val="hybridMultilevel"/>
+    <w:tmpl w:val="FAF2BD48"/>
+    <w:lvl w:ilvl="0" w:tplc="1F207CD8">
+      <w:start w:val="1"/>
+      <w:numFmt w:val="decimal"/>
+      <w:lvlText w:val="%1."/>
+      <w:lvlJc w:val="left"/>
+      <w:pPr>
+        <w:ind w:left="720" w:hanging="360"/>
+      </w:pPr>
+    </w:lvl>
+    <w:lvl w:ilvl="1" w:tplc="EDFA3306">
+      <w:start w:val="1"/>
+      <w:numFmt w:val="decimal"/>
+      <w:lvlText w:val="%2."/>
+      <w:lvlJc w:val="left"/>
+      <w:pPr>
+        <w:ind w:left="720" w:hanging="360"/>
+      </w:pPr>
+    </w:lvl>
+    <w:lvl w:ilvl="2" w:tplc="C966EC34">
+      <w:start w:val="1"/>
+      <w:numFmt w:val="decimal"/>
+      <w:lvlText w:val="%3."/>
+      <w:lvlJc w:val="left"/>
+      <w:pPr>
+        <w:ind w:left="720" w:hanging="360"/>
+      </w:pPr>
+    </w:lvl>
+    <w:lvl w:ilvl="3" w:tplc="1488FF04">
+      <w:start w:val="1"/>
+      <w:numFmt w:val="decimal"/>
+      <w:lvlText w:val="%4."/>
+      <w:lvlJc w:val="left"/>
+      <w:pPr>
+        <w:ind w:left="720" w:hanging="360"/>
+      </w:pPr>
+    </w:lvl>
+    <w:lvl w:ilvl="4" w:tplc="FBA0B5F6">
+      <w:start w:val="1"/>
+      <w:numFmt w:val="decimal"/>
+      <w:lvlText w:val="%5."/>
+      <w:lvlJc w:val="left"/>
+      <w:pPr>
+        <w:ind w:left="720" w:hanging="360"/>
+      </w:pPr>
+    </w:lvl>
+    <w:lvl w:ilvl="5" w:tplc="1D42EDEC">
+      <w:start w:val="1"/>
+      <w:numFmt w:val="decimal"/>
+      <w:lvlText w:val="%6."/>
+      <w:lvlJc w:val="left"/>
+      <w:pPr>
+        <w:ind w:left="720" w:hanging="360"/>
+      </w:pPr>
+    </w:lvl>
+    <w:lvl w:ilvl="6" w:tplc="12EE89B6">
+      <w:start w:val="1"/>
+      <w:numFmt w:val="decimal"/>
+      <w:lvlText w:val="%7."/>
+      <w:lvlJc w:val="left"/>
+      <w:pPr>
+        <w:ind w:left="720" w:hanging="360"/>
+      </w:pPr>
+    </w:lvl>
+    <w:lvl w:ilvl="7" w:tplc="82DA8254">
+      <w:start w:val="1"/>
+      <w:numFmt w:val="decimal"/>
+      <w:lvlText w:val="%8."/>
+      <w:lvlJc w:val="left"/>
+      <w:pPr>
+        <w:ind w:left="720" w:hanging="360"/>
+      </w:pPr>
+    </w:lvl>
+    <w:lvl w:ilvl="8" w:tplc="33605420">
+      <w:start w:val="1"/>
+      <w:numFmt w:val="decimal"/>
+      <w:lvlText w:val="%9."/>
+      <w:lvlJc w:val="left"/>
+      <w:pPr>
+        <w:ind w:left="720" w:hanging="360"/>
+      </w:pPr>
+    </w:lvl>
+  </w:abstractNum>
+  <w:abstractNum w:abstractNumId="12" w15:restartNumberingAfterBreak="0">
     <w:nsid w:val="3BA57072"/>
     <w:multiLevelType w:val="hybridMultilevel"/>
     <w:tmpl w:val="48881E4E"/>
@@ -20971,7 +21244,7 @@
         <w:ind w:left="720" w:hanging="360"/>
       </w:pPr>
       <w:rPr>
-        <w:rFonts w:hint="default" w:ascii="Symbol" w:hAnsi="Symbol"/>
+        <w:rFonts w:ascii="Symbol" w:hAnsi="Symbol" w:hint="default"/>
       </w:rPr>
     </w:lvl>
     <w:lvl w:ilvl="1" w:tplc="240A0003" w:tentative="1">
@@ -20983,7 +21256,7 @@
         <w:ind w:left="1440" w:hanging="360"/>
       </w:pPr>
       <w:rPr>
-        <w:rFonts w:hint="default" w:ascii="Courier New" w:hAnsi="Courier New" w:cs="Courier New"/>
+        <w:rFonts w:ascii="Courier New" w:hAnsi="Courier New" w:cs="Courier New" w:hint="default"/>
       </w:rPr>
     </w:lvl>
     <w:lvl w:ilvl="2" w:tplc="240A0005" w:tentative="1">
@@ -20995,7 +21268,7 @@
         <w:ind w:left="2160" w:hanging="360"/>
       </w:pPr>
       <w:rPr>
-        <w:rFonts w:hint="default" w:ascii="Wingdings" w:hAnsi="Wingdings"/>
+        <w:rFonts w:ascii="Wingdings" w:hAnsi="Wingdings" w:hint="default"/>
       </w:rPr>
     </w:lvl>
     <w:lvl w:ilvl="3" w:tplc="240A0001" w:tentative="1">
@@ -21007,7 +21280,7 @@
         <w:ind w:left="2880" w:hanging="360"/>
       </w:pPr>
       <w:rPr>
-        <w:rFonts w:hint="default" w:ascii="Symbol" w:hAnsi="Symbol"/>
+        <w:rFonts w:ascii="Symbol" w:hAnsi="Symbol" w:hint="default"/>
       </w:rPr>
     </w:lvl>
     <w:lvl w:ilvl="4" w:tplc="240A0003" w:tentative="1">
@@ -21019,7 +21292,7 @@
         <w:ind w:left="3600" w:hanging="360"/>
       </w:pPr>
       <w:rPr>
-        <w:rFonts w:hint="default" w:ascii="Courier New" w:hAnsi="Courier New" w:cs="Courier New"/>
+        <w:rFonts w:ascii="Courier New" w:hAnsi="Courier New" w:cs="Courier New" w:hint="default"/>
       </w:rPr>
     </w:lvl>
     <w:lvl w:ilvl="5" w:tplc="240A0005" w:tentative="1">
@@ -21031,7 +21304,7 @@
         <w:ind w:left="4320" w:hanging="360"/>
       </w:pPr>
       <w:rPr>
-        <w:rFonts w:hint="default" w:ascii="Wingdings" w:hAnsi="Wingdings"/>
+        <w:rFonts w:ascii="Wingdings" w:hAnsi="Wingdings" w:hint="default"/>
       </w:rPr>
     </w:lvl>
     <w:lvl w:ilvl="6" w:tplc="240A0001" w:tentative="1">
@@ -21043,7 +21316,7 @@
         <w:ind w:left="5040" w:hanging="360"/>
       </w:pPr>
       <w:rPr>
-        <w:rFonts w:hint="default" w:ascii="Symbol" w:hAnsi="Symbol"/>
+        <w:rFonts w:ascii="Symbol" w:hAnsi="Symbol" w:hint="default"/>
       </w:rPr>
     </w:lvl>
     <w:lvl w:ilvl="7" w:tplc="240A0003" w:tentative="1">
@@ -21055,7 +21328,7 @@
         <w:ind w:left="5760" w:hanging="360"/>
       </w:pPr>
       <w:rPr>
-        <w:rFonts w:hint="default" w:ascii="Courier New" w:hAnsi="Courier New" w:cs="Courier New"/>
+        <w:rFonts w:ascii="Courier New" w:hAnsi="Courier New" w:cs="Courier New" w:hint="default"/>
       </w:rPr>
     </w:lvl>
     <w:lvl w:ilvl="8" w:tplc="240A0005" w:tentative="1">
@@ -21067,11 +21340,11 @@
         <w:ind w:left="6480" w:hanging="360"/>
       </w:pPr>
       <w:rPr>
-        <w:rFonts w:hint="default" w:ascii="Wingdings" w:hAnsi="Wingdings"/>
+        <w:rFonts w:ascii="Wingdings" w:hAnsi="Wingdings" w:hint="default"/>
       </w:rPr>
     </w:lvl>
   </w:abstractNum>
-  <w:abstractNum w:abstractNumId="12" w15:restartNumberingAfterBreak="0">
+  <w:abstractNum w:abstractNumId="13" w15:restartNumberingAfterBreak="0">
     <w:nsid w:val="4484464B"/>
     <w:multiLevelType w:val="hybridMultilevel"/>
     <w:tmpl w:val="F3D02698"/>
@@ -21157,7 +21430,7 @@
       </w:pPr>
     </w:lvl>
   </w:abstractNum>
-  <w:abstractNum w:abstractNumId="13" w15:restartNumberingAfterBreak="0">
+  <w:abstractNum w:abstractNumId="14" w15:restartNumberingAfterBreak="0">
     <w:nsid w:val="45AA43C1"/>
     <w:multiLevelType w:val="hybridMultilevel"/>
     <w:tmpl w:val="FD4CD2F8"/>
@@ -21243,7 +21516,7 @@
       </w:pPr>
     </w:lvl>
   </w:abstractNum>
-  <w:abstractNum w:abstractNumId="14" w15:restartNumberingAfterBreak="0">
+  <w:abstractNum w:abstractNumId="15" w15:restartNumberingAfterBreak="0">
     <w:nsid w:val="48FF14DB"/>
     <w:multiLevelType w:val="hybridMultilevel"/>
     <w:tmpl w:val="B4A49C0C"/>
@@ -21329,7 +21602,7 @@
       </w:pPr>
     </w:lvl>
   </w:abstractNum>
-  <w:abstractNum w:abstractNumId="15" w15:restartNumberingAfterBreak="0">
+  <w:abstractNum w:abstractNumId="16" w15:restartNumberingAfterBreak="0">
     <w:nsid w:val="4D43595B"/>
     <w:multiLevelType w:val="hybridMultilevel"/>
     <w:tmpl w:val="706C3F18"/>
@@ -21442,7 +21715,7 @@
       </w:rPr>
     </w:lvl>
   </w:abstractNum>
-  <w:abstractNum w:abstractNumId="16" w15:restartNumberingAfterBreak="0">
+  <w:abstractNum w:abstractNumId="17" w15:restartNumberingAfterBreak="0">
     <w:nsid w:val="4D840EEA"/>
     <w:multiLevelType w:val="hybridMultilevel"/>
     <w:tmpl w:val="A0B4AB60"/>
@@ -21455,7 +21728,7 @@
         <w:ind w:left="720" w:hanging="360"/>
       </w:pPr>
       <w:rPr>
-        <w:rFonts w:hint="default" w:ascii="Symbol" w:hAnsi="Symbol"/>
+        <w:rFonts w:ascii="Symbol" w:hAnsi="Symbol" w:hint="default"/>
       </w:rPr>
     </w:lvl>
     <w:lvl w:ilvl="1" w:tplc="240A0003" w:tentative="1">
@@ -21467,7 +21740,7 @@
         <w:ind w:left="1440" w:hanging="360"/>
       </w:pPr>
       <w:rPr>
-        <w:rFonts w:hint="default" w:ascii="Courier New" w:hAnsi="Courier New" w:cs="Courier New"/>
+        <w:rFonts w:ascii="Courier New" w:hAnsi="Courier New" w:cs="Courier New" w:hint="default"/>
       </w:rPr>
     </w:lvl>
     <w:lvl w:ilvl="2" w:tplc="240A0005" w:tentative="1">
@@ -21479,7 +21752,7 @@
         <w:ind w:left="2160" w:hanging="360"/>
       </w:pPr>
       <w:rPr>
-        <w:rFonts w:hint="default" w:ascii="Wingdings" w:hAnsi="Wingdings"/>
+        <w:rFonts w:ascii="Wingdings" w:hAnsi="Wingdings" w:hint="default"/>
       </w:rPr>
     </w:lvl>
     <w:lvl w:ilvl="3" w:tplc="240A0001" w:tentative="1">
@@ -21491,7 +21764,7 @@
         <w:ind w:left="2880" w:hanging="360"/>
       </w:pPr>
       <w:rPr>
-        <w:rFonts w:hint="default" w:ascii="Symbol" w:hAnsi="Symbol"/>
+        <w:rFonts w:ascii="Symbol" w:hAnsi="Symbol" w:hint="default"/>
       </w:rPr>
     </w:lvl>
     <w:lvl w:ilvl="4" w:tplc="240A0003" w:tentative="1">
@@ -21503,7 +21776,7 @@
         <w:ind w:left="3600" w:hanging="360"/>
       </w:pPr>
       <w:rPr>
-        <w:rFonts w:hint="default" w:ascii="Courier New" w:hAnsi="Courier New" w:cs="Courier New"/>
+        <w:rFonts w:ascii="Courier New" w:hAnsi="Courier New" w:cs="Courier New" w:hint="default"/>
       </w:rPr>
     </w:lvl>
     <w:lvl w:ilvl="5" w:tplc="240A0005" w:tentative="1">
@@ -21515,7 +21788,7 @@
         <w:ind w:left="4320" w:hanging="360"/>
       </w:pPr>
       <w:rPr>
-        <w:rFonts w:hint="default" w:ascii="Wingdings" w:hAnsi="Wingdings"/>
+        <w:rFonts w:ascii="Wingdings" w:hAnsi="Wingdings" w:hint="default"/>
       </w:rPr>
     </w:lvl>
     <w:lvl w:ilvl="6" w:tplc="240A0001" w:tentative="1">
@@ -21527,7 +21800,7 @@
         <w:ind w:left="5040" w:hanging="360"/>
       </w:pPr>
       <w:rPr>
-        <w:rFonts w:hint="default" w:ascii="Symbol" w:hAnsi="Symbol"/>
+        <w:rFonts w:ascii="Symbol" w:hAnsi="Symbol" w:hint="default"/>
       </w:rPr>
     </w:lvl>
     <w:lvl w:ilvl="7" w:tplc="240A0003" w:tentative="1">
@@ -21539,7 +21812,7 @@
         <w:ind w:left="5760" w:hanging="360"/>
       </w:pPr>
       <w:rPr>
-        <w:rFonts w:hint="default" w:ascii="Courier New" w:hAnsi="Courier New" w:cs="Courier New"/>
+        <w:rFonts w:ascii="Courier New" w:hAnsi="Courier New" w:cs="Courier New" w:hint="default"/>
       </w:rPr>
     </w:lvl>
     <w:lvl w:ilvl="8" w:tplc="240A0005" w:tentative="1">
@@ -21551,11 +21824,11 @@
         <w:ind w:left="6480" w:hanging="360"/>
       </w:pPr>
       <w:rPr>
-        <w:rFonts w:hint="default" w:ascii="Wingdings" w:hAnsi="Wingdings"/>
+        <w:rFonts w:ascii="Wingdings" w:hAnsi="Wingdings" w:hint="default"/>
       </w:rPr>
     </w:lvl>
   </w:abstractNum>
-  <w:abstractNum w:abstractNumId="17" w15:restartNumberingAfterBreak="0">
+  <w:abstractNum w:abstractNumId="18" w15:restartNumberingAfterBreak="0">
     <w:nsid w:val="4F7A51FA"/>
     <w:multiLevelType w:val="hybridMultilevel"/>
     <w:tmpl w:val="5CC0ABFA"/>
@@ -21641,7 +21914,7 @@
       </w:pPr>
     </w:lvl>
   </w:abstractNum>
-  <w:abstractNum w:abstractNumId="18" w15:restartNumberingAfterBreak="0">
+  <w:abstractNum w:abstractNumId="19" w15:restartNumberingAfterBreak="0">
     <w:nsid w:val="4F955BB2"/>
     <w:multiLevelType w:val="multilevel"/>
     <w:tmpl w:val="EAC65B28"/>
@@ -21754,7 +22027,7 @@
       </w:rPr>
     </w:lvl>
   </w:abstractNum>
-  <w:abstractNum w:abstractNumId="19" w15:restartNumberingAfterBreak="0">
+  <w:abstractNum w:abstractNumId="20" w15:restartNumberingAfterBreak="0">
     <w:nsid w:val="55334BD8"/>
     <w:multiLevelType w:val="hybridMultilevel"/>
     <w:tmpl w:val="F87C2ED2"/>
@@ -21846,7 +22119,7 @@
       </w:pPr>
     </w:lvl>
   </w:abstractNum>
-  <w:abstractNum w:abstractNumId="20" w15:restartNumberingAfterBreak="0">
+  <w:abstractNum w:abstractNumId="21" w15:restartNumberingAfterBreak="0">
     <w:nsid w:val="5F7D1414"/>
     <w:multiLevelType w:val="hybridMultilevel"/>
     <w:tmpl w:val="D182E01C"/>
@@ -21932,7 +22205,7 @@
       </w:pPr>
     </w:lvl>
   </w:abstractNum>
-  <w:abstractNum w:abstractNumId="21" w15:restartNumberingAfterBreak="0">
+  <w:abstractNum w:abstractNumId="22" w15:restartNumberingAfterBreak="0">
     <w:nsid w:val="617D0445"/>
     <w:multiLevelType w:val="multilevel"/>
     <w:tmpl w:val="617D0445"/>
@@ -22021,7 +22294,7 @@
       </w:pPr>
     </w:lvl>
   </w:abstractNum>
-  <w:abstractNum w:abstractNumId="22" w15:restartNumberingAfterBreak="0">
+  <w:abstractNum w:abstractNumId="23" w15:restartNumberingAfterBreak="0">
     <w:nsid w:val="67086B1F"/>
     <w:multiLevelType w:val="hybridMultilevel"/>
     <w:tmpl w:val="DC7E52D6"/>
@@ -22107,7 +22380,7 @@
       </w:pPr>
     </w:lvl>
   </w:abstractNum>
-  <w:abstractNum w:abstractNumId="23" w15:restartNumberingAfterBreak="0">
+  <w:abstractNum w:abstractNumId="24" w15:restartNumberingAfterBreak="0">
     <w:nsid w:val="67172B6F"/>
     <w:multiLevelType w:val="multilevel"/>
     <w:tmpl w:val="856AC81A"/>
@@ -22228,7 +22501,7 @@
       </w:rPr>
     </w:lvl>
   </w:abstractNum>
-  <w:abstractNum w:abstractNumId="24" w15:restartNumberingAfterBreak="0">
+  <w:abstractNum w:abstractNumId="25" w15:restartNumberingAfterBreak="0">
     <w:nsid w:val="67CD79A2"/>
     <w:multiLevelType w:val="hybridMultilevel"/>
     <w:tmpl w:val="15C21A8A"/>
@@ -22314,7 +22587,7 @@
       </w:pPr>
     </w:lvl>
   </w:abstractNum>
-  <w:abstractNum w:abstractNumId="25" w15:restartNumberingAfterBreak="0">
+  <w:abstractNum w:abstractNumId="26" w15:restartNumberingAfterBreak="0">
     <w:nsid w:val="6A840CD9"/>
     <w:multiLevelType w:val="hybridMultilevel"/>
     <w:tmpl w:val="49C6B308"/>
@@ -22400,7 +22673,7 @@
       </w:pPr>
     </w:lvl>
   </w:abstractNum>
-  <w:abstractNum w:abstractNumId="26" w15:restartNumberingAfterBreak="0">
+  <w:abstractNum w:abstractNumId="27" w15:restartNumberingAfterBreak="0">
     <w:nsid w:val="6AA32C84"/>
     <w:multiLevelType w:val="hybridMultilevel"/>
     <w:tmpl w:val="EE36108E"/>
@@ -22486,7 +22759,7 @@
       </w:pPr>
     </w:lvl>
   </w:abstractNum>
-  <w:abstractNum w:abstractNumId="27" w15:restartNumberingAfterBreak="0">
+  <w:abstractNum w:abstractNumId="28" w15:restartNumberingAfterBreak="0">
     <w:nsid w:val="6B5617AE"/>
     <w:multiLevelType w:val="hybridMultilevel"/>
     <w:tmpl w:val="5916F97E"/>
@@ -22499,7 +22772,7 @@
         <w:ind w:left="1440" w:hanging="360"/>
       </w:pPr>
       <w:rPr>
-        <w:rFonts w:hint="default" w:ascii="Symbol" w:hAnsi="Symbol"/>
+        <w:rFonts w:ascii="Symbol" w:hAnsi="Symbol" w:hint="default"/>
       </w:rPr>
     </w:lvl>
     <w:lvl w:ilvl="1" w:tplc="240A0003" w:tentative="1">
@@ -22511,7 +22784,7 @@
         <w:ind w:left="2160" w:hanging="360"/>
       </w:pPr>
       <w:rPr>
-        <w:rFonts w:hint="default" w:ascii="Courier New" w:hAnsi="Courier New" w:cs="Courier New"/>
+        <w:rFonts w:ascii="Courier New" w:hAnsi="Courier New" w:cs="Courier New" w:hint="default"/>
       </w:rPr>
     </w:lvl>
     <w:lvl w:ilvl="2" w:tplc="240A0005" w:tentative="1">
@@ -22523,7 +22796,7 @@
         <w:ind w:left="2880" w:hanging="360"/>
       </w:pPr>
       <w:rPr>
-        <w:rFonts w:hint="default" w:ascii="Wingdings" w:hAnsi="Wingdings"/>
+        <w:rFonts w:ascii="Wingdings" w:hAnsi="Wingdings" w:hint="default"/>
       </w:rPr>
     </w:lvl>
     <w:lvl w:ilvl="3" w:tplc="240A0001" w:tentative="1">
@@ -22535,7 +22808,7 @@
         <w:ind w:left="3600" w:hanging="360"/>
       </w:pPr>
       <w:rPr>
-        <w:rFonts w:hint="default" w:ascii="Symbol" w:hAnsi="Symbol"/>
+        <w:rFonts w:ascii="Symbol" w:hAnsi="Symbol" w:hint="default"/>
       </w:rPr>
     </w:lvl>
     <w:lvl w:ilvl="4" w:tplc="240A0003" w:tentative="1">
@@ -22547,7 +22820,7 @@
         <w:ind w:left="4320" w:hanging="360"/>
       </w:pPr>
       <w:rPr>
-        <w:rFonts w:hint="default" w:ascii="Courier New" w:hAnsi="Courier New" w:cs="Courier New"/>
+        <w:rFonts w:ascii="Courier New" w:hAnsi="Courier New" w:cs="Courier New" w:hint="default"/>
       </w:rPr>
     </w:lvl>
     <w:lvl w:ilvl="5" w:tplc="240A0005" w:tentative="1">
@@ -22559,7 +22832,7 @@
         <w:ind w:left="5040" w:hanging="360"/>
       </w:pPr>
       <w:rPr>
-        <w:rFonts w:hint="default" w:ascii="Wingdings" w:hAnsi="Wingdings"/>
+        <w:rFonts w:ascii="Wingdings" w:hAnsi="Wingdings" w:hint="default"/>
       </w:rPr>
     </w:lvl>
     <w:lvl w:ilvl="6" w:tplc="240A0001" w:tentative="1">
@@ -22571,7 +22844,7 @@
         <w:ind w:left="5760" w:hanging="360"/>
       </w:pPr>
       <w:rPr>
-        <w:rFonts w:hint="default" w:ascii="Symbol" w:hAnsi="Symbol"/>
+        <w:rFonts w:ascii="Symbol" w:hAnsi="Symbol" w:hint="default"/>
       </w:rPr>
     </w:lvl>
     <w:lvl w:ilvl="7" w:tplc="240A0003" w:tentative="1">
@@ -22583,7 +22856,7 @@
         <w:ind w:left="6480" w:hanging="360"/>
       </w:pPr>
       <w:rPr>
-        <w:rFonts w:hint="default" w:ascii="Courier New" w:hAnsi="Courier New" w:cs="Courier New"/>
+        <w:rFonts w:ascii="Courier New" w:hAnsi="Courier New" w:cs="Courier New" w:hint="default"/>
       </w:rPr>
     </w:lvl>
     <w:lvl w:ilvl="8" w:tplc="240A0005" w:tentative="1">
@@ -22595,11 +22868,11 @@
         <w:ind w:left="7200" w:hanging="360"/>
       </w:pPr>
       <w:rPr>
-        <w:rFonts w:hint="default" w:ascii="Wingdings" w:hAnsi="Wingdings"/>
+        <w:rFonts w:ascii="Wingdings" w:hAnsi="Wingdings" w:hint="default"/>
       </w:rPr>
     </w:lvl>
   </w:abstractNum>
-  <w:abstractNum w:abstractNumId="28" w15:restartNumberingAfterBreak="0">
+  <w:abstractNum w:abstractNumId="29" w15:restartNumberingAfterBreak="0">
     <w:nsid w:val="6F654ADE"/>
     <w:multiLevelType w:val="hybridMultilevel"/>
     <w:tmpl w:val="BA200C4C"/>
@@ -22612,7 +22885,7 @@
         <w:ind w:left="720" w:hanging="360"/>
       </w:pPr>
       <w:rPr>
-        <w:rFonts w:hint="default" w:ascii="Symbol" w:hAnsi="Symbol"/>
+        <w:rFonts w:ascii="Symbol" w:hAnsi="Symbol" w:hint="default"/>
       </w:rPr>
     </w:lvl>
     <w:lvl w:ilvl="1" w:tplc="240A0003" w:tentative="1">
@@ -22624,7 +22897,7 @@
         <w:ind w:left="1440" w:hanging="360"/>
       </w:pPr>
       <w:rPr>
-        <w:rFonts w:hint="default" w:ascii="Courier New" w:hAnsi="Courier New" w:cs="Courier New"/>
+        <w:rFonts w:ascii="Courier New" w:hAnsi="Courier New" w:cs="Courier New" w:hint="default"/>
       </w:rPr>
     </w:lvl>
     <w:lvl w:ilvl="2" w:tplc="240A0005" w:tentative="1">
@@ -22636,7 +22909,7 @@
         <w:ind w:left="2160" w:hanging="360"/>
       </w:pPr>
       <w:rPr>
-        <w:rFonts w:hint="default" w:ascii="Wingdings" w:hAnsi="Wingdings"/>
+        <w:rFonts w:ascii="Wingdings" w:hAnsi="Wingdings" w:hint="default"/>
       </w:rPr>
     </w:lvl>
     <w:lvl w:ilvl="3" w:tplc="240A0001" w:tentative="1">
@@ -22648,7 +22921,7 @@
         <w:ind w:left="2880" w:hanging="360"/>
       </w:pPr>
       <w:rPr>
-        <w:rFonts w:hint="default" w:ascii="Symbol" w:hAnsi="Symbol"/>
+        <w:rFonts w:ascii="Symbol" w:hAnsi="Symbol" w:hint="default"/>
       </w:rPr>
     </w:lvl>
     <w:lvl w:ilvl="4" w:tplc="240A0003" w:tentative="1">
@@ -22660,7 +22933,7 @@
         <w:ind w:left="3600" w:hanging="360"/>
       </w:pPr>
       <w:rPr>
-        <w:rFonts w:hint="default" w:ascii="Courier New" w:hAnsi="Courier New" w:cs="Courier New"/>
+        <w:rFonts w:ascii="Courier New" w:hAnsi="Courier New" w:cs="Courier New" w:hint="default"/>
       </w:rPr>
     </w:lvl>
     <w:lvl w:ilvl="5" w:tplc="240A0005" w:tentative="1">
@@ -22672,7 +22945,7 @@
         <w:ind w:left="4320" w:hanging="360"/>
       </w:pPr>
       <w:rPr>
-        <w:rFonts w:hint="default" w:ascii="Wingdings" w:hAnsi="Wingdings"/>
+        <w:rFonts w:ascii="Wingdings" w:hAnsi="Wingdings" w:hint="default"/>
       </w:rPr>
     </w:lvl>
     <w:lvl w:ilvl="6" w:tplc="240A0001" w:tentative="1">
@@ -22684,7 +22957,7 @@
         <w:ind w:left="5040" w:hanging="360"/>
       </w:pPr>
       <w:rPr>
-        <w:rFonts w:hint="default" w:ascii="Symbol" w:hAnsi="Symbol"/>
+        <w:rFonts w:ascii="Symbol" w:hAnsi="Symbol" w:hint="default"/>
       </w:rPr>
     </w:lvl>
     <w:lvl w:ilvl="7" w:tplc="240A0003" w:tentative="1">
@@ -22696,7 +22969,7 @@
         <w:ind w:left="5760" w:hanging="360"/>
       </w:pPr>
       <w:rPr>
-        <w:rFonts w:hint="default" w:ascii="Courier New" w:hAnsi="Courier New" w:cs="Courier New"/>
+        <w:rFonts w:ascii="Courier New" w:hAnsi="Courier New" w:cs="Courier New" w:hint="default"/>
       </w:rPr>
     </w:lvl>
     <w:lvl w:ilvl="8" w:tplc="240A0005" w:tentative="1">
@@ -22708,11 +22981,11 @@
         <w:ind w:left="6480" w:hanging="360"/>
       </w:pPr>
       <w:rPr>
-        <w:rFonts w:hint="default" w:ascii="Wingdings" w:hAnsi="Wingdings"/>
+        <w:rFonts w:ascii="Wingdings" w:hAnsi="Wingdings" w:hint="default"/>
       </w:rPr>
     </w:lvl>
   </w:abstractNum>
-  <w:abstractNum w:abstractNumId="29" w15:restartNumberingAfterBreak="0">
+  <w:abstractNum w:abstractNumId="30" w15:restartNumberingAfterBreak="0">
     <w:nsid w:val="705A73FF"/>
     <w:multiLevelType w:val="hybridMultilevel"/>
     <w:tmpl w:val="79CABFD6"/>
@@ -22798,7 +23071,7 @@
       </w:pPr>
     </w:lvl>
   </w:abstractNum>
-  <w:abstractNum w:abstractNumId="30" w15:restartNumberingAfterBreak="0">
+  <w:abstractNum w:abstractNumId="31" w15:restartNumberingAfterBreak="0">
     <w:nsid w:val="73D926D5"/>
     <w:multiLevelType w:val="hybridMultilevel"/>
     <w:tmpl w:val="FDD0AEF6"/>
@@ -22811,7 +23084,7 @@
         <w:ind w:left="720" w:hanging="360"/>
       </w:pPr>
       <w:rPr>
-        <w:rFonts w:hint="default" w:ascii="Symbol" w:hAnsi="Symbol"/>
+        <w:rFonts w:ascii="Symbol" w:hAnsi="Symbol" w:hint="default"/>
       </w:rPr>
     </w:lvl>
     <w:lvl w:ilvl="1" w:tplc="240A0003" w:tentative="1">
@@ -22823,7 +23096,7 @@
         <w:ind w:left="1440" w:hanging="360"/>
       </w:pPr>
       <w:rPr>
-        <w:rFonts w:hint="default" w:ascii="Courier New" w:hAnsi="Courier New" w:cs="Courier New"/>
+        <w:rFonts w:ascii="Courier New" w:hAnsi="Courier New" w:cs="Courier New" w:hint="default"/>
       </w:rPr>
     </w:lvl>
     <w:lvl w:ilvl="2" w:tplc="240A0005" w:tentative="1">
@@ -22835,7 +23108,7 @@
         <w:ind w:left="2160" w:hanging="360"/>
       </w:pPr>
       <w:rPr>
-        <w:rFonts w:hint="default" w:ascii="Wingdings" w:hAnsi="Wingdings"/>
+        <w:rFonts w:ascii="Wingdings" w:hAnsi="Wingdings" w:hint="default"/>
       </w:rPr>
     </w:lvl>
     <w:lvl w:ilvl="3" w:tplc="240A0001" w:tentative="1">
@@ -22847,7 +23120,7 @@
         <w:ind w:left="2880" w:hanging="360"/>
       </w:pPr>
       <w:rPr>
-        <w:rFonts w:hint="default" w:ascii="Symbol" w:hAnsi="Symbol"/>
+        <w:rFonts w:ascii="Symbol" w:hAnsi="Symbol" w:hint="default"/>
       </w:rPr>
     </w:lvl>
     <w:lvl w:ilvl="4" w:tplc="240A0003" w:tentative="1">
@@ -22859,7 +23132,7 @@
         <w:ind w:left="3600" w:hanging="360"/>
       </w:pPr>
       <w:rPr>
-        <w:rFonts w:hint="default" w:ascii="Courier New" w:hAnsi="Courier New" w:cs="Courier New"/>
+        <w:rFonts w:ascii="Courier New" w:hAnsi="Courier New" w:cs="Courier New" w:hint="default"/>
       </w:rPr>
     </w:lvl>
     <w:lvl w:ilvl="5" w:tplc="240A0005" w:tentative="1">
@@ -22871,7 +23144,7 @@
         <w:ind w:left="4320" w:hanging="360"/>
       </w:pPr>
       <w:rPr>
-        <w:rFonts w:hint="default" w:ascii="Wingdings" w:hAnsi="Wingdings"/>
+        <w:rFonts w:ascii="Wingdings" w:hAnsi="Wingdings" w:hint="default"/>
       </w:rPr>
     </w:lvl>
     <w:lvl w:ilvl="6" w:tplc="240A0001" w:tentative="1">
@@ -22883,7 +23156,7 @@
         <w:ind w:left="5040" w:hanging="360"/>
       </w:pPr>
       <w:rPr>
-        <w:rFonts w:hint="default" w:ascii="Symbol" w:hAnsi="Symbol"/>
+        <w:rFonts w:ascii="Symbol" w:hAnsi="Symbol" w:hint="default"/>
       </w:rPr>
     </w:lvl>
     <w:lvl w:ilvl="7" w:tplc="240A0003" w:tentative="1">
@@ -22895,7 +23168,7 @@
         <w:ind w:left="5760" w:hanging="360"/>
       </w:pPr>
       <w:rPr>
-        <w:rFonts w:hint="default" w:ascii="Courier New" w:hAnsi="Courier New" w:cs="Courier New"/>
+        <w:rFonts w:ascii="Courier New" w:hAnsi="Courier New" w:cs="Courier New" w:hint="default"/>
       </w:rPr>
     </w:lvl>
     <w:lvl w:ilvl="8" w:tplc="240A0005" w:tentative="1">
@@ -22907,11 +23180,11 @@
         <w:ind w:left="6480" w:hanging="360"/>
       </w:pPr>
       <w:rPr>
-        <w:rFonts w:hint="default" w:ascii="Wingdings" w:hAnsi="Wingdings"/>
+        <w:rFonts w:ascii="Wingdings" w:hAnsi="Wingdings" w:hint="default"/>
       </w:rPr>
     </w:lvl>
   </w:abstractNum>
-  <w:abstractNum w:abstractNumId="31" w15:restartNumberingAfterBreak="0">
+  <w:abstractNum w:abstractNumId="32" w15:restartNumberingAfterBreak="0">
     <w:nsid w:val="7A351992"/>
     <w:multiLevelType w:val="multilevel"/>
     <w:tmpl w:val="797E3AC0"/>
@@ -22927,7 +23200,7 @@
         <w:ind w:left="720" w:hanging="360"/>
       </w:pPr>
       <w:rPr>
-        <w:rFonts w:hint="default" w:ascii="Symbol" w:hAnsi="Symbol"/>
+        <w:rFonts w:ascii="Symbol" w:hAnsi="Symbol" w:hint="default"/>
         <w:sz w:val="20"/>
       </w:rPr>
     </w:lvl>
@@ -22943,7 +23216,7 @@
         <w:ind w:left="1440" w:hanging="360"/>
       </w:pPr>
       <w:rPr>
-        <w:rFonts w:hint="default" w:ascii="Courier New" w:hAnsi="Courier New"/>
+        <w:rFonts w:ascii="Courier New" w:hAnsi="Courier New" w:hint="default"/>
         <w:sz w:val="20"/>
       </w:rPr>
     </w:lvl>
@@ -22959,7 +23232,7 @@
         <w:ind w:left="2160" w:hanging="360"/>
       </w:pPr>
       <w:rPr>
-        <w:rFonts w:hint="default" w:ascii="Wingdings" w:hAnsi="Wingdings"/>
+        <w:rFonts w:ascii="Wingdings" w:hAnsi="Wingdings" w:hint="default"/>
         <w:sz w:val="20"/>
       </w:rPr>
     </w:lvl>
@@ -22975,7 +23248,7 @@
         <w:ind w:left="2880" w:hanging="360"/>
       </w:pPr>
       <w:rPr>
-        <w:rFonts w:hint="default" w:ascii="Wingdings" w:hAnsi="Wingdings"/>
+        <w:rFonts w:ascii="Wingdings" w:hAnsi="Wingdings" w:hint="default"/>
         <w:sz w:val="20"/>
       </w:rPr>
     </w:lvl>
@@ -22991,7 +23264,7 @@
         <w:ind w:left="3600" w:hanging="360"/>
       </w:pPr>
       <w:rPr>
-        <w:rFonts w:hint="default" w:ascii="Wingdings" w:hAnsi="Wingdings"/>
+        <w:rFonts w:ascii="Wingdings" w:hAnsi="Wingdings" w:hint="default"/>
         <w:sz w:val="20"/>
       </w:rPr>
     </w:lvl>
@@ -23007,7 +23280,7 @@
         <w:ind w:left="4320" w:hanging="360"/>
       </w:pPr>
       <w:rPr>
-        <w:rFonts w:hint="default" w:ascii="Wingdings" w:hAnsi="Wingdings"/>
+        <w:rFonts w:ascii="Wingdings" w:hAnsi="Wingdings" w:hint="default"/>
         <w:sz w:val="20"/>
       </w:rPr>
     </w:lvl>
@@ -23023,7 +23296,7 @@
         <w:ind w:left="5040" w:hanging="360"/>
       </w:pPr>
       <w:rPr>
-        <w:rFonts w:hint="default" w:ascii="Wingdings" w:hAnsi="Wingdings"/>
+        <w:rFonts w:ascii="Wingdings" w:hAnsi="Wingdings" w:hint="default"/>
         <w:sz w:val="20"/>
       </w:rPr>
     </w:lvl>
@@ -23039,7 +23312,7 @@
         <w:ind w:left="5760" w:hanging="360"/>
       </w:pPr>
       <w:rPr>
-        <w:rFonts w:hint="default" w:ascii="Wingdings" w:hAnsi="Wingdings"/>
+        <w:rFonts w:ascii="Wingdings" w:hAnsi="Wingdings" w:hint="default"/>
         <w:sz w:val="20"/>
       </w:rPr>
     </w:lvl>
@@ -23055,12 +23328,12 @@
         <w:ind w:left="6480" w:hanging="360"/>
       </w:pPr>
       <w:rPr>
-        <w:rFonts w:hint="default" w:ascii="Wingdings" w:hAnsi="Wingdings"/>
+        <w:rFonts w:ascii="Wingdings" w:hAnsi="Wingdings" w:hint="default"/>
         <w:sz w:val="20"/>
       </w:rPr>
     </w:lvl>
   </w:abstractNum>
-  <w:abstractNum w:abstractNumId="32" w15:restartNumberingAfterBreak="0">
+  <w:abstractNum w:abstractNumId="33" w15:restartNumberingAfterBreak="0">
     <w:nsid w:val="7A543522"/>
     <w:multiLevelType w:val="hybridMultilevel"/>
     <w:tmpl w:val="20A6D91A"/>
@@ -23173,7 +23446,7 @@
       </w:rPr>
     </w:lvl>
   </w:abstractNum>
-  <w:abstractNum w:abstractNumId="33" w15:restartNumberingAfterBreak="0">
+  <w:abstractNum w:abstractNumId="34" w15:restartNumberingAfterBreak="0">
     <w:nsid w:val="7D167E12"/>
     <w:multiLevelType w:val="hybridMultilevel"/>
     <w:tmpl w:val="85C2CFE4"/>
@@ -23286,7 +23559,7 @@
       </w:rPr>
     </w:lvl>
   </w:abstractNum>
-  <w:abstractNum w:abstractNumId="34" w15:restartNumberingAfterBreak="0">
+  <w:abstractNum w:abstractNumId="35" w15:restartNumberingAfterBreak="0">
     <w:nsid w:val="7ED15F36"/>
     <w:multiLevelType w:val="hybridMultilevel"/>
     <w:tmpl w:val="B69C1494"/>
@@ -23299,7 +23572,7 @@
         <w:ind w:left="720" w:hanging="360"/>
       </w:pPr>
       <w:rPr>
-        <w:rFonts w:hint="default" w:ascii="Symbol" w:hAnsi="Symbol"/>
+        <w:rFonts w:ascii="Symbol" w:hAnsi="Symbol" w:hint="default"/>
       </w:rPr>
     </w:lvl>
     <w:lvl w:ilvl="1" w:tplc="240A0003" w:tentative="1">
@@ -23311,7 +23584,7 @@
         <w:ind w:left="1440" w:hanging="360"/>
       </w:pPr>
       <w:rPr>
-        <w:rFonts w:hint="default" w:ascii="Courier New" w:hAnsi="Courier New" w:cs="Courier New"/>
+        <w:rFonts w:ascii="Courier New" w:hAnsi="Courier New" w:cs="Courier New" w:hint="default"/>
       </w:rPr>
     </w:lvl>
     <w:lvl w:ilvl="2" w:tplc="240A0005" w:tentative="1">
@@ -23323,7 +23596,7 @@
         <w:ind w:left="2160" w:hanging="360"/>
       </w:pPr>
       <w:rPr>
-        <w:rFonts w:hint="default" w:ascii="Wingdings" w:hAnsi="Wingdings"/>
+        <w:rFonts w:ascii="Wingdings" w:hAnsi="Wingdings" w:hint="default"/>
       </w:rPr>
     </w:lvl>
     <w:lvl w:ilvl="3" w:tplc="240A0001" w:tentative="1">
@@ -23335,7 +23608,7 @@
         <w:ind w:left="2880" w:hanging="360"/>
       </w:pPr>
       <w:rPr>
-        <w:rFonts w:hint="default" w:ascii="Symbol" w:hAnsi="Symbol"/>
+        <w:rFonts w:ascii="Symbol" w:hAnsi="Symbol" w:hint="default"/>
       </w:rPr>
     </w:lvl>
     <w:lvl w:ilvl="4" w:tplc="240A0003" w:tentative="1">
@@ -23347,7 +23620,7 @@
         <w:ind w:left="3600" w:hanging="360"/>
       </w:pPr>
       <w:rPr>
-        <w:rFonts w:hint="default" w:ascii="Courier New" w:hAnsi="Courier New" w:cs="Courier New"/>
+        <w:rFonts w:ascii="Courier New" w:hAnsi="Courier New" w:cs="Courier New" w:hint="default"/>
       </w:rPr>
     </w:lvl>
     <w:lvl w:ilvl="5" w:tplc="240A0005" w:tentative="1">
@@ -23359,7 +23632,7 @@
         <w:ind w:left="4320" w:hanging="360"/>
       </w:pPr>
       <w:rPr>
-        <w:rFonts w:hint="default" w:ascii="Wingdings" w:hAnsi="Wingdings"/>
+        <w:rFonts w:ascii="Wingdings" w:hAnsi="Wingdings" w:hint="default"/>
       </w:rPr>
     </w:lvl>
     <w:lvl w:ilvl="6" w:tplc="240A0001" w:tentative="1">
@@ -23371,7 +23644,7 @@
         <w:ind w:left="5040" w:hanging="360"/>
       </w:pPr>
       <w:rPr>
-        <w:rFonts w:hint="default" w:ascii="Symbol" w:hAnsi="Symbol"/>
+        <w:rFonts w:ascii="Symbol" w:hAnsi="Symbol" w:hint="default"/>
       </w:rPr>
     </w:lvl>
     <w:lvl w:ilvl="7" w:tplc="240A0003" w:tentative="1">
@@ -23383,7 +23656,7 @@
         <w:ind w:left="5760" w:hanging="360"/>
       </w:pPr>
       <w:rPr>
-        <w:rFonts w:hint="default" w:ascii="Courier New" w:hAnsi="Courier New" w:cs="Courier New"/>
+        <w:rFonts w:ascii="Courier New" w:hAnsi="Courier New" w:cs="Courier New" w:hint="default"/>
       </w:rPr>
     </w:lvl>
     <w:lvl w:ilvl="8" w:tplc="240A0005" w:tentative="1">
@@ -23395,78 +23668,78 @@
         <w:ind w:left="6480" w:hanging="360"/>
       </w:pPr>
       <w:rPr>
-        <w:rFonts w:hint="default" w:ascii="Wingdings" w:hAnsi="Wingdings"/>
+        <w:rFonts w:ascii="Wingdings" w:hAnsi="Wingdings" w:hint="default"/>
       </w:rPr>
     </w:lvl>
   </w:abstractNum>
   <w:num w:numId="1" w16cid:durableId="985816878">
-    <w:abstractNumId w:val="21"/>
+    <w:abstractNumId w:val="22"/>
   </w:num>
   <w:num w:numId="2" w16cid:durableId="1698237348">
-    <w:abstractNumId w:val="23"/>
+    <w:abstractNumId w:val="24"/>
   </w:num>
   <w:num w:numId="3" w16cid:durableId="594947843">
-    <w:abstractNumId w:val="18"/>
+    <w:abstractNumId w:val="19"/>
   </w:num>
   <w:num w:numId="4" w16cid:durableId="1892763158">
     <w:abstractNumId w:val="0"/>
   </w:num>
   <w:num w:numId="5" w16cid:durableId="1685130458">
-    <w:abstractNumId w:val="19"/>
+    <w:abstractNumId w:val="20"/>
   </w:num>
   <w:num w:numId="6" w16cid:durableId="237062725">
-    <w:abstractNumId w:val="27"/>
+    <w:abstractNumId w:val="28"/>
   </w:num>
   <w:num w:numId="7" w16cid:durableId="1903055765">
-    <w:abstractNumId w:val="16"/>
+    <w:abstractNumId w:val="17"/>
   </w:num>
   <w:num w:numId="8" w16cid:durableId="425997716">
     <w:abstractNumId w:val="8"/>
   </w:num>
   <w:num w:numId="9" w16cid:durableId="270169615">
-    <w:abstractNumId w:val="34"/>
+    <w:abstractNumId w:val="35"/>
   </w:num>
   <w:num w:numId="10" w16cid:durableId="575632525">
     <w:abstractNumId w:val="2"/>
   </w:num>
   <w:num w:numId="11" w16cid:durableId="473377556">
-    <w:abstractNumId w:val="15"/>
+    <w:abstractNumId w:val="16"/>
   </w:num>
   <w:num w:numId="12" w16cid:durableId="2115248161">
-    <w:abstractNumId w:val="32"/>
+    <w:abstractNumId w:val="33"/>
   </w:num>
   <w:num w:numId="13" w16cid:durableId="491144801">
-    <w:abstractNumId w:val="12"/>
+    <w:abstractNumId w:val="13"/>
   </w:num>
   <w:num w:numId="14" w16cid:durableId="1776052840">
-    <w:abstractNumId w:val="20"/>
+    <w:abstractNumId w:val="21"/>
   </w:num>
   <w:num w:numId="15" w16cid:durableId="507647086">
-    <w:abstractNumId w:val="30"/>
+    <w:abstractNumId w:val="31"/>
   </w:num>
   <w:num w:numId="16" w16cid:durableId="1691027424">
-    <w:abstractNumId w:val="13"/>
+    <w:abstractNumId w:val="14"/>
   </w:num>
   <w:num w:numId="17" w16cid:durableId="606891786">
     <w:abstractNumId w:val="1"/>
   </w:num>
   <w:num w:numId="18" w16cid:durableId="1616671609">
-    <w:abstractNumId w:val="14"/>
+    <w:abstractNumId w:val="15"/>
   </w:num>
   <w:num w:numId="19" w16cid:durableId="703752028">
     <w:abstractNumId w:val="10"/>
   </w:num>
   <w:num w:numId="20" w16cid:durableId="828710700">
-    <w:abstractNumId w:val="31"/>
+    <w:abstractNumId w:val="32"/>
   </w:num>
   <w:num w:numId="21" w16cid:durableId="1229880410">
-    <w:abstractNumId w:val="25"/>
+    <w:abstractNumId w:val="26"/>
   </w:num>
   <w:num w:numId="22" w16cid:durableId="679310200">
     <w:abstractNumId w:val="9"/>
   </w:num>
   <w:num w:numId="23" w16cid:durableId="287055428">
-    <w:abstractNumId w:val="11"/>
+    <w:abstractNumId w:val="12"/>
   </w:num>
   <w:num w:numId="24" w16cid:durableId="1459685532">
     <w:abstractNumId w:val="6"/>
@@ -23478,53 +23751,53 @@
     <w:abstractNumId w:val="7"/>
   </w:num>
   <w:num w:numId="27" w16cid:durableId="1683236744">
-    <w:abstractNumId w:val="33"/>
+    <w:abstractNumId w:val="34"/>
   </w:num>
   <w:num w:numId="28" w16cid:durableId="1220243459">
-    <w:abstractNumId w:val="22"/>
+    <w:abstractNumId w:val="23"/>
   </w:num>
   <w:num w:numId="29" w16cid:durableId="419258465">
-    <w:abstractNumId w:val="17"/>
+    <w:abstractNumId w:val="18"/>
   </w:num>
   <w:num w:numId="30" w16cid:durableId="1646272818">
     <w:abstractNumId w:val="5"/>
   </w:num>
   <w:num w:numId="31" w16cid:durableId="2010283047">
-    <w:abstractNumId w:val="26"/>
+    <w:abstractNumId w:val="27"/>
   </w:num>
   <w:num w:numId="32" w16cid:durableId="1751267807">
-    <w:abstractNumId w:val="28"/>
+    <w:abstractNumId w:val="29"/>
   </w:num>
   <w:num w:numId="33" w16cid:durableId="2035761583">
     <w:abstractNumId w:val="4"/>
   </w:num>
   <w:num w:numId="34" w16cid:durableId="969239615">
-    <w:abstractNumId w:val="29"/>
+    <w:abstractNumId w:val="30"/>
   </w:num>
   <w:num w:numId="35" w16cid:durableId="961501429">
-    <w:abstractNumId w:val="24"/>
+    <w:abstractNumId w:val="25"/>
+  </w:num>
+  <w:num w:numId="36" w16cid:durableId="1338966949">
+    <w:abstractNumId w:val="11"/>
   </w:num>
   <w:numIdMacAtCleanup w:val="22"/>
 </w:numbering>
 </file>
 
 <file path=word/people.xml><?xml version="1.0" encoding="utf-8"?>
-<w15:people xmlns:mc="http://schemas.openxmlformats.org/markup-compatibility/2006" xmlns:w15="http://schemas.microsoft.com/office/word/2012/wordml" mc:Ignorable="w15">
+<w15:people xmlns:wpc="http://schemas.microsoft.com/office/word/2010/wordprocessingCanvas" xmlns:cx="http://schemas.microsoft.com/office/drawing/2014/chartex" xmlns:cx1="http://schemas.microsoft.com/office/drawing/2015/9/8/chartex" xmlns:cx2="http://schemas.microsoft.com/office/drawing/2015/10/21/chartex" xmlns:cx3="http://schemas.microsoft.com/office/drawing/2016/5/9/chartex" xmlns:cx4="http://schemas.microsoft.com/office/drawing/2016/5/10/chartex" xmlns:cx5="http://schemas.microsoft.com/office/drawing/2016/5/11/chartex" xmlns:cx6="http://schemas.microsoft.com/office/drawing/2016/5/12/chartex" xmlns:cx7="http://schemas.microsoft.com/office/drawing/2016/5/13/chartex" xmlns:cx8="http://schemas.microsoft.com/office/drawing/2016/5/14/chartex" xmlns:mc="http://schemas.openxmlformats.org/markup-compatibility/2006" xmlns:aink="http://schemas.microsoft.com/office/drawing/2016/ink" xmlns:am3d="http://schemas.microsoft.com/office/drawing/2017/model3d" xmlns:o="urn:schemas-microsoft-com:office:office" xmlns:oel="http://schemas.microsoft.com/office/2019/extlst" xmlns:r="http://schemas.openxmlformats.org/officeDocument/2006/relationships" xmlns:m="http://schemas.openxmlformats.org/officeDocument/2006/math" xmlns:v="urn:schemas-microsoft-com:vml" xmlns:wp14="http://schemas.microsoft.com/office/word/2010/wordprocessingDrawing" xmlns:wp="http://schemas.openxmlformats.org/drawingml/2006/wordprocessingDrawing" xmlns:w10="urn:schemas-microsoft-com:office:word" xmlns:w="http://schemas.openxmlformats.org/wordprocessingml/2006/main" xmlns:w14="http://schemas.microsoft.com/office/word/2010/wordml" xmlns:w15="http://schemas.microsoft.com/office/word/2012/wordml" xmlns:w16cex="http://schemas.microsoft.com/office/word/2018/wordml/cex" xmlns:w16cid="http://schemas.microsoft.com/office/word/2016/wordml/cid" xmlns:w16="http://schemas.microsoft.com/office/word/2018/wordml" xmlns:w16du="http://schemas.microsoft.com/office/word/2023/wordml/word16du" xmlns:w16sdtdh="http://schemas.microsoft.com/office/word/2020/wordml/sdtdatahash" xmlns:w16sdtfl="http://schemas.microsoft.com/office/word/2024/wordml/sdtformatlock" xmlns:w16se="http://schemas.microsoft.com/office/word/2015/wordml/symex" xmlns:wpg="http://schemas.microsoft.com/office/word/2010/wordprocessingGroup" xmlns:wpi="http://schemas.microsoft.com/office/word/2010/wordprocessingInk" xmlns:wne="http://schemas.microsoft.com/office/word/2006/wordml" xmlns:wps="http://schemas.microsoft.com/office/word/2010/wordprocessingShape" mc:Ignorable="w14 w15 w16se w16cid w16 w16cex w16sdtdh w16sdtfl w16du wp14">
   <w15:person w15:author="Gloria Alzate">
     <w15:presenceInfo w15:providerId="Windows Live" w15:userId="cdab09645ca1ce8f"/>
-  </w15:person>
-  <w15:person w15:author="Gloria Lida Alzate Suarez">
-    <w15:presenceInfo w15:providerId="AD" w15:userId="S::asgloria@sena.edu.co::d6e89336-0702-4eca-86bf-c2428cee8243"/>
   </w15:person>
 </w15:people>
 </file>
 
 <file path=word/styles.xml><?xml version="1.0" encoding="utf-8"?>
-<w:styles xmlns:wp14="http://schemas.microsoft.com/office/word/2010/wordprocessingDrawing" xmlns:mc="http://schemas.openxmlformats.org/markup-compatibility/2006" xmlns:r="http://schemas.openxmlformats.org/officeDocument/2006/relationships" xmlns:w="http://schemas.openxmlformats.org/wordprocessingml/2006/main" xmlns:w14="http://schemas.microsoft.com/office/word/2010/wordml" xmlns:w15="http://schemas.microsoft.com/office/word/2012/wordml" xmlns:w16cex="http://schemas.microsoft.com/office/word/2018/wordml/cex" xmlns:w16cid="http://schemas.microsoft.com/office/word/2016/wordml/cid" xmlns:w16="http://schemas.microsoft.com/office/word/2018/wordml" xmlns:w16du="http://schemas.microsoft.com/office/word/2023/wordml/word16du" xmlns:w16sdtdh="http://schemas.microsoft.com/office/word/2020/wordml/sdtdatahash" xmlns:w16sdtfl="http://schemas.microsoft.com/office/word/2024/wordml/sdtformatlock" xmlns:w16se="http://schemas.microsoft.com/office/word/2015/wordml/symex" mc:Ignorable="w14 w15 w16se w16cid w16 w16cex w16sdtdh w16sdtfl w16du wp14">
+<w:styles xmlns:mc="http://schemas.openxmlformats.org/markup-compatibility/2006" xmlns:r="http://schemas.openxmlformats.org/officeDocument/2006/relationships" xmlns:w="http://schemas.openxmlformats.org/wordprocessingml/2006/main" xmlns:w14="http://schemas.microsoft.com/office/word/2010/wordml" xmlns:w15="http://schemas.microsoft.com/office/word/2012/wordml" xmlns:w16cex="http://schemas.microsoft.com/office/word/2018/wordml/cex" xmlns:w16cid="http://schemas.microsoft.com/office/word/2016/wordml/cid" xmlns:w16="http://schemas.microsoft.com/office/word/2018/wordml" xmlns:w16du="http://schemas.microsoft.com/office/word/2023/wordml/word16du" xmlns:w16sdtdh="http://schemas.microsoft.com/office/word/2020/wordml/sdtdatahash" xmlns:w16sdtfl="http://schemas.microsoft.com/office/word/2024/wordml/sdtformatlock" xmlns:w16se="http://schemas.microsoft.com/office/word/2015/wordml/symex" mc:Ignorable="w14 w15 w16se w16cid w16 w16cex w16sdtdh w16sdtfl w16du">
   <w:docDefaults>
     <w:rPrDefault>
       <w:rPr>
-        <w:rFonts w:ascii="Arial" w:hAnsi="Arial" w:eastAsia="Arial" w:cs="Arial"/>
+        <w:rFonts w:ascii="Arial" w:eastAsia="Arial" w:hAnsi="Arial" w:cs="Arial"/>
         <w:lang w:val="en-US" w:eastAsia="en-US" w:bidi="ar-SA"/>
       </w:rPr>
     </w:rPrDefault>
@@ -23533,14 +23806,14 @@
   <w:latentStyles w:defLockedState="0" w:defUIPriority="99" w:defSemiHidden="0" w:defUnhideWhenUsed="0" w:defQFormat="0" w:count="376">
     <w:lsdException w:name="Normal" w:uiPriority="0" w:qFormat="1"/>
     <w:lsdException w:name="heading 1" w:uiPriority="9" w:qFormat="1"/>
-    <w:lsdException w:name="heading 2" w:uiPriority="9" w:semiHidden="1" w:unhideWhenUsed="1" w:qFormat="1"/>
-    <w:lsdException w:name="heading 3" w:uiPriority="9" w:semiHidden="1" w:unhideWhenUsed="1" w:qFormat="1"/>
-    <w:lsdException w:name="heading 4" w:uiPriority="9" w:semiHidden="1" w:unhideWhenUsed="1" w:qFormat="1"/>
-    <w:lsdException w:name="heading 5" w:uiPriority="9" w:semiHidden="1" w:unhideWhenUsed="1" w:qFormat="1"/>
-    <w:lsdException w:name="heading 6" w:uiPriority="9" w:semiHidden="1" w:unhideWhenUsed="1" w:qFormat="1"/>
-    <w:lsdException w:name="heading 7" w:uiPriority="9" w:semiHidden="1" w:unhideWhenUsed="1" w:qFormat="1"/>
-    <w:lsdException w:name="heading 8" w:uiPriority="9" w:semiHidden="1" w:unhideWhenUsed="1" w:qFormat="1"/>
-    <w:lsdException w:name="heading 9" w:uiPriority="9" w:semiHidden="1" w:unhideWhenUsed="1" w:qFormat="1"/>
+    <w:lsdException w:name="heading 2" w:semiHidden="1" w:uiPriority="9" w:unhideWhenUsed="1" w:qFormat="1"/>
+    <w:lsdException w:name="heading 3" w:semiHidden="1" w:uiPriority="9" w:unhideWhenUsed="1" w:qFormat="1"/>
+    <w:lsdException w:name="heading 4" w:semiHidden="1" w:uiPriority="9" w:unhideWhenUsed="1" w:qFormat="1"/>
+    <w:lsdException w:name="heading 5" w:semiHidden="1" w:uiPriority="9" w:unhideWhenUsed="1" w:qFormat="1"/>
+    <w:lsdException w:name="heading 6" w:semiHidden="1" w:uiPriority="9" w:unhideWhenUsed="1" w:qFormat="1"/>
+    <w:lsdException w:name="heading 7" w:semiHidden="1" w:uiPriority="9" w:unhideWhenUsed="1" w:qFormat="1"/>
+    <w:lsdException w:name="heading 8" w:semiHidden="1" w:uiPriority="9" w:unhideWhenUsed="1" w:qFormat="1"/>
+    <w:lsdException w:name="heading 9" w:semiHidden="1" w:uiPriority="9" w:unhideWhenUsed="1" w:qFormat="1"/>
     <w:lsdException w:name="index 1" w:semiHidden="1" w:unhideWhenUsed="1"/>
     <w:lsdException w:name="index 2" w:semiHidden="1" w:unhideWhenUsed="1"/>
     <w:lsdException w:name="index 3" w:semiHidden="1" w:unhideWhenUsed="1"/>
@@ -23550,22 +23823,22 @@
     <w:lsdException w:name="index 7" w:semiHidden="1" w:unhideWhenUsed="1"/>
     <w:lsdException w:name="index 8" w:semiHidden="1" w:unhideWhenUsed="1"/>
     <w:lsdException w:name="index 9" w:semiHidden="1" w:unhideWhenUsed="1"/>
-    <w:lsdException w:name="toc 1" w:uiPriority="39" w:semiHidden="1" w:unhideWhenUsed="1"/>
-    <w:lsdException w:name="toc 2" w:uiPriority="39" w:semiHidden="1" w:unhideWhenUsed="1"/>
-    <w:lsdException w:name="toc 3" w:uiPriority="39" w:semiHidden="1" w:unhideWhenUsed="1"/>
-    <w:lsdException w:name="toc 4" w:uiPriority="39" w:semiHidden="1" w:unhideWhenUsed="1"/>
-    <w:lsdException w:name="toc 5" w:uiPriority="39" w:semiHidden="1" w:unhideWhenUsed="1"/>
-    <w:lsdException w:name="toc 6" w:uiPriority="39" w:semiHidden="1" w:unhideWhenUsed="1"/>
-    <w:lsdException w:name="toc 7" w:uiPriority="39" w:semiHidden="1" w:unhideWhenUsed="1"/>
-    <w:lsdException w:name="toc 8" w:uiPriority="39" w:semiHidden="1" w:unhideWhenUsed="1"/>
-    <w:lsdException w:name="toc 9" w:uiPriority="39" w:semiHidden="1" w:unhideWhenUsed="1"/>
+    <w:lsdException w:name="toc 1" w:semiHidden="1" w:uiPriority="39" w:unhideWhenUsed="1"/>
+    <w:lsdException w:name="toc 2" w:semiHidden="1" w:uiPriority="39" w:unhideWhenUsed="1"/>
+    <w:lsdException w:name="toc 3" w:semiHidden="1" w:uiPriority="39" w:unhideWhenUsed="1"/>
+    <w:lsdException w:name="toc 4" w:semiHidden="1" w:uiPriority="39" w:unhideWhenUsed="1"/>
+    <w:lsdException w:name="toc 5" w:semiHidden="1" w:uiPriority="39" w:unhideWhenUsed="1"/>
+    <w:lsdException w:name="toc 6" w:semiHidden="1" w:uiPriority="39" w:unhideWhenUsed="1"/>
+    <w:lsdException w:name="toc 7" w:semiHidden="1" w:uiPriority="39" w:unhideWhenUsed="1"/>
+    <w:lsdException w:name="toc 8" w:semiHidden="1" w:uiPriority="39" w:unhideWhenUsed="1"/>
+    <w:lsdException w:name="toc 9" w:semiHidden="1" w:uiPriority="39" w:unhideWhenUsed="1"/>
     <w:lsdException w:name="Normal Indent" w:semiHidden="1" w:unhideWhenUsed="1"/>
     <w:lsdException w:name="footnote text" w:semiHidden="1" w:unhideWhenUsed="1"/>
     <w:lsdException w:name="annotation text" w:semiHidden="1" w:unhideWhenUsed="1" w:qFormat="1"/>
     <w:lsdException w:name="header" w:unhideWhenUsed="1" w:qFormat="1"/>
     <w:lsdException w:name="footer" w:unhideWhenUsed="1" w:qFormat="1"/>
     <w:lsdException w:name="index heading" w:semiHidden="1" w:unhideWhenUsed="1"/>
-    <w:lsdException w:name="caption" w:uiPriority="35" w:semiHidden="1" w:unhideWhenUsed="1" w:qFormat="1"/>
+    <w:lsdException w:name="caption" w:semiHidden="1" w:uiPriority="35" w:unhideWhenUsed="1" w:qFormat="1"/>
     <w:lsdException w:name="table of figures" w:semiHidden="1" w:unhideWhenUsed="1"/>
     <w:lsdException w:name="envelope address" w:semiHidden="1" w:unhideWhenUsed="1"/>
     <w:lsdException w:name="envelope return" w:semiHidden="1" w:unhideWhenUsed="1"/>
@@ -23596,8 +23869,8 @@
     <w:lsdException w:name="Title" w:uiPriority="10" w:qFormat="1"/>
     <w:lsdException w:name="Closing" w:semiHidden="1" w:unhideWhenUsed="1"/>
     <w:lsdException w:name="Signature" w:semiHidden="1" w:unhideWhenUsed="1"/>
-    <w:lsdException w:name="Default Paragraph Font" w:uiPriority="1" w:semiHidden="1" w:unhideWhenUsed="1"/>
-    <w:lsdException w:name="Body Text" w:uiPriority="1" w:semiHidden="1" w:unhideWhenUsed="1" w:qFormat="1"/>
+    <w:lsdException w:name="Default Paragraph Font" w:semiHidden="1" w:uiPriority="1" w:unhideWhenUsed="1"/>
+    <w:lsdException w:name="Body Text" w:semiHidden="1" w:uiPriority="1" w:unhideWhenUsed="1" w:qFormat="1"/>
     <w:lsdException w:name="Body Text Indent" w:semiHidden="1" w:unhideWhenUsed="1"/>
     <w:lsdException w:name="List Continue" w:semiHidden="1" w:unhideWhenUsed="1"/>
     <w:lsdException w:name="List Continue 2" w:semiHidden="1" w:unhideWhenUsed="1"/>
@@ -23793,8 +24066,8 @@
     <w:lsdException w:name="Subtle Reference" w:uiPriority="31" w:qFormat="1"/>
     <w:lsdException w:name="Intense Reference" w:uiPriority="32" w:qFormat="1"/>
     <w:lsdException w:name="Book Title" w:uiPriority="33" w:qFormat="1"/>
-    <w:lsdException w:name="Bibliography" w:uiPriority="37" w:semiHidden="1" w:unhideWhenUsed="1"/>
-    <w:lsdException w:name="TOC Heading" w:uiPriority="39" w:semiHidden="1" w:unhideWhenUsed="1" w:qFormat="1"/>
+    <w:lsdException w:name="Bibliography" w:semiHidden="1" w:uiPriority="37" w:unhideWhenUsed="1"/>
+    <w:lsdException w:name="TOC Heading" w:semiHidden="1" w:uiPriority="39" w:unhideWhenUsed="1" w:qFormat="1"/>
     <w:lsdException w:name="Plain Table 1" w:uiPriority="41"/>
     <w:lsdException w:name="Plain Table 2" w:uiPriority="42"/>
     <w:lsdException w:name="Plain Table 3" w:uiPriority="43"/>
@@ -23905,7 +24178,7 @@
     <w:lsdException w:name="Unresolved Mention" w:semiHidden="1" w:unhideWhenUsed="1"/>
     <w:lsdException w:name="Smart Link" w:semiHidden="1" w:unhideWhenUsed="1"/>
   </w:latentStyles>
-  <w:style w:type="paragraph" w:styleId="Normal" w:default="1">
+  <w:style w:type="paragraph" w:default="1" w:styleId="Normal">
     <w:name w:val="Normal"/>
     <w:qFormat/>
     <w:rsid w:val="00D867AB"/>
@@ -24095,12 +24368,13 @@
       <w:lang w:eastAsia="es-CO"/>
     </w:rPr>
   </w:style>
-  <w:style w:type="character" w:styleId="Fuentedeprrafopredeter" w:default="1">
+  <w:style w:type="character" w:default="1" w:styleId="Fuentedeprrafopredeter">
     <w:name w:val="Default Paragraph Font"/>
     <w:uiPriority w:val="1"/>
+    <w:semiHidden/>
     <w:unhideWhenUsed/>
   </w:style>
-  <w:style w:type="table" w:styleId="Tablanormal" w:default="1">
+  <w:style w:type="table" w:default="1" w:styleId="Tablanormal">
     <w:name w:val="Normal Table"/>
     <w:uiPriority w:val="99"/>
     <w:semiHidden/>
@@ -24115,7 +24389,7 @@
       </w:tblCellMar>
     </w:tblPr>
   </w:style>
-  <w:style w:type="numbering" w:styleId="Sinlista" w:default="1">
+  <w:style w:type="numbering" w:default="1" w:styleId="Sinlista">
     <w:name w:val="No List"/>
     <w:uiPriority w:val="99"/>
     <w:semiHidden/>
@@ -24193,7 +24467,7 @@
       <w:szCs w:val="20"/>
     </w:rPr>
   </w:style>
-  <w:style w:type="paragraph" w:styleId="Normal0" w:customStyle="1">
+  <w:style w:type="paragraph" w:customStyle="1" w:styleId="Normal0">
     <w:name w:val="Normal0"/>
     <w:qFormat/>
     <w:pPr>
@@ -24247,7 +24521,7 @@
       <w:spacing w:before="100" w:beforeAutospacing="1" w:after="100" w:afterAutospacing="1" w:line="240" w:lineRule="auto"/>
     </w:pPr>
     <w:rPr>
-      <w:rFonts w:ascii="Times New Roman" w:hAnsi="Times New Roman" w:eastAsia="Times New Roman" w:cs="Times New Roman"/>
+      <w:rFonts w:ascii="Times New Roman" w:eastAsia="Times New Roman" w:hAnsi="Times New Roman" w:cs="Times New Roman"/>
       <w:sz w:val="24"/>
       <w:szCs w:val="24"/>
     </w:rPr>
@@ -24306,16 +24580,16 @@
     <w:uiPriority w:val="39"/>
     <w:tblPr>
       <w:tblBorders>
-        <w:top w:val="single" w:color="auto" w:sz="4" w:space="0"/>
-        <w:left w:val="single" w:color="auto" w:sz="4" w:space="0"/>
-        <w:bottom w:val="single" w:color="auto" w:sz="4" w:space="0"/>
-        <w:right w:val="single" w:color="auto" w:sz="4" w:space="0"/>
-        <w:insideH w:val="single" w:color="auto" w:sz="4" w:space="0"/>
-        <w:insideV w:val="single" w:color="auto" w:sz="4" w:space="0"/>
+        <w:top w:val="single" w:sz="4" w:space="0" w:color="auto"/>
+        <w:left w:val="single" w:sz="4" w:space="0" w:color="auto"/>
+        <w:bottom w:val="single" w:sz="4" w:space="0" w:color="auto"/>
+        <w:right w:val="single" w:sz="4" w:space="0" w:color="auto"/>
+        <w:insideH w:val="single" w:sz="4" w:space="0" w:color="auto"/>
+        <w:insideV w:val="single" w:sz="4" w:space="0" w:color="auto"/>
       </w:tblBorders>
     </w:tblPr>
   </w:style>
-  <w:style w:type="table" w:styleId="NormalTable0" w:customStyle="1">
+  <w:style w:type="table" w:customStyle="1" w:styleId="NormalTable0">
     <w:name w:val="Normal Table0"/>
     <w:uiPriority w:val="99"/>
     <w:semiHidden/>
@@ -24330,7 +24604,7 @@
       </w:tblCellMar>
     </w:tblPr>
   </w:style>
-  <w:style w:type="paragraph" w:styleId="heading10" w:customStyle="1">
+  <w:style w:type="paragraph" w:customStyle="1" w:styleId="heading10">
     <w:name w:val="heading 10"/>
     <w:basedOn w:val="Normal0"/>
     <w:next w:val="Normal0"/>
@@ -24347,7 +24621,7 @@
       <w:szCs w:val="40"/>
     </w:rPr>
   </w:style>
-  <w:style w:type="paragraph" w:styleId="heading20" w:customStyle="1">
+  <w:style w:type="paragraph" w:customStyle="1" w:styleId="heading20">
     <w:name w:val="heading 20"/>
     <w:basedOn w:val="Normal0"/>
     <w:next w:val="Normal0"/>
@@ -24366,7 +24640,7 @@
       <w:szCs w:val="32"/>
     </w:rPr>
   </w:style>
-  <w:style w:type="paragraph" w:styleId="heading30" w:customStyle="1">
+  <w:style w:type="paragraph" w:customStyle="1" w:styleId="heading30">
     <w:name w:val="heading 30"/>
     <w:basedOn w:val="Normal0"/>
     <w:next w:val="Normal0"/>
@@ -24386,7 +24660,7 @@
       <w:szCs w:val="28"/>
     </w:rPr>
   </w:style>
-  <w:style w:type="paragraph" w:styleId="heading40" w:customStyle="1">
+  <w:style w:type="paragraph" w:customStyle="1" w:styleId="heading40">
     <w:name w:val="heading 40"/>
     <w:basedOn w:val="Normal0"/>
     <w:next w:val="Normal0"/>
@@ -24406,7 +24680,7 @@
       <w:szCs w:val="24"/>
     </w:rPr>
   </w:style>
-  <w:style w:type="paragraph" w:styleId="heading50" w:customStyle="1">
+  <w:style w:type="paragraph" w:customStyle="1" w:styleId="heading50">
     <w:name w:val="heading 50"/>
     <w:basedOn w:val="Normal0"/>
     <w:next w:val="Normal0"/>
@@ -24424,7 +24698,7 @@
       <w:color w:val="666666"/>
     </w:rPr>
   </w:style>
-  <w:style w:type="paragraph" w:styleId="heading60" w:customStyle="1">
+  <w:style w:type="paragraph" w:customStyle="1" w:styleId="heading60">
     <w:name w:val="heading 60"/>
     <w:basedOn w:val="Normal0"/>
     <w:next w:val="Normal0"/>
@@ -24443,7 +24717,7 @@
       <w:color w:val="666666"/>
     </w:rPr>
   </w:style>
-  <w:style w:type="table" w:styleId="NormalTable1" w:customStyle="1">
+  <w:style w:type="table" w:customStyle="1" w:styleId="NormalTable1">
     <w:name w:val="Normal Table1"/>
     <w:qFormat/>
     <w:tblPr>
@@ -24455,7 +24729,7 @@
       </w:tblCellMar>
     </w:tblPr>
   </w:style>
-  <w:style w:type="paragraph" w:styleId="Title0" w:customStyle="1">
+  <w:style w:type="paragraph" w:customStyle="1" w:styleId="Title0">
     <w:name w:val="Title0"/>
     <w:basedOn w:val="Normal0"/>
     <w:next w:val="Normal0"/>
@@ -24471,7 +24745,7 @@
       <w:szCs w:val="52"/>
     </w:rPr>
   </w:style>
-  <w:style w:type="table" w:styleId="TableNormal" w:customStyle="1">
+  <w:style w:type="table" w:customStyle="1" w:styleId="TableNormal">
     <w:name w:val="Table Normal"/>
     <w:qFormat/>
     <w:tblPr>
@@ -24483,7 +24757,7 @@
       </w:tblCellMar>
     </w:tblPr>
   </w:style>
-  <w:style w:type="table" w:styleId="Style22" w:customStyle="1">
+  <w:style w:type="table" w:customStyle="1" w:styleId="Style22">
     <w:name w:val="_Style 22"/>
     <w:basedOn w:val="NormalTable0"/>
     <w:qFormat/>
@@ -24496,7 +24770,7 @@
       </w:tblCellMar>
     </w:tblPr>
   </w:style>
-  <w:style w:type="table" w:styleId="Style23" w:customStyle="1">
+  <w:style w:type="table" w:customStyle="1" w:styleId="Style23">
     <w:name w:val="_Style 23"/>
     <w:basedOn w:val="NormalTable0"/>
     <w:qFormat/>
@@ -24509,7 +24783,7 @@
       </w:tblCellMar>
     </w:tblPr>
   </w:style>
-  <w:style w:type="table" w:styleId="Style24" w:customStyle="1">
+  <w:style w:type="table" w:customStyle="1" w:styleId="Style24">
     <w:name w:val="_Style 24"/>
     <w:basedOn w:val="NormalTable0"/>
     <w:qFormat/>
@@ -24522,21 +24796,21 @@
       </w:tblCellMar>
     </w:tblPr>
   </w:style>
-  <w:style w:type="character" w:styleId="EncabezadoCar" w:customStyle="1">
+  <w:style w:type="character" w:customStyle="1" w:styleId="EncabezadoCar">
     <w:name w:val="Encabezado Car"/>
     <w:basedOn w:val="Fuentedeprrafopredeter"/>
     <w:link w:val="Encabezado"/>
     <w:uiPriority w:val="99"/>
     <w:qFormat/>
   </w:style>
-  <w:style w:type="character" w:styleId="PiedepginaCar" w:customStyle="1">
+  <w:style w:type="character" w:customStyle="1" w:styleId="PiedepginaCar">
     <w:name w:val="Pie de página Car"/>
     <w:basedOn w:val="Fuentedeprrafopredeter"/>
     <w:link w:val="Piedepgina"/>
     <w:uiPriority w:val="99"/>
     <w:qFormat/>
   </w:style>
-  <w:style w:type="character" w:styleId="Listavistosa-nfasis1Car" w:customStyle="1">
+  <w:style w:type="character" w:customStyle="1" w:styleId="Listavistosa-nfasis1Car">
     <w:name w:val="Lista vistosa - Énfasis 1 Car"/>
     <w:uiPriority w:val="34"/>
     <w:qFormat/>
@@ -24569,7 +24843,7 @@
       <w:tblPr/>
       <w:tcPr>
         <w:tcBorders>
-          <w:bottom w:val="single" w:color="FFFFFF" w:themeColor="background1" w:sz="12" w:space="0"/>
+          <w:bottom w:val="single" w:sz="12" w:space="0" w:color="FFFFFF" w:themeColor="background1"/>
         </w:tcBorders>
         <w:shd w:val="clear" w:color="auto" w:fill="9E3A38" w:themeFill="accent2" w:themeFillShade="CC"/>
       </w:tcPr>
@@ -24578,7 +24852,7 @@
       <w:tblPr/>
       <w:tcPr>
         <w:tcBorders>
-          <w:top w:val="single" w:color="000000" w:themeColor="text1" w:sz="12" w:space="0"/>
+          <w:top w:val="single" w:sz="12" w:space="0" w:color="000000" w:themeColor="text1"/>
         </w:tcBorders>
         <w:shd w:val="clear" w:color="auto" w:fill="FFFFFF" w:themeFill="background1"/>
       </w:tcPr>
@@ -24613,7 +24887,7 @@
       <w:contextualSpacing/>
     </w:pPr>
   </w:style>
-  <w:style w:type="character" w:styleId="Mencinsinresolver1" w:customStyle="1">
+  <w:style w:type="character" w:customStyle="1" w:styleId="Mencinsinresolver1">
     <w:name w:val="Mención sin resolver1"/>
     <w:basedOn w:val="Fuentedeprrafopredeter"/>
     <w:uiPriority w:val="99"/>
@@ -24625,7 +24899,7 @@
       <w:shd w:val="clear" w:color="auto" w:fill="E1DFDD"/>
     </w:rPr>
   </w:style>
-  <w:style w:type="character" w:styleId="TextodegloboCar" w:customStyle="1">
+  <w:style w:type="character" w:customStyle="1" w:styleId="TextodegloboCar">
     <w:name w:val="Texto de globo Car"/>
     <w:basedOn w:val="Fuentedeprrafopredeter"/>
     <w:link w:val="Textodeglobo"/>
@@ -24637,7 +24911,7 @@
       <w:szCs w:val="18"/>
     </w:rPr>
   </w:style>
-  <w:style w:type="character" w:styleId="TextocomentarioCar" w:customStyle="1">
+  <w:style w:type="character" w:customStyle="1" w:styleId="TextocomentarioCar">
     <w:name w:val="Texto comentario Car"/>
     <w:basedOn w:val="Fuentedeprrafopredeter"/>
     <w:link w:val="Textocomentario"/>
@@ -24648,7 +24922,7 @@
       <w:szCs w:val="20"/>
     </w:rPr>
   </w:style>
-  <w:style w:type="character" w:styleId="AsuntodelcomentarioCar" w:customStyle="1">
+  <w:style w:type="character" w:customStyle="1" w:styleId="AsuntodelcomentarioCar">
     <w:name w:val="Asunto del comentario Car"/>
     <w:basedOn w:val="TextocomentarioCar"/>
     <w:link w:val="Asuntodelcomentario"/>
@@ -24661,7 +24935,7 @@
       <w:szCs w:val="20"/>
     </w:rPr>
   </w:style>
-  <w:style w:type="table" w:styleId="Style44" w:customStyle="1">
+  <w:style w:type="table" w:customStyle="1" w:styleId="Style44">
     <w:name w:val="_Style 44"/>
     <w:basedOn w:val="TableNormal"/>
     <w:qFormat/>
@@ -24680,7 +24954,7 @@
       <w:shd w:val="clear" w:color="auto" w:fill="EDF2F8"/>
     </w:tcPr>
   </w:style>
-  <w:style w:type="table" w:styleId="Style45" w:customStyle="1">
+  <w:style w:type="table" w:customStyle="1" w:styleId="Style45">
     <w:name w:val="_Style 45"/>
     <w:basedOn w:val="TableNormal"/>
     <w:qFormat/>
@@ -24699,7 +24973,7 @@
       <w:shd w:val="clear" w:color="auto" w:fill="EDF2F8"/>
     </w:tcPr>
   </w:style>
-  <w:style w:type="table" w:styleId="Style46" w:customStyle="1">
+  <w:style w:type="table" w:customStyle="1" w:styleId="Style46">
     <w:name w:val="_Style 46"/>
     <w:basedOn w:val="TableNormal"/>
     <w:qFormat/>
@@ -24718,7 +24992,7 @@
       <w:shd w:val="clear" w:color="auto" w:fill="EDF2F8"/>
     </w:tcPr>
   </w:style>
-  <w:style w:type="table" w:styleId="Style47" w:customStyle="1">
+  <w:style w:type="table" w:customStyle="1" w:styleId="Style47">
     <w:name w:val="_Style 47"/>
     <w:basedOn w:val="TableNormal"/>
     <w:qFormat/>
@@ -24737,7 +25011,7 @@
       <w:shd w:val="clear" w:color="auto" w:fill="EDF2F8"/>
     </w:tcPr>
   </w:style>
-  <w:style w:type="table" w:styleId="Style48" w:customStyle="1">
+  <w:style w:type="table" w:customStyle="1" w:styleId="Style48">
     <w:name w:val="_Style 48"/>
     <w:basedOn w:val="TableNormal"/>
     <w:tblPr>
@@ -24747,7 +25021,7 @@
       </w:tblCellMar>
     </w:tblPr>
   </w:style>
-  <w:style w:type="table" w:styleId="Style49" w:customStyle="1">
+  <w:style w:type="table" w:customStyle="1" w:styleId="Style49">
     <w:name w:val="_Style 49"/>
     <w:basedOn w:val="TableNormal"/>
     <w:qFormat/>
@@ -24760,7 +25034,7 @@
       </w:tblCellMar>
     </w:tblPr>
   </w:style>
-  <w:style w:type="table" w:styleId="Style50" w:customStyle="1">
+  <w:style w:type="table" w:customStyle="1" w:styleId="Style50">
     <w:name w:val="_Style 50"/>
     <w:basedOn w:val="TableNormal"/>
     <w:qFormat/>
@@ -24773,7 +25047,7 @@
       </w:tblCellMar>
     </w:tblPr>
   </w:style>
-  <w:style w:type="table" w:styleId="Style51" w:customStyle="1">
+  <w:style w:type="table" w:customStyle="1" w:styleId="Style51">
     <w:name w:val="_Style 51"/>
     <w:basedOn w:val="TableNormal"/>
     <w:qFormat/>
@@ -24784,7 +25058,7 @@
       </w:tblCellMar>
     </w:tblPr>
   </w:style>
-  <w:style w:type="table" w:styleId="Style52" w:customStyle="1">
+  <w:style w:type="table" w:customStyle="1" w:styleId="Style52">
     <w:name w:val="_Style 52"/>
     <w:basedOn w:val="TableNormal"/>
     <w:qFormat/>
@@ -24795,7 +25069,7 @@
       </w:tblCellMar>
     </w:tblPr>
   </w:style>
-  <w:style w:type="table" w:styleId="Style53" w:customStyle="1">
+  <w:style w:type="table" w:customStyle="1" w:styleId="Style53">
     <w:name w:val="_Style 53"/>
     <w:basedOn w:val="TableNormal"/>
     <w:qFormat/>
@@ -24814,7 +25088,7 @@
       <w:shd w:val="clear" w:color="auto" w:fill="EDF2F8"/>
     </w:tcPr>
   </w:style>
-  <w:style w:type="table" w:styleId="Style54" w:customStyle="1">
+  <w:style w:type="table" w:customStyle="1" w:styleId="Style54">
     <w:name w:val="_Style 54"/>
     <w:basedOn w:val="TableNormal"/>
     <w:qFormat/>
@@ -24833,7 +25107,7 @@
       <w:shd w:val="clear" w:color="auto" w:fill="EDF2F8"/>
     </w:tcPr>
   </w:style>
-  <w:style w:type="table" w:styleId="Style55" w:customStyle="1">
+  <w:style w:type="table" w:customStyle="1" w:styleId="Style55">
     <w:name w:val="_Style 55"/>
     <w:basedOn w:val="TableNormal"/>
     <w:qFormat/>
@@ -24852,7 +25126,7 @@
       <w:shd w:val="clear" w:color="auto" w:fill="EDF2F8"/>
     </w:tcPr>
   </w:style>
-  <w:style w:type="table" w:styleId="Style56" w:customStyle="1">
+  <w:style w:type="table" w:customStyle="1" w:styleId="Style56">
     <w:name w:val="_Style 56"/>
     <w:basedOn w:val="TableNormal"/>
     <w:qFormat/>
@@ -24871,7 +25145,7 @@
       <w:shd w:val="clear" w:color="auto" w:fill="EDF2F8"/>
     </w:tcPr>
   </w:style>
-  <w:style w:type="table" w:styleId="Style57" w:customStyle="1">
+  <w:style w:type="table" w:customStyle="1" w:styleId="Style57">
     <w:name w:val="_Style 57"/>
     <w:basedOn w:val="TableNormal"/>
     <w:qFormat/>
@@ -24890,7 +25164,7 @@
       <w:shd w:val="clear" w:color="auto" w:fill="EDF2F8"/>
     </w:tcPr>
   </w:style>
-  <w:style w:type="table" w:styleId="Style58" w:customStyle="1">
+  <w:style w:type="table" w:customStyle="1" w:styleId="Style58">
     <w:name w:val="_Style 58"/>
     <w:basedOn w:val="TableNormal"/>
     <w:qFormat/>
@@ -24909,7 +25183,7 @@
       <w:shd w:val="clear" w:color="auto" w:fill="EDF2F8"/>
     </w:tcPr>
   </w:style>
-  <w:style w:type="table" w:styleId="Style59" w:customStyle="1">
+  <w:style w:type="table" w:customStyle="1" w:styleId="Style59">
     <w:name w:val="_Style 59"/>
     <w:basedOn w:val="TableNormal"/>
     <w:qFormat/>
@@ -24928,7 +25202,7 @@
       <w:shd w:val="clear" w:color="auto" w:fill="EDF2F8"/>
     </w:tcPr>
   </w:style>
-  <w:style w:type="table" w:styleId="Style60" w:customStyle="1">
+  <w:style w:type="table" w:customStyle="1" w:styleId="Style60">
     <w:name w:val="_Style 60"/>
     <w:basedOn w:val="TableNormal"/>
     <w:qFormat/>
@@ -24947,7 +25221,7 @@
       <w:shd w:val="clear" w:color="auto" w:fill="EDF2F8"/>
     </w:tcPr>
   </w:style>
-  <w:style w:type="table" w:styleId="Style61" w:customStyle="1">
+  <w:style w:type="table" w:customStyle="1" w:styleId="Style61">
     <w:name w:val="_Style 61"/>
     <w:basedOn w:val="TableNormal"/>
     <w:qFormat/>
@@ -24966,7 +25240,7 @@
       <w:shd w:val="clear" w:color="auto" w:fill="EDF2F8"/>
     </w:tcPr>
   </w:style>
-  <w:style w:type="character" w:styleId="Mencinsinresolver2" w:customStyle="1">
+  <w:style w:type="character" w:customStyle="1" w:styleId="Mencinsinresolver2">
     <w:name w:val="Mención sin resolver2"/>
     <w:basedOn w:val="Fuentedeprrafopredeter"/>
     <w:uiPriority w:val="99"/>
@@ -24978,7 +25252,7 @@
       <w:shd w:val="clear" w:color="auto" w:fill="E1DFDD"/>
     </w:rPr>
   </w:style>
-  <w:style w:type="paragraph" w:styleId="Subtitle0" w:customStyle="1">
+  <w:style w:type="paragraph" w:customStyle="1" w:styleId="Subtitle0">
     <w:name w:val="Subtitle0"/>
     <w:basedOn w:val="Normal0"/>
     <w:next w:val="Normal0"/>
@@ -24994,7 +25268,7 @@
       <w:szCs w:val="30"/>
     </w:rPr>
   </w:style>
-  <w:style w:type="table" w:styleId="Style64" w:customStyle="1">
+  <w:style w:type="table" w:customStyle="1" w:styleId="Style64">
     <w:name w:val="_Style 64"/>
     <w:basedOn w:val="NormalTable1"/>
     <w:qFormat/>
@@ -25013,7 +25287,7 @@
       <w:shd w:val="clear" w:color="auto" w:fill="EDF2F8"/>
     </w:tcPr>
   </w:style>
-  <w:style w:type="table" w:styleId="Style65" w:customStyle="1">
+  <w:style w:type="table" w:customStyle="1" w:styleId="Style65">
     <w:name w:val="_Style 65"/>
     <w:basedOn w:val="NormalTable1"/>
     <w:qFormat/>
@@ -25032,7 +25306,7 @@
       <w:shd w:val="clear" w:color="auto" w:fill="EDF2F8"/>
     </w:tcPr>
   </w:style>
-  <w:style w:type="table" w:styleId="Style66" w:customStyle="1">
+  <w:style w:type="table" w:customStyle="1" w:styleId="Style66">
     <w:name w:val="_Style 66"/>
     <w:basedOn w:val="NormalTable1"/>
     <w:qFormat/>
@@ -25051,7 +25325,7 @@
       <w:shd w:val="clear" w:color="auto" w:fill="EDF2F8"/>
     </w:tcPr>
   </w:style>
-  <w:style w:type="table" w:styleId="Style67" w:customStyle="1">
+  <w:style w:type="table" w:customStyle="1" w:styleId="Style67">
     <w:name w:val="_Style 67"/>
     <w:basedOn w:val="NormalTable1"/>
     <w:qFormat/>
@@ -25070,7 +25344,7 @@
       <w:shd w:val="clear" w:color="auto" w:fill="EDF2F8"/>
     </w:tcPr>
   </w:style>
-  <w:style w:type="table" w:styleId="Style68" w:customStyle="1">
+  <w:style w:type="table" w:customStyle="1" w:styleId="Style68">
     <w:name w:val="_Style 68"/>
     <w:basedOn w:val="NormalTable1"/>
     <w:tblPr>
@@ -25082,7 +25356,7 @@
       </w:tblCellMar>
     </w:tblPr>
   </w:style>
-  <w:style w:type="table" w:styleId="Style69" w:customStyle="1">
+  <w:style w:type="table" w:customStyle="1" w:styleId="Style69">
     <w:name w:val="_Style 69"/>
     <w:basedOn w:val="NormalTable1"/>
     <w:qFormat/>
@@ -25095,7 +25369,7 @@
       </w:tblCellMar>
     </w:tblPr>
   </w:style>
-  <w:style w:type="table" w:styleId="Style70" w:customStyle="1">
+  <w:style w:type="table" w:customStyle="1" w:styleId="Style70">
     <w:name w:val="_Style 70"/>
     <w:basedOn w:val="NormalTable1"/>
     <w:qFormat/>
@@ -25114,7 +25388,7 @@
       <w:shd w:val="clear" w:color="auto" w:fill="EDF2F8"/>
     </w:tcPr>
   </w:style>
-  <w:style w:type="table" w:styleId="Style71" w:customStyle="1">
+  <w:style w:type="table" w:customStyle="1" w:styleId="Style71">
     <w:name w:val="_Style 71"/>
     <w:basedOn w:val="NormalTable1"/>
     <w:qFormat/>
@@ -25133,7 +25407,7 @@
       <w:shd w:val="clear" w:color="auto" w:fill="EDF2F8"/>
     </w:tcPr>
   </w:style>
-  <w:style w:type="table" w:styleId="Style72" w:customStyle="1">
+  <w:style w:type="table" w:customStyle="1" w:styleId="Style72">
     <w:name w:val="_Style 72"/>
     <w:basedOn w:val="NormalTable1"/>
     <w:qFormat/>
@@ -25152,7 +25426,7 @@
       <w:shd w:val="clear" w:color="auto" w:fill="EDF2F8"/>
     </w:tcPr>
   </w:style>
-  <w:style w:type="table" w:styleId="Style73" w:customStyle="1">
+  <w:style w:type="table" w:customStyle="1" w:styleId="Style73">
     <w:name w:val="_Style 73"/>
     <w:basedOn w:val="NormalTable1"/>
     <w:qFormat/>
@@ -25171,7 +25445,7 @@
       <w:shd w:val="clear" w:color="auto" w:fill="EDF2F8"/>
     </w:tcPr>
   </w:style>
-  <w:style w:type="table" w:styleId="Style74" w:customStyle="1">
+  <w:style w:type="table" w:customStyle="1" w:styleId="Style74">
     <w:name w:val="_Style 74"/>
     <w:basedOn w:val="NormalTable1"/>
     <w:qFormat/>
@@ -25190,7 +25464,7 @@
       <w:shd w:val="clear" w:color="auto" w:fill="EDF2F8"/>
     </w:tcPr>
   </w:style>
-  <w:style w:type="paragraph" w:styleId="Default" w:customStyle="1">
+  <w:style w:type="paragraph" w:customStyle="1" w:styleId="Default">
     <w:name w:val="Default"/>
     <w:qFormat/>
     <w:pPr>
@@ -25205,7 +25479,7 @@
       <w:lang w:eastAsia="ja-JP"/>
     </w:rPr>
   </w:style>
-  <w:style w:type="character" w:styleId="Ttulo4Car" w:customStyle="1">
+  <w:style w:type="character" w:customStyle="1" w:styleId="Ttulo4Car">
     <w:name w:val="Título 4 Car"/>
     <w:basedOn w:val="Fuentedeprrafopredeter"/>
     <w:link w:val="Ttulo4"/>
@@ -25244,12 +25518,12 @@
       <w:tblStyleRowBandSize w:val="1"/>
       <w:tblStyleColBandSize w:val="1"/>
       <w:tblBorders>
-        <w:top w:val="single" w:color="95B3D7" w:themeColor="accent1" w:themeTint="99" w:sz="4" w:space="0"/>
-        <w:left w:val="single" w:color="95B3D7" w:themeColor="accent1" w:themeTint="99" w:sz="4" w:space="0"/>
-        <w:bottom w:val="single" w:color="95B3D7" w:themeColor="accent1" w:themeTint="99" w:sz="4" w:space="0"/>
-        <w:right w:val="single" w:color="95B3D7" w:themeColor="accent1" w:themeTint="99" w:sz="4" w:space="0"/>
-        <w:insideH w:val="single" w:color="95B3D7" w:themeColor="accent1" w:themeTint="99" w:sz="4" w:space="0"/>
-        <w:insideV w:val="single" w:color="95B3D7" w:themeColor="accent1" w:themeTint="99" w:sz="4" w:space="0"/>
+        <w:top w:val="single" w:sz="4" w:space="0" w:color="95B3D7" w:themeColor="accent1" w:themeTint="99"/>
+        <w:left w:val="single" w:sz="4" w:space="0" w:color="95B3D7" w:themeColor="accent1" w:themeTint="99"/>
+        <w:bottom w:val="single" w:sz="4" w:space="0" w:color="95B3D7" w:themeColor="accent1" w:themeTint="99"/>
+        <w:right w:val="single" w:sz="4" w:space="0" w:color="95B3D7" w:themeColor="accent1" w:themeTint="99"/>
+        <w:insideH w:val="single" w:sz="4" w:space="0" w:color="95B3D7" w:themeColor="accent1" w:themeTint="99"/>
+        <w:insideV w:val="single" w:sz="4" w:space="0" w:color="95B3D7" w:themeColor="accent1" w:themeTint="99"/>
       </w:tblBorders>
     </w:tblPr>
     <w:tblStylePr w:type="firstRow">
@@ -25261,10 +25535,10 @@
       <w:tblPr/>
       <w:tcPr>
         <w:tcBorders>
-          <w:top w:val="single" w:color="4F81BD" w:themeColor="accent1" w:sz="4" w:space="0"/>
-          <w:left w:val="single" w:color="4F81BD" w:themeColor="accent1" w:sz="4" w:space="0"/>
-          <w:bottom w:val="single" w:color="4F81BD" w:themeColor="accent1" w:sz="4" w:space="0"/>
-          <w:right w:val="single" w:color="4F81BD" w:themeColor="accent1" w:sz="4" w:space="0"/>
+          <w:top w:val="single" w:sz="4" w:space="0" w:color="4F81BD" w:themeColor="accent1"/>
+          <w:left w:val="single" w:sz="4" w:space="0" w:color="4F81BD" w:themeColor="accent1"/>
+          <w:bottom w:val="single" w:sz="4" w:space="0" w:color="4F81BD" w:themeColor="accent1"/>
+          <w:right w:val="single" w:sz="4" w:space="0" w:color="4F81BD" w:themeColor="accent1"/>
           <w:insideH w:val="nil"/>
           <w:insideV w:val="nil"/>
         </w:tcBorders>
@@ -25279,7 +25553,7 @@
       <w:tblPr/>
       <w:tcPr>
         <w:tcBorders>
-          <w:top w:val="double" w:color="4F81BD" w:themeColor="accent1" w:sz="4" w:space="0"/>
+          <w:top w:val="double" w:sz="4" w:space="0" w:color="4F81BD" w:themeColor="accent1"/>
         </w:tcBorders>
       </w:tcPr>
     </w:tblStylePr>
@@ -25322,12 +25596,12 @@
       <w:tblStyleRowBandSize w:val="1"/>
       <w:tblStyleColBandSize w:val="1"/>
       <w:tblBorders>
-        <w:top w:val="single" w:color="92CDDC" w:themeColor="accent5" w:themeTint="99" w:sz="4" w:space="0"/>
-        <w:left w:val="single" w:color="92CDDC" w:themeColor="accent5" w:themeTint="99" w:sz="4" w:space="0"/>
-        <w:bottom w:val="single" w:color="92CDDC" w:themeColor="accent5" w:themeTint="99" w:sz="4" w:space="0"/>
-        <w:right w:val="single" w:color="92CDDC" w:themeColor="accent5" w:themeTint="99" w:sz="4" w:space="0"/>
-        <w:insideH w:val="single" w:color="92CDDC" w:themeColor="accent5" w:themeTint="99" w:sz="4" w:space="0"/>
-        <w:insideV w:val="single" w:color="92CDDC" w:themeColor="accent5" w:themeTint="99" w:sz="4" w:space="0"/>
+        <w:top w:val="single" w:sz="4" w:space="0" w:color="92CDDC" w:themeColor="accent5" w:themeTint="99"/>
+        <w:left w:val="single" w:sz="4" w:space="0" w:color="92CDDC" w:themeColor="accent5" w:themeTint="99"/>
+        <w:bottom w:val="single" w:sz="4" w:space="0" w:color="92CDDC" w:themeColor="accent5" w:themeTint="99"/>
+        <w:right w:val="single" w:sz="4" w:space="0" w:color="92CDDC" w:themeColor="accent5" w:themeTint="99"/>
+        <w:insideH w:val="single" w:sz="4" w:space="0" w:color="92CDDC" w:themeColor="accent5" w:themeTint="99"/>
+        <w:insideV w:val="single" w:sz="4" w:space="0" w:color="92CDDC" w:themeColor="accent5" w:themeTint="99"/>
       </w:tblBorders>
     </w:tblPr>
     <w:tblStylePr w:type="firstRow">
@@ -25339,10 +25613,10 @@
       <w:tblPr/>
       <w:tcPr>
         <w:tcBorders>
-          <w:top w:val="single" w:color="4BACC6" w:themeColor="accent5" w:sz="4" w:space="0"/>
-          <w:left w:val="single" w:color="4BACC6" w:themeColor="accent5" w:sz="4" w:space="0"/>
-          <w:bottom w:val="single" w:color="4BACC6" w:themeColor="accent5" w:sz="4" w:space="0"/>
-          <w:right w:val="single" w:color="4BACC6" w:themeColor="accent5" w:sz="4" w:space="0"/>
+          <w:top w:val="single" w:sz="4" w:space="0" w:color="4BACC6" w:themeColor="accent5"/>
+          <w:left w:val="single" w:sz="4" w:space="0" w:color="4BACC6" w:themeColor="accent5"/>
+          <w:bottom w:val="single" w:sz="4" w:space="0" w:color="4BACC6" w:themeColor="accent5"/>
+          <w:right w:val="single" w:sz="4" w:space="0" w:color="4BACC6" w:themeColor="accent5"/>
           <w:insideH w:val="nil"/>
           <w:insideV w:val="nil"/>
         </w:tcBorders>
@@ -25357,7 +25631,7 @@
       <w:tblPr/>
       <w:tcPr>
         <w:tcBorders>
-          <w:top w:val="double" w:color="4BACC6" w:themeColor="accent5" w:sz="4" w:space="0"/>
+          <w:top w:val="double" w:sz="4" w:space="0" w:color="4BACC6" w:themeColor="accent5"/>
         </w:tcBorders>
       </w:tcPr>
     </w:tblStylePr>
@@ -25400,20 +25674,20 @@
       <w:spacing w:line="240" w:lineRule="auto"/>
     </w:pPr>
     <w:rPr>
-      <w:rFonts w:ascii="Arial MT" w:hAnsi="Arial MT" w:eastAsia="Arial MT" w:cs="Arial MT"/>
+      <w:rFonts w:ascii="Arial MT" w:eastAsia="Arial MT" w:hAnsi="Arial MT" w:cs="Arial MT"/>
       <w:sz w:val="24"/>
       <w:szCs w:val="24"/>
       <w:lang w:val="es-ES" w:eastAsia="en-US"/>
     </w:rPr>
   </w:style>
-  <w:style w:type="character" w:styleId="TextoindependienteCar" w:customStyle="1">
+  <w:style w:type="character" w:customStyle="1" w:styleId="TextoindependienteCar">
     <w:name w:val="Texto independiente Car"/>
     <w:basedOn w:val="Fuentedeprrafopredeter"/>
     <w:link w:val="Textoindependiente"/>
     <w:uiPriority w:val="1"/>
     <w:rsid w:val="008E5765"/>
     <w:rPr>
-      <w:rFonts w:ascii="Arial MT" w:hAnsi="Arial MT" w:eastAsia="Arial MT" w:cs="Arial MT"/>
+      <w:rFonts w:ascii="Arial MT" w:eastAsia="Arial MT" w:hAnsi="Arial MT" w:cs="Arial MT"/>
       <w:sz w:val="24"/>
       <w:szCs w:val="24"/>
       <w:lang w:val="es-ES"/>
@@ -25431,7 +25705,7 @@
       <w:szCs w:val="20"/>
     </w:rPr>
   </w:style>
-  <w:style w:type="character" w:styleId="Textoindependiente2Car" w:customStyle="1">
+  <w:style w:type="character" w:customStyle="1" w:styleId="Textoindependiente2Car">
     <w:name w:val="Texto independiente 2 Car"/>
     <w:basedOn w:val="Fuentedeprrafopredeter"/>
     <w:link w:val="Textoindependiente2"/>
@@ -25453,7 +25727,7 @@
       <w:shd w:val="clear" w:color="auto" w:fill="E1DFDD"/>
     </w:rPr>
   </w:style>
-  <w:style w:type="character" w:styleId="Ttulo7Car" w:customStyle="1">
+  <w:style w:type="character" w:customStyle="1" w:styleId="Ttulo7Car">
     <w:name w:val="Título 7 Car"/>
     <w:basedOn w:val="Fuentedeprrafopredeter"/>
     <w:link w:val="Ttulo7"/>
@@ -25480,7 +25754,7 @@
       <w:szCs w:val="20"/>
     </w:rPr>
   </w:style>
-  <w:style w:type="character" w:styleId="SangradetextonormalCar" w:customStyle="1">
+  <w:style w:type="character" w:customStyle="1" w:styleId="SangradetextonormalCar">
     <w:name w:val="Sangría de texto normal Car"/>
     <w:basedOn w:val="Fuentedeprrafopredeter"/>
     <w:link w:val="Sangradetextonormal"/>
@@ -25507,7 +25781,7 @@
       <w:szCs w:val="20"/>
     </w:rPr>
   </w:style>
-  <w:style w:type="character" w:styleId="Textoindependiente3Car" w:customStyle="1">
+  <w:style w:type="character" w:customStyle="1" w:styleId="Textoindependiente3Car">
     <w:name w:val="Texto independiente 3 Car"/>
     <w:basedOn w:val="Fuentedeprrafopredeter"/>
     <w:link w:val="Textoindependiente3"/>
@@ -25519,7 +25793,7 @@
       <w:lang w:val="es-CO" w:eastAsia="ja-JP"/>
     </w:rPr>
   </w:style>
-  <w:style w:type="character" w:styleId="Ttulo8Car" w:customStyle="1">
+  <w:style w:type="character" w:customStyle="1" w:styleId="Ttulo8Car">
     <w:name w:val="Título 8 Car"/>
     <w:basedOn w:val="Fuentedeprrafopredeter"/>
     <w:link w:val="Ttulo8"/>
@@ -25546,7 +25820,7 @@
       <w:szCs w:val="20"/>
     </w:rPr>
   </w:style>
-  <w:style w:type="character" w:styleId="Sangra2detindependienteCar" w:customStyle="1">
+  <w:style w:type="character" w:customStyle="1" w:styleId="Sangra2detindependienteCar">
     <w:name w:val="Sangría 2 de t. independiente Car"/>
     <w:basedOn w:val="Fuentedeprrafopredeter"/>
     <w:link w:val="Sangra2detindependiente"/>
@@ -25556,7 +25830,7 @@
       <w:lang w:val="es-CO" w:eastAsia="ja-JP"/>
     </w:rPr>
   </w:style>
-  <w:style w:type="character" w:styleId="Ttulo9Car" w:customStyle="1">
+  <w:style w:type="character" w:customStyle="1" w:styleId="Ttulo9Car">
     <w:name w:val="Título 9 Car"/>
     <w:basedOn w:val="Fuentedeprrafopredeter"/>
     <w:link w:val="Ttulo9"/>
@@ -25570,7 +25844,7 @@
       <w:lang w:val="es-CO" w:eastAsia="es-CO"/>
     </w:rPr>
   </w:style>
-  <w:style w:type="paragraph" w:styleId="next-post" w:customStyle="1">
+  <w:style w:type="paragraph" w:customStyle="1" w:styleId="next-post">
     <w:name w:val="next-post"/>
     <w:basedOn w:val="Normal"/>
     <w:rsid w:val="00BB764B"/>
@@ -25578,23 +25852,23 @@
       <w:spacing w:before="100" w:beforeAutospacing="1" w:after="100" w:afterAutospacing="1" w:line="240" w:lineRule="auto"/>
     </w:pPr>
     <w:rPr>
-      <w:rFonts w:ascii="Times New Roman" w:hAnsi="Times New Roman" w:eastAsia="Times New Roman" w:cs="Times New Roman"/>
+      <w:rFonts w:ascii="Times New Roman" w:eastAsia="Times New Roman" w:hAnsi="Times New Roman" w:cs="Times New Roman"/>
       <w:sz w:val="24"/>
       <w:szCs w:val="24"/>
       <w:lang w:eastAsia="es-CO"/>
     </w:rPr>
   </w:style>
-  <w:style w:type="character" w:styleId="vkekvd" w:customStyle="1">
+  <w:style w:type="character" w:customStyle="1" w:styleId="vkekvd">
     <w:name w:val="vkekvd"/>
     <w:basedOn w:val="Fuentedeprrafopredeter"/>
     <w:rsid w:val="00A5673E"/>
   </w:style>
-  <w:style w:type="character" w:styleId="t286pc" w:customStyle="1">
+  <w:style w:type="character" w:customStyle="1" w:styleId="t286pc">
     <w:name w:val="t286pc"/>
     <w:basedOn w:val="Fuentedeprrafopredeter"/>
     <w:rsid w:val="00A5673E"/>
   </w:style>
-  <w:style w:type="character" w:styleId="dtet0b" w:customStyle="1">
+  <w:style w:type="character" w:customStyle="1" w:styleId="dtet0b">
     <w:name w:val="dtet0b"/>
     <w:basedOn w:val="Fuentedeprrafopredeter"/>
     <w:rsid w:val="00A5673E"/>
@@ -25608,10 +25882,10 @@
       <w:tblStyleRowBandSize w:val="1"/>
       <w:tblStyleColBandSize w:val="1"/>
       <w:tblBorders>
-        <w:top w:val="single" w:color="000000" w:themeColor="text1" w:sz="4" w:space="0"/>
-        <w:left w:val="single" w:color="000000" w:themeColor="text1" w:sz="4" w:space="0"/>
-        <w:bottom w:val="single" w:color="000000" w:themeColor="text1" w:sz="4" w:space="0"/>
-        <w:right w:val="single" w:color="000000" w:themeColor="text1" w:sz="4" w:space="0"/>
+        <w:top w:val="single" w:sz="4" w:space="0" w:color="000000" w:themeColor="text1"/>
+        <w:left w:val="single" w:sz="4" w:space="0" w:color="000000" w:themeColor="text1"/>
+        <w:bottom w:val="single" w:sz="4" w:space="0" w:color="000000" w:themeColor="text1"/>
+        <w:right w:val="single" w:sz="4" w:space="0" w:color="000000" w:themeColor="text1"/>
       </w:tblBorders>
     </w:tblPr>
     <w:tblStylePr w:type="firstRow">
@@ -25633,7 +25907,7 @@
       <w:tblPr/>
       <w:tcPr>
         <w:tcBorders>
-          <w:top w:val="double" w:color="000000" w:themeColor="text1" w:sz="4" w:space="0"/>
+          <w:top w:val="double" w:sz="4" w:space="0" w:color="000000" w:themeColor="text1"/>
         </w:tcBorders>
         <w:shd w:val="clear" w:color="auto" w:fill="FFFFFF" w:themeFill="background1"/>
       </w:tcPr>
@@ -25668,8 +25942,8 @@
       <w:tblPr/>
       <w:tcPr>
         <w:tcBorders>
-          <w:left w:val="single" w:color="000000" w:themeColor="text1" w:sz="4" w:space="0"/>
-          <w:right w:val="single" w:color="000000" w:themeColor="text1" w:sz="4" w:space="0"/>
+          <w:left w:val="single" w:sz="4" w:space="0" w:color="000000" w:themeColor="text1"/>
+          <w:right w:val="single" w:sz="4" w:space="0" w:color="000000" w:themeColor="text1"/>
         </w:tcBorders>
       </w:tcPr>
     </w:tblStylePr>
@@ -25677,8 +25951,8 @@
       <w:tblPr/>
       <w:tcPr>
         <w:tcBorders>
-          <w:top w:val="single" w:color="000000" w:themeColor="text1" w:sz="4" w:space="0"/>
-          <w:bottom w:val="single" w:color="000000" w:themeColor="text1" w:sz="4" w:space="0"/>
+          <w:top w:val="single" w:sz="4" w:space="0" w:color="000000" w:themeColor="text1"/>
+          <w:bottom w:val="single" w:sz="4" w:space="0" w:color="000000" w:themeColor="text1"/>
           <w:insideH w:val="nil"/>
         </w:tcBorders>
       </w:tcPr>
@@ -25705,7 +25979,7 @@
       <w:tblPr/>
       <w:tcPr>
         <w:tcBorders>
-          <w:top w:val="double" w:color="000000" w:themeColor="text1" w:sz="4" w:space="0"/>
+          <w:top w:val="double" w:sz="4" w:space="0" w:color="000000" w:themeColor="text1"/>
           <w:left w:val="nil"/>
         </w:tcBorders>
       </w:tcPr>
@@ -25714,7 +25988,7 @@
       <w:tblPr/>
       <w:tcPr>
         <w:tcBorders>
-          <w:top w:val="double" w:color="000000" w:themeColor="text1" w:sz="4" w:space="0"/>
+          <w:top w:val="double" w:sz="4" w:space="0" w:color="000000" w:themeColor="text1"/>
           <w:right w:val="nil"/>
         </w:tcBorders>
       </w:tcPr>
@@ -25735,7 +26009,7 @@
       <w:color w:val="000000" w:themeColor="text1"/>
     </w:rPr>
   </w:style>
-  <w:style w:type="character" w:styleId="Sangra3detindependienteCar" w:customStyle="1">
+  <w:style w:type="character" w:customStyle="1" w:styleId="Sangra3detindependienteCar">
     <w:name w:val="Sangría 3 de t. independiente Car"/>
     <w:basedOn w:val="Fuentedeprrafopredeter"/>
     <w:link w:val="Sangra3detindependiente"/>
@@ -25749,27 +26023,27 @@
       <w:lang w:val="es-CO" w:eastAsia="ja-JP"/>
     </w:rPr>
   </w:style>
-  <w:style w:type="character" w:styleId="article-title" w:customStyle="1">
+  <w:style w:type="character" w:customStyle="1" w:styleId="article-title">
     <w:name w:val="article-title"/>
     <w:basedOn w:val="Fuentedeprrafopredeter"/>
     <w:rsid w:val="008A382A"/>
   </w:style>
-  <w:style w:type="character" w:styleId="n9q8lc" w:customStyle="1">
+  <w:style w:type="character" w:customStyle="1" w:styleId="n9q8lc">
     <w:name w:val="n9q8lc"/>
     <w:basedOn w:val="Fuentedeprrafopredeter"/>
     <w:rsid w:val="005E0642"/>
   </w:style>
-  <w:style w:type="character" w:styleId="ifmvxd" w:customStyle="1">
+  <w:style w:type="character" w:customStyle="1" w:styleId="ifmvxd">
     <w:name w:val="ifmvxd"/>
     <w:basedOn w:val="Fuentedeprrafopredeter"/>
     <w:rsid w:val="00864B17"/>
   </w:style>
-  <w:style w:type="character" w:styleId="ijm6od" w:customStyle="1">
+  <w:style w:type="character" w:customStyle="1" w:styleId="ijm6od">
     <w:name w:val="ijm6od"/>
     <w:basedOn w:val="Fuentedeprrafopredeter"/>
     <w:rsid w:val="00864B17"/>
   </w:style>
-  <w:style w:type="paragraph" w:styleId="df3vjf" w:customStyle="1">
+  <w:style w:type="paragraph" w:customStyle="1" w:styleId="df3vjf">
     <w:name w:val="df3vjf"/>
     <w:basedOn w:val="Normal"/>
     <w:rsid w:val="00864B17"/>
@@ -25777,13 +26051,13 @@
       <w:spacing w:before="100" w:beforeAutospacing="1" w:after="100" w:afterAutospacing="1" w:line="240" w:lineRule="auto"/>
     </w:pPr>
     <w:rPr>
-      <w:rFonts w:ascii="Times New Roman" w:hAnsi="Times New Roman" w:eastAsia="Times New Roman" w:cs="Times New Roman"/>
+      <w:rFonts w:ascii="Times New Roman" w:eastAsia="Times New Roman" w:hAnsi="Times New Roman" w:cs="Times New Roman"/>
       <w:sz w:val="24"/>
       <w:szCs w:val="24"/>
       <w:lang w:eastAsia="es-CO"/>
     </w:rPr>
   </w:style>
-  <w:style w:type="paragraph" w:styleId="p" w:customStyle="1">
+  <w:style w:type="paragraph" w:customStyle="1" w:styleId="p">
     <w:name w:val="p"/>
     <w:basedOn w:val="Normal"/>
     <w:rsid w:val="00101AA5"/>
@@ -25791,13 +26065,13 @@
       <w:spacing w:before="100" w:beforeAutospacing="1" w:after="100" w:afterAutospacing="1" w:line="240" w:lineRule="auto"/>
     </w:pPr>
     <w:rPr>
-      <w:rFonts w:ascii="Times New Roman" w:hAnsi="Times New Roman" w:eastAsia="Times New Roman" w:cs="Times New Roman"/>
+      <w:rFonts w:ascii="Times New Roman" w:eastAsia="Times New Roman" w:hAnsi="Times New Roman" w:cs="Times New Roman"/>
       <w:sz w:val="24"/>
       <w:szCs w:val="24"/>
       <w:lang w:eastAsia="es-CO"/>
     </w:rPr>
   </w:style>
-  <w:style w:type="paragraph" w:styleId="sangria" w:customStyle="1">
+  <w:style w:type="paragraph" w:customStyle="1" w:styleId="sangria">
     <w:name w:val="sangria"/>
     <w:basedOn w:val="Normal"/>
     <w:rsid w:val="00A56F34"/>
@@ -25805,38 +26079,38 @@
       <w:spacing w:before="100" w:beforeAutospacing="1" w:after="100" w:afterAutospacing="1" w:line="240" w:lineRule="auto"/>
     </w:pPr>
     <w:rPr>
-      <w:rFonts w:ascii="Times New Roman" w:hAnsi="Times New Roman" w:eastAsia="Times New Roman" w:cs="Times New Roman"/>
+      <w:rFonts w:ascii="Times New Roman" w:eastAsia="Times New Roman" w:hAnsi="Times New Roman" w:cs="Times New Roman"/>
       <w:sz w:val="24"/>
       <w:szCs w:val="24"/>
       <w:lang w:eastAsia="es-CO"/>
     </w:rPr>
   </w:style>
-  <w:style w:type="character" w:styleId="nombre" w:customStyle="1">
+  <w:style w:type="character" w:customStyle="1" w:styleId="nombre">
     <w:name w:val="nombre"/>
     <w:basedOn w:val="Fuentedeprrafopredeter"/>
     <w:rsid w:val="00F44D33"/>
   </w:style>
-  <w:style w:type="character" w:styleId="apellidos" w:customStyle="1">
+  <w:style w:type="character" w:customStyle="1" w:styleId="apellidos">
     <w:name w:val="apellidos"/>
     <w:basedOn w:val="Fuentedeprrafopredeter"/>
     <w:rsid w:val="00F44D33"/>
   </w:style>
-  <w:style w:type="character" w:styleId="email" w:customStyle="1">
+  <w:style w:type="character" w:customStyle="1" w:styleId="email">
     <w:name w:val="email"/>
     <w:basedOn w:val="Fuentedeprrafopredeter"/>
     <w:rsid w:val="00F44D33"/>
   </w:style>
-  <w:style w:type="character" w:styleId="institucion" w:customStyle="1">
+  <w:style w:type="character" w:customStyle="1" w:styleId="institucion">
     <w:name w:val="institucion"/>
     <w:basedOn w:val="Fuentedeprrafopredeter"/>
     <w:rsid w:val="00F44D33"/>
   </w:style>
-  <w:style w:type="character" w:styleId="pais" w:customStyle="1">
+  <w:style w:type="character" w:customStyle="1" w:styleId="pais">
     <w:name w:val="pais"/>
     <w:basedOn w:val="Fuentedeprrafopredeter"/>
     <w:rsid w:val="00F44D33"/>
   </w:style>
-  <w:style w:type="paragraph" w:styleId="art-title" w:customStyle="1">
+  <w:style w:type="paragraph" w:customStyle="1" w:styleId="art-title">
     <w:name w:val="art-title"/>
     <w:basedOn w:val="Normal"/>
     <w:rsid w:val="00F44D33"/>
@@ -25844,13 +26118,13 @@
       <w:spacing w:before="100" w:beforeAutospacing="1" w:after="100" w:afterAutospacing="1" w:line="240" w:lineRule="auto"/>
     </w:pPr>
     <w:rPr>
-      <w:rFonts w:ascii="Times New Roman" w:hAnsi="Times New Roman" w:eastAsia="Times New Roman" w:cs="Times New Roman"/>
+      <w:rFonts w:ascii="Times New Roman" w:eastAsia="Times New Roman" w:hAnsi="Times New Roman" w:cs="Times New Roman"/>
       <w:sz w:val="24"/>
       <w:szCs w:val="24"/>
       <w:lang w:eastAsia="es-CO"/>
     </w:rPr>
   </w:style>
-  <w:style w:type="paragraph" w:styleId="numero" w:customStyle="1">
+  <w:style w:type="paragraph" w:customStyle="1" w:styleId="numero">
     <w:name w:val="numero"/>
     <w:basedOn w:val="Normal"/>
     <w:rsid w:val="00F44D33"/>
@@ -25858,38 +26132,38 @@
       <w:spacing w:before="100" w:beforeAutospacing="1" w:after="100" w:afterAutospacing="1" w:line="240" w:lineRule="auto"/>
     </w:pPr>
     <w:rPr>
-      <w:rFonts w:ascii="Times New Roman" w:hAnsi="Times New Roman" w:eastAsia="Times New Roman" w:cs="Times New Roman"/>
+      <w:rFonts w:ascii="Times New Roman" w:eastAsia="Times New Roman" w:hAnsi="Times New Roman" w:cs="Times New Roman"/>
       <w:sz w:val="24"/>
       <w:szCs w:val="24"/>
       <w:lang w:eastAsia="es-CO"/>
     </w:rPr>
   </w:style>
-  <w:style w:type="character" w:styleId="journal" w:customStyle="1">
+  <w:style w:type="character" w:customStyle="1" w:styleId="journal">
     <w:name w:val="journal"/>
     <w:basedOn w:val="Fuentedeprrafopredeter"/>
     <w:rsid w:val="00F44D33"/>
   </w:style>
-  <w:style w:type="character" w:styleId="issue" w:customStyle="1">
+  <w:style w:type="character" w:customStyle="1" w:styleId="issue">
     <w:name w:val="issue"/>
     <w:basedOn w:val="Fuentedeprrafopredeter"/>
     <w:rsid w:val="00F44D33"/>
   </w:style>
-  <w:style w:type="character" w:styleId="volume" w:customStyle="1">
+  <w:style w:type="character" w:customStyle="1" w:styleId="volume">
     <w:name w:val="volume"/>
     <w:basedOn w:val="Fuentedeprrafopredeter"/>
     <w:rsid w:val="00F44D33"/>
   </w:style>
-  <w:style w:type="character" w:styleId="year" w:customStyle="1">
+  <w:style w:type="character" w:customStyle="1" w:styleId="year">
     <w:name w:val="year"/>
     <w:basedOn w:val="Fuentedeprrafopredeter"/>
     <w:rsid w:val="00F44D33"/>
   </w:style>
-  <w:style w:type="character" w:styleId="bsf-rt-reading-time" w:customStyle="1">
+  <w:style w:type="character" w:customStyle="1" w:styleId="bsf-rt-reading-time">
     <w:name w:val="bsf-rt-reading-time"/>
     <w:basedOn w:val="Fuentedeprrafopredeter"/>
     <w:rsid w:val="000038AD"/>
   </w:style>
-  <w:style w:type="character" w:styleId="Ttulo2Car" w:customStyle="1">
+  <w:style w:type="character" w:customStyle="1" w:styleId="Ttulo2Car">
     <w:name w:val="Título 2 Car"/>
     <w:basedOn w:val="Fuentedeprrafopredeter"/>
     <w:link w:val="Ttulo2"/>
@@ -25902,7 +26176,7 @@
       <w:lang w:val="es-CO" w:eastAsia="ja-JP"/>
     </w:rPr>
   </w:style>
-  <w:style w:type="character" w:styleId="Ttulo3Car" w:customStyle="1">
+  <w:style w:type="character" w:customStyle="1" w:styleId="Ttulo3Car">
     <w:name w:val="Título 3 Car"/>
     <w:basedOn w:val="Fuentedeprrafopredeter"/>
     <w:link w:val="Ttulo3"/>
@@ -25915,7 +26189,7 @@
       <w:lang w:val="es-CO" w:eastAsia="ja-JP"/>
     </w:rPr>
   </w:style>
-  <w:style w:type="character" w:styleId="Ttulo1Car" w:customStyle="1">
+  <w:style w:type="character" w:customStyle="1" w:styleId="Ttulo1Car">
     <w:name w:val="Título 1 Car"/>
     <w:basedOn w:val="Fuentedeprrafopredeter"/>
     <w:link w:val="Ttulo1"/>
@@ -25927,7 +26201,7 @@
       <w:lang w:val="es-CO" w:eastAsia="ja-JP"/>
     </w:rPr>
   </w:style>
-  <w:style w:type="paragraph" w:styleId="has-text-align-center" w:customStyle="1">
+  <w:style w:type="paragraph" w:customStyle="1" w:styleId="has-text-align-center">
     <w:name w:val="has-text-align-center"/>
     <w:basedOn w:val="Normal"/>
     <w:rsid w:val="00E6454C"/>
@@ -25935,13 +26209,13 @@
       <w:spacing w:before="100" w:beforeAutospacing="1" w:after="100" w:afterAutospacing="1" w:line="240" w:lineRule="auto"/>
     </w:pPr>
     <w:rPr>
-      <w:rFonts w:ascii="Times New Roman" w:hAnsi="Times New Roman" w:eastAsia="Times New Roman" w:cs="Times New Roman"/>
+      <w:rFonts w:ascii="Times New Roman" w:eastAsia="Times New Roman" w:hAnsi="Times New Roman" w:cs="Times New Roman"/>
       <w:sz w:val="24"/>
       <w:szCs w:val="24"/>
       <w:lang w:eastAsia="es-CO"/>
     </w:rPr>
   </w:style>
-  <w:style w:type="paragraph" w:styleId="jydcyd" w:customStyle="1">
+  <w:style w:type="paragraph" w:customStyle="1" w:styleId="jydcyd">
     <w:name w:val="jydcyd"/>
     <w:basedOn w:val="Normal"/>
     <w:rsid w:val="00AD23DE"/>
@@ -25949,43 +26223,43 @@
       <w:spacing w:before="100" w:beforeAutospacing="1" w:after="100" w:afterAutospacing="1" w:line="240" w:lineRule="auto"/>
     </w:pPr>
     <w:rPr>
-      <w:rFonts w:ascii="Times New Roman" w:hAnsi="Times New Roman" w:eastAsia="Times New Roman" w:cs="Times New Roman"/>
+      <w:rFonts w:ascii="Times New Roman" w:eastAsia="Times New Roman" w:hAnsi="Times New Roman" w:cs="Times New Roman"/>
       <w:sz w:val="24"/>
       <w:szCs w:val="24"/>
       <w:lang w:eastAsia="es-CO"/>
     </w:rPr>
   </w:style>
-  <w:style w:type="character" w:styleId="vhj6pe" w:customStyle="1">
+  <w:style w:type="character" w:customStyle="1" w:styleId="vhj6pe">
     <w:name w:val="vhj6pe"/>
     <w:basedOn w:val="Fuentedeprrafopredeter"/>
     <w:rsid w:val="00AD23DE"/>
   </w:style>
-  <w:style w:type="character" w:styleId="r0r5r" w:customStyle="1">
+  <w:style w:type="character" w:customStyle="1" w:styleId="r0r5r">
     <w:name w:val="r0r5r"/>
     <w:basedOn w:val="Fuentedeprrafopredeter"/>
     <w:rsid w:val="00AD23DE"/>
   </w:style>
-  <w:style w:type="character" w:styleId="zjr8l" w:customStyle="1">
+  <w:style w:type="character" w:customStyle="1" w:styleId="zjr8l">
     <w:name w:val="zjr8l"/>
     <w:basedOn w:val="Fuentedeprrafopredeter"/>
     <w:rsid w:val="00AD23DE"/>
   </w:style>
-  <w:style w:type="character" w:styleId="external-link-title" w:customStyle="1">
+  <w:style w:type="character" w:customStyle="1" w:styleId="external-link-title">
     <w:name w:val="external-link-title"/>
     <w:basedOn w:val="Fuentedeprrafopredeter"/>
     <w:rsid w:val="00DA6C2F"/>
   </w:style>
-  <w:style w:type="character" w:styleId="icon-external" w:customStyle="1">
+  <w:style w:type="character" w:customStyle="1" w:styleId="icon-external">
     <w:name w:val="icon-external"/>
     <w:basedOn w:val="Fuentedeprrafopredeter"/>
     <w:rsid w:val="00DA6C2F"/>
   </w:style>
-  <w:style w:type="character" w:styleId="field" w:customStyle="1">
+  <w:style w:type="character" w:customStyle="1" w:styleId="field">
     <w:name w:val="field"/>
     <w:basedOn w:val="Fuentedeprrafopredeter"/>
     <w:rsid w:val="00D8069C"/>
   </w:style>
-  <w:style w:type="paragraph" w:styleId="collapsed" w:customStyle="1">
+  <w:style w:type="paragraph" w:customStyle="1" w:styleId="collapsed">
     <w:name w:val="collapsed"/>
     <w:basedOn w:val="Normal"/>
     <w:rsid w:val="00D8069C"/>
@@ -25993,13 +26267,13 @@
       <w:spacing w:before="100" w:beforeAutospacing="1" w:after="100" w:afterAutospacing="1" w:line="240" w:lineRule="auto"/>
     </w:pPr>
     <w:rPr>
-      <w:rFonts w:ascii="Times New Roman" w:hAnsi="Times New Roman" w:eastAsia="Times New Roman" w:cs="Times New Roman"/>
+      <w:rFonts w:ascii="Times New Roman" w:eastAsia="Times New Roman" w:hAnsi="Times New Roman" w:cs="Times New Roman"/>
       <w:sz w:val="24"/>
       <w:szCs w:val="24"/>
       <w:lang w:eastAsia="es-CO"/>
     </w:rPr>
   </w:style>
-  <w:style w:type="paragraph" w:styleId="expanded" w:customStyle="1">
+  <w:style w:type="paragraph" w:customStyle="1" w:styleId="expanded">
     <w:name w:val="expanded"/>
     <w:basedOn w:val="Normal"/>
     <w:rsid w:val="00D8069C"/>
@@ -26007,13 +26281,13 @@
       <w:spacing w:before="100" w:beforeAutospacing="1" w:after="100" w:afterAutospacing="1" w:line="240" w:lineRule="auto"/>
     </w:pPr>
     <w:rPr>
-      <w:rFonts w:ascii="Times New Roman" w:hAnsi="Times New Roman" w:eastAsia="Times New Roman" w:cs="Times New Roman"/>
+      <w:rFonts w:ascii="Times New Roman" w:eastAsia="Times New Roman" w:hAnsi="Times New Roman" w:cs="Times New Roman"/>
       <w:sz w:val="24"/>
       <w:szCs w:val="24"/>
       <w:lang w:eastAsia="es-CO"/>
     </w:rPr>
   </w:style>
-  <w:style w:type="paragraph" w:styleId="first" w:customStyle="1">
+  <w:style w:type="paragraph" w:customStyle="1" w:styleId="first">
     <w:name w:val="first"/>
     <w:basedOn w:val="Normal"/>
     <w:rsid w:val="00D8069C"/>
@@ -26021,13 +26295,13 @@
       <w:spacing w:before="100" w:beforeAutospacing="1" w:after="100" w:afterAutospacing="1" w:line="240" w:lineRule="auto"/>
     </w:pPr>
     <w:rPr>
-      <w:rFonts w:ascii="Times New Roman" w:hAnsi="Times New Roman" w:eastAsia="Times New Roman" w:cs="Times New Roman"/>
+      <w:rFonts w:ascii="Times New Roman" w:eastAsia="Times New Roman" w:hAnsi="Times New Roman" w:cs="Times New Roman"/>
       <w:sz w:val="24"/>
       <w:szCs w:val="24"/>
       <w:lang w:eastAsia="es-CO"/>
     </w:rPr>
   </w:style>
-  <w:style w:type="paragraph" w:styleId="leaf" w:customStyle="1">
+  <w:style w:type="paragraph" w:customStyle="1" w:styleId="leaf">
     <w:name w:val="leaf"/>
     <w:basedOn w:val="Normal"/>
     <w:rsid w:val="00D8069C"/>
@@ -26035,13 +26309,13 @@
       <w:spacing w:before="100" w:beforeAutospacing="1" w:after="100" w:afterAutospacing="1" w:line="240" w:lineRule="auto"/>
     </w:pPr>
     <w:rPr>
-      <w:rFonts w:ascii="Times New Roman" w:hAnsi="Times New Roman" w:eastAsia="Times New Roman" w:cs="Times New Roman"/>
+      <w:rFonts w:ascii="Times New Roman" w:eastAsia="Times New Roman" w:hAnsi="Times New Roman" w:cs="Times New Roman"/>
       <w:sz w:val="24"/>
       <w:szCs w:val="24"/>
       <w:lang w:eastAsia="es-CO"/>
     </w:rPr>
   </w:style>
-  <w:style w:type="paragraph" w:styleId="last" w:customStyle="1">
+  <w:style w:type="paragraph" w:customStyle="1" w:styleId="last">
     <w:name w:val="last"/>
     <w:basedOn w:val="Normal"/>
     <w:rsid w:val="00D8069C"/>
@@ -26049,7 +26323,7 @@
       <w:spacing w:before="100" w:beforeAutospacing="1" w:after="100" w:afterAutospacing="1" w:line="240" w:lineRule="auto"/>
     </w:pPr>
     <w:rPr>
-      <w:rFonts w:ascii="Times New Roman" w:hAnsi="Times New Roman" w:eastAsia="Times New Roman" w:cs="Times New Roman"/>
+      <w:rFonts w:ascii="Times New Roman" w:eastAsia="Times New Roman" w:hAnsi="Times New Roman" w:cs="Times New Roman"/>
       <w:sz w:val="24"/>
       <w:szCs w:val="24"/>
       <w:lang w:eastAsia="es-CO"/>
@@ -26067,7 +26341,7 @@
     <w:rsid w:val="005324B9"/>
     <w:pPr>
       <w:pBdr>
-        <w:bottom w:val="single" w:color="auto" w:sz="6" w:space="1"/>
+        <w:bottom w:val="single" w:sz="6" w:space="1" w:color="auto"/>
       </w:pBdr>
       <w:spacing w:line="240" w:lineRule="auto"/>
       <w:jc w:val="center"/>
@@ -26080,7 +26354,7 @@
       <w:lang w:eastAsia="es-CO"/>
     </w:rPr>
   </w:style>
-  <w:style w:type="character" w:styleId="z-PrincipiodelformularioCar" w:customStyle="1">
+  <w:style w:type="character" w:customStyle="1" w:styleId="z-PrincipiodelformularioCar">
     <w:name w:val="z-Principio del formulario Car"/>
     <w:basedOn w:val="Fuentedeprrafopredeter"/>
     <w:link w:val="z-Principiodelformulario"/>
@@ -26095,22 +26369,22 @@
       <w:lang w:val="es-CO" w:eastAsia="es-CO"/>
     </w:rPr>
   </w:style>
-  <w:style w:type="character" w:styleId="migasdonde" w:customStyle="1">
+  <w:style w:type="character" w:customStyle="1" w:styleId="migasdonde">
     <w:name w:val="migas_donde"/>
     <w:basedOn w:val="Fuentedeprrafopredeter"/>
     <w:rsid w:val="005324B9"/>
   </w:style>
-  <w:style w:type="character" w:styleId="migasinicio" w:customStyle="1">
+  <w:style w:type="character" w:customStyle="1" w:styleId="migasinicio">
     <w:name w:val="migas_inicio"/>
     <w:basedOn w:val="Fuentedeprrafopredeter"/>
     <w:rsid w:val="005324B9"/>
   </w:style>
-  <w:style w:type="character" w:styleId="migasseparador" w:customStyle="1">
+  <w:style w:type="character" w:customStyle="1" w:styleId="migasseparador">
     <w:name w:val="migas_separador"/>
     <w:basedOn w:val="Fuentedeprrafopredeter"/>
     <w:rsid w:val="005324B9"/>
   </w:style>
-  <w:style w:type="character" w:styleId="migasitem" w:customStyle="1">
+  <w:style w:type="character" w:customStyle="1" w:styleId="migasitem">
     <w:name w:val="migas_item"/>
     <w:basedOn w:val="Fuentedeprrafopredeter"/>
     <w:rsid w:val="005324B9"/>
@@ -26127,7 +26401,7 @@
     <w:rsid w:val="005324B9"/>
     <w:pPr>
       <w:pBdr>
-        <w:top w:val="single" w:color="auto" w:sz="6" w:space="1"/>
+        <w:top w:val="single" w:sz="6" w:space="1" w:color="auto"/>
       </w:pBdr>
       <w:spacing w:line="240" w:lineRule="auto"/>
       <w:jc w:val="center"/>
@@ -26140,7 +26414,7 @@
       <w:lang w:eastAsia="es-CO"/>
     </w:rPr>
   </w:style>
-  <w:style w:type="character" w:styleId="z-FinaldelformularioCar" w:customStyle="1">
+  <w:style w:type="character" w:customStyle="1" w:styleId="z-FinaldelformularioCar">
     <w:name w:val="z-Final del formulario Car"/>
     <w:basedOn w:val="Fuentedeprrafopredeter"/>
     <w:link w:val="z-Finaldelformulario"/>
@@ -26167,8 +26441,8 @@
       <w:tblStyleRowBandSize w:val="1"/>
       <w:tblStyleColBandSize w:val="1"/>
       <w:tblBorders>
-        <w:top w:val="single" w:color="000000" w:themeColor="text1" w:sz="4" w:space="0"/>
-        <w:bottom w:val="single" w:color="000000" w:themeColor="text1" w:sz="4" w:space="0"/>
+        <w:top w:val="single" w:sz="4" w:space="0" w:color="000000" w:themeColor="text1"/>
+        <w:bottom w:val="single" w:sz="4" w:space="0" w:color="000000" w:themeColor="text1"/>
       </w:tblBorders>
     </w:tblPr>
     <w:tblStylePr w:type="firstRow">
@@ -26179,7 +26453,7 @@
       <w:tblPr/>
       <w:tcPr>
         <w:tcBorders>
-          <w:bottom w:val="single" w:color="000000" w:themeColor="text1" w:sz="4" w:space="0"/>
+          <w:bottom w:val="single" w:sz="4" w:space="0" w:color="000000" w:themeColor="text1"/>
         </w:tcBorders>
       </w:tcPr>
     </w:tblStylePr>
@@ -26191,7 +26465,7 @@
       <w:tblPr/>
       <w:tcPr>
         <w:tcBorders>
-          <w:top w:val="double" w:color="000000" w:themeColor="text1" w:sz="4" w:space="0"/>
+          <w:top w:val="double" w:sz="4" w:space="0" w:color="000000" w:themeColor="text1"/>
         </w:tcBorders>
       </w:tcPr>
     </w:tblStylePr>
@@ -26229,12 +26503,12 @@
       <w:tblStyleRowBandSize w:val="1"/>
       <w:tblStyleColBandSize w:val="1"/>
       <w:tblBorders>
-        <w:top w:val="single" w:color="666666" w:themeColor="text1" w:themeTint="99" w:sz="4" w:space="0"/>
-        <w:left w:val="single" w:color="666666" w:themeColor="text1" w:themeTint="99" w:sz="4" w:space="0"/>
-        <w:bottom w:val="single" w:color="666666" w:themeColor="text1" w:themeTint="99" w:sz="4" w:space="0"/>
-        <w:right w:val="single" w:color="666666" w:themeColor="text1" w:themeTint="99" w:sz="4" w:space="0"/>
-        <w:insideH w:val="single" w:color="666666" w:themeColor="text1" w:themeTint="99" w:sz="4" w:space="0"/>
-        <w:insideV w:val="single" w:color="666666" w:themeColor="text1" w:themeTint="99" w:sz="4" w:space="0"/>
+        <w:top w:val="single" w:sz="4" w:space="0" w:color="666666" w:themeColor="text1" w:themeTint="99"/>
+        <w:left w:val="single" w:sz="4" w:space="0" w:color="666666" w:themeColor="text1" w:themeTint="99"/>
+        <w:bottom w:val="single" w:sz="4" w:space="0" w:color="666666" w:themeColor="text1" w:themeTint="99"/>
+        <w:right w:val="single" w:sz="4" w:space="0" w:color="666666" w:themeColor="text1" w:themeTint="99"/>
+        <w:insideH w:val="single" w:sz="4" w:space="0" w:color="666666" w:themeColor="text1" w:themeTint="99"/>
+        <w:insideV w:val="single" w:sz="4" w:space="0" w:color="666666" w:themeColor="text1" w:themeTint="99"/>
       </w:tblBorders>
     </w:tblPr>
     <w:tblStylePr w:type="firstRow">
@@ -26324,7 +26598,7 @@
       <w:tblPr/>
       <w:tcPr>
         <w:tcBorders>
-          <w:bottom w:val="single" w:color="666666" w:themeColor="text1" w:themeTint="99" w:sz="4" w:space="0"/>
+          <w:bottom w:val="single" w:sz="4" w:space="0" w:color="666666" w:themeColor="text1" w:themeTint="99"/>
         </w:tcBorders>
       </w:tcPr>
     </w:tblStylePr>
@@ -26332,7 +26606,7 @@
       <w:tblPr/>
       <w:tcPr>
         <w:tcBorders>
-          <w:bottom w:val="single" w:color="666666" w:themeColor="text1" w:themeTint="99" w:sz="4" w:space="0"/>
+          <w:bottom w:val="single" w:sz="4" w:space="0" w:color="666666" w:themeColor="text1" w:themeTint="99"/>
         </w:tcBorders>
       </w:tcPr>
     </w:tblStylePr>
@@ -26340,7 +26614,7 @@
       <w:tblPr/>
       <w:tcPr>
         <w:tcBorders>
-          <w:top w:val="single" w:color="666666" w:themeColor="text1" w:themeTint="99" w:sz="4" w:space="0"/>
+          <w:top w:val="single" w:sz="4" w:space="0" w:color="666666" w:themeColor="text1" w:themeTint="99"/>
         </w:tcBorders>
       </w:tcPr>
     </w:tblStylePr>
@@ -26348,7 +26622,7 @@
       <w:tblPr/>
       <w:tcPr>
         <w:tcBorders>
-          <w:top w:val="single" w:color="666666" w:themeColor="text1" w:themeTint="99" w:sz="4" w:space="0"/>
+          <w:top w:val="single" w:sz="4" w:space="0" w:color="666666" w:themeColor="text1" w:themeTint="99"/>
         </w:tcBorders>
       </w:tcPr>
     </w:tblStylePr>
@@ -26362,11 +26636,11 @@
       <w:tblStyleRowBandSize w:val="1"/>
       <w:tblStyleColBandSize w:val="1"/>
       <w:tblBorders>
-        <w:top w:val="single" w:color="666666" w:themeColor="text1" w:themeTint="99" w:sz="4" w:space="0"/>
-        <w:left w:val="single" w:color="666666" w:themeColor="text1" w:themeTint="99" w:sz="4" w:space="0"/>
-        <w:bottom w:val="single" w:color="666666" w:themeColor="text1" w:themeTint="99" w:sz="4" w:space="0"/>
-        <w:right w:val="single" w:color="666666" w:themeColor="text1" w:themeTint="99" w:sz="4" w:space="0"/>
-        <w:insideH w:val="single" w:color="666666" w:themeColor="text1" w:themeTint="99" w:sz="4" w:space="0"/>
+        <w:top w:val="single" w:sz="4" w:space="0" w:color="666666" w:themeColor="text1" w:themeTint="99"/>
+        <w:left w:val="single" w:sz="4" w:space="0" w:color="666666" w:themeColor="text1" w:themeTint="99"/>
+        <w:bottom w:val="single" w:sz="4" w:space="0" w:color="666666" w:themeColor="text1" w:themeTint="99"/>
+        <w:right w:val="single" w:sz="4" w:space="0" w:color="666666" w:themeColor="text1" w:themeTint="99"/>
+        <w:insideH w:val="single" w:sz="4" w:space="0" w:color="666666" w:themeColor="text1" w:themeTint="99"/>
       </w:tblBorders>
     </w:tblPr>
     <w:tblStylePr w:type="firstRow">
@@ -26378,10 +26652,10 @@
       <w:tblPr/>
       <w:tcPr>
         <w:tcBorders>
-          <w:top w:val="single" w:color="000000" w:themeColor="text1" w:sz="4" w:space="0"/>
-          <w:left w:val="single" w:color="000000" w:themeColor="text1" w:sz="4" w:space="0"/>
-          <w:bottom w:val="single" w:color="000000" w:themeColor="text1" w:sz="4" w:space="0"/>
-          <w:right w:val="single" w:color="000000" w:themeColor="text1" w:sz="4" w:space="0"/>
+          <w:top w:val="single" w:sz="4" w:space="0" w:color="000000" w:themeColor="text1"/>
+          <w:left w:val="single" w:sz="4" w:space="0" w:color="000000" w:themeColor="text1"/>
+          <w:bottom w:val="single" w:sz="4" w:space="0" w:color="000000" w:themeColor="text1"/>
+          <w:right w:val="single" w:sz="4" w:space="0" w:color="000000" w:themeColor="text1"/>
           <w:insideH w:val="nil"/>
         </w:tcBorders>
         <w:shd w:val="clear" w:color="auto" w:fill="000000" w:themeFill="text1"/>
@@ -26395,7 +26669,7 @@
       <w:tblPr/>
       <w:tcPr>
         <w:tcBorders>
-          <w:top w:val="double" w:color="666666" w:themeColor="text1" w:themeTint="99" w:sz="4" w:space="0"/>
+          <w:top w:val="double" w:sz="4" w:space="0" w:color="666666" w:themeColor="text1" w:themeTint="99"/>
         </w:tcBorders>
       </w:tcPr>
     </w:tblStylePr>
@@ -26424,13 +26698,13 @@
       </w:tcPr>
     </w:tblStylePr>
   </w:style>
-  <w:style w:type="table" w:styleId="NormalGrid" w:customStyle="1">
+  <w:style w:type="table" w:customStyle="1" w:styleId="NormalGrid">
     <w:name w:val="Normal Grid"/>
     <w:basedOn w:val="Tablanormal"/>
     <w:uiPriority w:val="39"/>
     <w:rsid w:val="009101E7"/>
     <w:rPr>
-      <w:rFonts w:ascii="Georgia" w:hAnsiTheme="minorHAnsi" w:eastAsiaTheme="minorHAnsi" w:cstheme="minorBidi"/>
+      <w:rFonts w:ascii="Georgia" w:eastAsiaTheme="minorHAnsi" w:hAnsiTheme="minorHAnsi" w:cstheme="minorBidi"/>
       <w:sz w:val="21"/>
       <w:szCs w:val="22"/>
       <w:lang w:val="es-ES"/>
@@ -26453,12 +26727,12 @@
       <w:tblStyleRowBandSize w:val="1"/>
       <w:tblStyleColBandSize w:val="1"/>
       <w:tblBorders>
-        <w:top w:val="single" w:color="666666" w:themeColor="text1" w:themeTint="99" w:sz="4" w:space="0"/>
-        <w:left w:val="single" w:color="666666" w:themeColor="text1" w:themeTint="99" w:sz="4" w:space="0"/>
-        <w:bottom w:val="single" w:color="666666" w:themeColor="text1" w:themeTint="99" w:sz="4" w:space="0"/>
-        <w:right w:val="single" w:color="666666" w:themeColor="text1" w:themeTint="99" w:sz="4" w:space="0"/>
-        <w:insideH w:val="single" w:color="666666" w:themeColor="text1" w:themeTint="99" w:sz="4" w:space="0"/>
-        <w:insideV w:val="single" w:color="666666" w:themeColor="text1" w:themeTint="99" w:sz="4" w:space="0"/>
+        <w:top w:val="single" w:sz="4" w:space="0" w:color="666666" w:themeColor="text1" w:themeTint="99"/>
+        <w:left w:val="single" w:sz="4" w:space="0" w:color="666666" w:themeColor="text1" w:themeTint="99"/>
+        <w:bottom w:val="single" w:sz="4" w:space="0" w:color="666666" w:themeColor="text1" w:themeTint="99"/>
+        <w:right w:val="single" w:sz="4" w:space="0" w:color="666666" w:themeColor="text1" w:themeTint="99"/>
+        <w:insideH w:val="single" w:sz="4" w:space="0" w:color="666666" w:themeColor="text1" w:themeTint="99"/>
+        <w:insideV w:val="single" w:sz="4" w:space="0" w:color="666666" w:themeColor="text1" w:themeTint="99"/>
       </w:tblBorders>
     </w:tblPr>
     <w:tblStylePr w:type="firstRow">
@@ -26470,10 +26744,10 @@
       <w:tblPr/>
       <w:tcPr>
         <w:tcBorders>
-          <w:top w:val="single" w:color="000000" w:themeColor="text1" w:sz="4" w:space="0"/>
-          <w:left w:val="single" w:color="000000" w:themeColor="text1" w:sz="4" w:space="0"/>
-          <w:bottom w:val="single" w:color="000000" w:themeColor="text1" w:sz="4" w:space="0"/>
-          <w:right w:val="single" w:color="000000" w:themeColor="text1" w:sz="4" w:space="0"/>
+          <w:top w:val="single" w:sz="4" w:space="0" w:color="000000" w:themeColor="text1"/>
+          <w:left w:val="single" w:sz="4" w:space="0" w:color="000000" w:themeColor="text1"/>
+          <w:bottom w:val="single" w:sz="4" w:space="0" w:color="000000" w:themeColor="text1"/>
+          <w:right w:val="single" w:sz="4" w:space="0" w:color="000000" w:themeColor="text1"/>
           <w:insideH w:val="nil"/>
           <w:insideV w:val="nil"/>
         </w:tcBorders>
@@ -26488,7 +26762,7 @@
       <w:tblPr/>
       <w:tcPr>
         <w:tcBorders>
-          <w:top w:val="double" w:color="000000" w:themeColor="text1" w:sz="4" w:space="0"/>
+          <w:top w:val="double" w:sz="4" w:space="0" w:color="000000" w:themeColor="text1"/>
         </w:tcBorders>
       </w:tcPr>
     </w:tblStylePr>
@@ -26859,10 +27133,6 @@
 </file>
 
 <file path=customXml/item1.xml><?xml version="1.0" encoding="utf-8"?>
-<b:Sources xmlns:b="http://schemas.openxmlformats.org/officeDocument/2006/bibliography" xmlns="http://schemas.openxmlformats.org/officeDocument/2006/bibliography" SelectedStyle="\APASixthEditionOfficeOnline.xsl" StyleName="APA" Version="6"/>
-</file>
-
-<file path=customXml/item2.xml><?xml version="1.0" encoding="utf-8"?>
 <?mso-contentType ?>
 <FormTemplates xmlns="http://schemas.microsoft.com/sharepoint/v3/contenttype/forms">
   <Display>DocumentLibraryForm</Display>
@@ -26871,7 +27141,37 @@
 </FormTemplates>
 </file>
 
+<file path=customXml/item2.xml><?xml version="1.0" encoding="utf-8"?>
+<b:Sources xmlns:b="http://schemas.openxmlformats.org/officeDocument/2006/bibliography" xmlns="http://schemas.openxmlformats.org/officeDocument/2006/bibliography" SelectedStyle="\APASixthEditionOfficeOnline.xsl" StyleName="APA" Version="6"/>
+</file>
+
 <file path=customXml/item3.xml><?xml version="1.0" encoding="utf-8"?>
+<p:properties xmlns:p="http://schemas.microsoft.com/office/2006/metadata/properties" xmlns:xsi="http://www.w3.org/2001/XMLSchema-instance" xmlns:pc="http://schemas.microsoft.com/office/infopath/2007/PartnerControls">
+  <documentManagement>
+    <TaxCatchAll xmlns="13c90a0b-73bc-4dc0-be5f-28d77b615beb" xsi:nil="true"/>
+    <lcf76f155ced4ddcb4097134ff3c332f xmlns="13c93bba-48ce-428c-bfe5-88b42c19b028">
+      <Terms xmlns="http://schemas.microsoft.com/office/infopath/2007/PartnerControls"/>
+    </lcf76f155ced4ddcb4097134ff3c332f>
+  </documentManagement>
+</p:properties>
+</file>
+
+<file path=customXml/item4.xml><?xml version="1.0" encoding="utf-8"?>
+<s:customData xmlns="http://www.wps.cn/officeDocument/2013/wpsCustomData" xmlns:s="http://www.wps.cn/officeDocument/2013/wpsCustomData">
+  <customSectProps/>
+  <customShpExts>
+    <customShpInfo spid="_x0000_s1026" textRotate="1"/>
+  </customShpExts>
+</s:customData>
+</file>
+
+<file path=customXml/item5.xml><?xml version="1.0" encoding="utf-8"?>
+<go:gDocsCustomXmlDataStorage xmlns:go="http://customooxmlschemas.google.com/" xmlns:r="http://schemas.openxmlformats.org/officeDocument/2006/relationships">
+  <go:docsCustomData xmlns:go="http://customooxmlschemas.google.com/" roundtripDataSignature="AMtx7mh3w1sXrKwdjzYCxjbwPkf7wsIk5w==">AMUW2mWhRc/xLonLdtoI8dz4BVu2GREgE7++Eme5Ko+W5/2G+QfXPKxV7NwLPPaJ77IM2LrlHDguxVZnDKcg4iQIvJIe+zJ9DBWjUaWFI+z0k4HbdiCFsJo=</go:docsCustomData>
+</go:gDocsCustomXmlDataStorage>
+</file>
+
+<file path=customXml/item6.xml><?xml version="1.0" encoding="utf-8"?>
 <ct:contentTypeSchema xmlns:ct="http://schemas.microsoft.com/office/2006/metadata/contentType" xmlns:ma="http://schemas.microsoft.com/office/2006/metadata/properties/metaAttributes" ct:_="" ma:_="" ma:contentTypeName="Documento" ma:contentTypeID="0x0101006A81D6BD42E8DF4C91013959704817E1" ma:contentTypeVersion="15" ma:contentTypeDescription="Crear nuevo documento." ma:contentTypeScope="" ma:versionID="bf4f72ffd194f0963ff564daca6869f7">
   <xsd:schema xmlns:xsd="http://www.w3.org/2001/XMLSchema" xmlns:xs="http://www.w3.org/2001/XMLSchema" xmlns:p="http://schemas.microsoft.com/office/2006/metadata/properties" xmlns:ns2="13c90a0b-73bc-4dc0-be5f-28d77b615beb" xmlns:ns3="13c93bba-48ce-428c-bfe5-88b42c19b028" targetNamespace="http://schemas.microsoft.com/office/2006/metadata/properties" ma:root="true" ma:fieldsID="8718d6f4873a5b1392a45044efa78385" ns2:_="" ns3:_="">
     <xsd:import namespace="13c90a0b-73bc-4dc0-be5f-28d77b615beb"/>
@@ -27106,33 +27406,15 @@
 </ct:contentTypeSchema>
 </file>
 
-<file path=customXml/item4.xml><?xml version="1.0" encoding="utf-8"?>
-<go:gDocsCustomXmlDataStorage xmlns:go="http://customooxmlschemas.google.com/" xmlns:r="http://schemas.openxmlformats.org/officeDocument/2006/relationships">
-  <go:docsCustomData xmlns:go="http://customooxmlschemas.google.com/" roundtripDataSignature="AMtx7mh3w1sXrKwdjzYCxjbwPkf7wsIk5w==">AMUW2mWhRc/xLonLdtoI8dz4BVu2GREgE7++Eme5Ko+W5/2G+QfXPKxV7NwLPPaJ77IM2LrlHDguxVZnDKcg4iQIvJIe+zJ9DBWjUaWFI+z0k4HbdiCFsJo=</go:docsCustomData>
-</go:gDocsCustomXmlDataStorage>
+<file path=customXml/itemProps1.xml><?xml version="1.0" encoding="utf-8"?>
+<ds:datastoreItem xmlns:ds="http://schemas.openxmlformats.org/officeDocument/2006/customXml" ds:itemID="{83102ECF-E44F-4F73-A78F-FE313D1BFB9A}">
+  <ds:schemaRefs>
+    <ds:schemaRef ds:uri="http://schemas.microsoft.com/sharepoint/v3/contenttype/forms"/>
+  </ds:schemaRefs>
+</ds:datastoreItem>
 </file>
 
-<file path=customXml/item5.xml><?xml version="1.0" encoding="utf-8"?>
-<s:customData xmlns="http://www.wps.cn/officeDocument/2013/wpsCustomData" xmlns:s="http://www.wps.cn/officeDocument/2013/wpsCustomData">
-  <customSectProps/>
-  <customShpExts>
-    <customShpInfo spid="_x0000_s1026" textRotate="1"/>
-  </customShpExts>
-</s:customData>
-</file>
-
-<file path=customXml/item6.xml><?xml version="1.0" encoding="utf-8"?>
-<p:properties xmlns:p="http://schemas.microsoft.com/office/2006/metadata/properties" xmlns:xsi="http://www.w3.org/2001/XMLSchema-instance" xmlns:pc="http://schemas.microsoft.com/office/infopath/2007/PartnerControls">
-  <documentManagement>
-    <TaxCatchAll xmlns="13c90a0b-73bc-4dc0-be5f-28d77b615beb" xsi:nil="true"/>
-    <lcf76f155ced4ddcb4097134ff3c332f xmlns="13c93bba-48ce-428c-bfe5-88b42c19b028">
-      <Terms xmlns="http://schemas.microsoft.com/office/infopath/2007/PartnerControls"/>
-    </lcf76f155ced4ddcb4097134ff3c332f>
-  </documentManagement>
-</p:properties>
-</file>
-
-<file path=customXml/itemProps1.xml><?xml version="1.0" encoding="utf-8"?>
+<file path=customXml/itemProps2.xml><?xml version="1.0" encoding="utf-8"?>
 <ds:datastoreItem xmlns:ds="http://schemas.openxmlformats.org/officeDocument/2006/customXml" ds:itemID="{36078BE2-40FD-4E22-88A7-B85C25A1B85C}">
   <ds:schemaRefs>
     <ds:schemaRef ds:uri="http://schemas.openxmlformats.org/officeDocument/2006/bibliography"/>
@@ -27140,15 +27422,35 @@
 </ds:datastoreItem>
 </file>
 
-<file path=customXml/itemProps2.xml><?xml version="1.0" encoding="utf-8"?>
-<ds:datastoreItem xmlns:ds="http://schemas.openxmlformats.org/officeDocument/2006/customXml" ds:itemID="{83102ECF-E44F-4F73-A78F-FE313D1BFB9A}">
+<file path=customXml/itemProps3.xml><?xml version="1.0" encoding="utf-8"?>
+<ds:datastoreItem xmlns:ds="http://schemas.openxmlformats.org/officeDocument/2006/customXml" ds:itemID="{9D9B1A75-0210-4935-8179-95DF20A26AD1}">
   <ds:schemaRefs>
-    <ds:schemaRef ds:uri="http://schemas.microsoft.com/sharepoint/v3/contenttype/forms"/>
+    <ds:schemaRef ds:uri="http://schemas.microsoft.com/office/2006/metadata/properties"/>
+    <ds:schemaRef ds:uri="http://schemas.microsoft.com/office/infopath/2007/PartnerControls"/>
+    <ds:schemaRef ds:uri="13c90a0b-73bc-4dc0-be5f-28d77b615beb"/>
+    <ds:schemaRef ds:uri="13c93bba-48ce-428c-bfe5-88b42c19b028"/>
   </ds:schemaRefs>
 </ds:datastoreItem>
 </file>
 
-<file path=customXml/itemProps3.xml><?xml version="1.0" encoding="utf-8"?>
+<file path=customXml/itemProps4.xml><?xml version="1.0" encoding="utf-8"?>
+<ds:datastoreItem xmlns:ds="http://schemas.openxmlformats.org/officeDocument/2006/customXml" ds:itemID="{B1977F7D-205B-4081-913C-38D41E755F92}">
+  <ds:schemaRefs>
+    <ds:schemaRef ds:uri="http://www.wps.cn/officeDocument/2013/wpsCustomData"/>
+  </ds:schemaRefs>
+</ds:datastoreItem>
+</file>
+
+<file path=customXml/itemProps5.xml><?xml version="1.0" encoding="utf-8"?>
+<ds:datastoreItem xmlns:ds="http://schemas.openxmlformats.org/officeDocument/2006/customXml" ds:itemID="{11111111-1234-1234-1234-123412341234}">
+  <ds:schemaRefs>
+    <ds:schemaRef ds:uri="http://customooxmlschemas.google.com/"/>
+    <ds:schemaRef ds:uri="http://schemas.openxmlformats.org/officeDocument/2006/relationships"/>
+  </ds:schemaRefs>
+</ds:datastoreItem>
+</file>
+
+<file path=customXml/itemProps6.xml><?xml version="1.0" encoding="utf-8"?>
 <ds:datastoreItem xmlns:ds="http://schemas.openxmlformats.org/officeDocument/2006/customXml" ds:itemID="{0A6C953F-C60A-4C49-8F24-C89DACAA405E}">
   <ds:schemaRefs>
     <ds:schemaRef ds:uri="http://schemas.microsoft.com/office/2006/metadata/contentType"/>
@@ -27165,32 +27467,4 @@
     <ds:schemaRef ds:uri="http://schemas.microsoft.com/internal/obd"/>
   </ds:schemaRefs>
 </ds:datastoreItem>
-</file>
-
-<file path=customXml/itemProps4.xml><?xml version="1.0" encoding="utf-8"?>
-<ds:datastoreItem xmlns:ds="http://schemas.openxmlformats.org/officeDocument/2006/customXml" ds:itemID="{11111111-1234-1234-1234-123412341234}">
-  <ds:schemaRefs>
-    <ds:schemaRef ds:uri="http://customooxmlschemas.google.com/"/>
-    <ds:schemaRef ds:uri="http://schemas.openxmlformats.org/officeDocument/2006/relationships"/>
-  </ds:schemaRefs>
-</ds:datastoreItem>
-</file>
-
-<file path=customXml/itemProps5.xml><?xml version="1.0" encoding="utf-8"?>
-<ds:datastoreItem xmlns:ds="http://schemas.openxmlformats.org/officeDocument/2006/customXml" ds:itemID="{B1977F7D-205B-4081-913C-38D41E755F92}">
-  <ds:schemaRefs>
-    <ds:schemaRef ds:uri="http://www.wps.cn/officeDocument/2013/wpsCustomData"/>
-  </ds:schemaRefs>
-</ds:datastoreItem>
-</file>
-
-<file path=customXml/itemProps6.xml><?xml version="1.0" encoding="utf-8"?>
-<ds:datastoreItem xmlns:ds="http://schemas.openxmlformats.org/officeDocument/2006/customXml" ds:itemID="{9D9B1A75-0210-4935-8179-95DF20A26AD1}">
-  <ds:schemaRefs>
-    <ds:schemaRef ds:uri="http://schemas.microsoft.com/office/2006/metadata/properties"/>
-    <ds:schemaRef ds:uri="http://schemas.microsoft.com/office/infopath/2007/PartnerControls"/>
-    <ds:schemaRef ds:uri="13c90a0b-73bc-4dc0-be5f-28d77b615beb"/>
-    <ds:schemaRef ds:uri="13c93bba-48ce-428c-bfe5-88b42c19b028"/>
-  </ds:schemaRefs>
-</ds:datastoreItem>
 </file>